--- a/Jaarplanner_mentorlessen_havo4_hele_klas_2026-2027.docx
+++ b/Jaarplanner_mentorlessen_havo4_hele_klas_2026-2027.docx
@@ -617,6 +617,113 @@
           <w:szCs w:val="20"/>
         </w:rPr>
         <w:t xml:space="preserve">Bij een gespreksmoment gaat de tool op slot. De leerling ziet dan een aanvraagcode (bijvoorbeeld 9-K7F3) en bereidt het gesprek voor in drie vragen. Na het gesprek typ jij de aanvraagcode en je pincode op de mentorpagina, en je geeft de leerling de vrijgavecode. Die code werkt alleen voor die leerling. Een leerling kan het gesprek al eerder hebben; hij ziet het in de lessen ervoor aankomen. Een MOL-gesprek mag meetellen. Standaard liggen de momenten vóór les 9, 17, 25: eind november, begin februari en half mei. Houd minstens acht lessen tussen twee momenten, anders haal je niet iedereen.</w:t>
+      </w:r>
+    </w:p>
+    <w:p>
+      <w:pPr>
+        <w:pStyle w:val="Heading2"/>
+        <w:keepNext/>
+        <w:spacing w:after="100" w:before="200"/>
+      </w:pPr>
+      <w:r>
+        <w:rPr>
+          <w:rFonts w:ascii="Calibri" w:cs="Calibri" w:eastAsia="Calibri" w:hAnsi="Calibri"/>
+        </w:rPr>
+        <w:t xml:space="preserve">Lessen inkorten of doorschuiven</w:t>
+      </w:r>
+    </w:p>
+    <w:p>
+      <w:pPr>
+        <w:spacing w:after="100" w:before="0" w:line="276"/>
+      </w:pPr>
+      <w:r>
+        <w:rPr>
+          <w:rFonts w:ascii="Calibri" w:cs="Calibri" w:eastAsia="Calibri" w:hAnsi="Calibri"/>
+          <w:color w:val="1F2328"/>
+          <w:sz w:val="20"/>
+          <w:szCs w:val="20"/>
+        </w:rPr>
+        <w:t xml:space="preserve">Word je ziek, valt een les uit of gaat er iets in de klas voor, dan pas je de planning aan op de pagina </w:t>
+      </w:r>
+      <w:r>
+        <w:rPr>
+          <w:rFonts w:ascii="Calibri" w:cs="Calibri" w:eastAsia="Calibri" w:hAnsi="Calibri"/>
+          <w:b/>
+          <w:bCs/>
+          <w:color w:val="1F2328"/>
+          <w:sz w:val="20"/>
+          <w:szCs w:val="20"/>
+        </w:rPr>
+        <w:t xml:space="preserve">Planning aanpassen</w:t>
+      </w:r>
+      <w:r>
+        <w:rPr>
+          <w:rFonts w:ascii="Calibri" w:cs="Calibri" w:eastAsia="Calibri" w:hAnsi="Calibri"/>
+          <w:color w:val="1F2328"/>
+          <w:sz w:val="20"/>
+          <w:szCs w:val="20"/>
+        </w:rPr>
+        <w:t xml:space="preserve"> in het mentorportaal. Per les kies je: </w:t>
+      </w:r>
+      <w:r>
+        <w:rPr>
+          <w:rFonts w:ascii="Calibri" w:cs="Calibri" w:eastAsia="Calibri" w:hAnsi="Calibri"/>
+          <w:b/>
+          <w:bCs/>
+          <w:color w:val="1F2328"/>
+          <w:sz w:val="20"/>
+          <w:szCs w:val="20"/>
+        </w:rPr>
+        <w:t xml:space="preserve">kort</w:t>
+      </w:r>
+      <w:r>
+        <w:rPr>
+          <w:rFonts w:ascii="Calibri" w:cs="Calibri" w:eastAsia="Calibri" w:hAnsi="Calibri"/>
+          <w:color w:val="1F2328"/>
+          <w:sz w:val="20"/>
+          <w:szCs w:val="20"/>
+        </w:rPr>
+        <w:t xml:space="preserve"> (alleen de kern, ongeveer tien minuten), </w:t>
+      </w:r>
+      <w:r>
+        <w:rPr>
+          <w:rFonts w:ascii="Calibri" w:cs="Calibri" w:eastAsia="Calibri" w:hAnsi="Calibri"/>
+          <w:b/>
+          <w:bCs/>
+          <w:color w:val="1F2328"/>
+          <w:sz w:val="20"/>
+          <w:szCs w:val="20"/>
+        </w:rPr>
+        <w:t xml:space="preserve">samenvoegen met de volgende les</w:t>
+      </w:r>
+      <w:r>
+        <w:rPr>
+          <w:rFonts w:ascii="Calibri" w:cs="Calibri" w:eastAsia="Calibri" w:hAnsi="Calibri"/>
+          <w:color w:val="1F2328"/>
+          <w:sz w:val="20"/>
+          <w:szCs w:val="20"/>
+        </w:rPr>
+        <w:t xml:space="preserve"> (die les wordt dan kort en bevat de kern van beide) of </w:t>
+      </w:r>
+      <w:r>
+        <w:rPr>
+          <w:rFonts w:ascii="Calibri" w:cs="Calibri" w:eastAsia="Calibri" w:hAnsi="Calibri"/>
+          <w:b/>
+          <w:bCs/>
+          <w:color w:val="1F2328"/>
+          <w:sz w:val="20"/>
+          <w:szCs w:val="20"/>
+        </w:rPr>
+        <w:t xml:space="preserve">zelfstandig</w:t>
+      </w:r>
+      <w:r>
+        <w:rPr>
+          <w:rFonts w:ascii="Calibri" w:cs="Calibri" w:eastAsia="Calibri" w:hAnsi="Calibri"/>
+          <w:color w:val="1F2328"/>
+          <w:sz w:val="20"/>
+          <w:szCs w:val="20"/>
+        </w:rPr>
+        <w:t xml:space="preserve"> (de les gaat door zonder mentor). Je plakt je huidige klaslink, kiest de aanpassingen en zet de nieuwe klaslink in Teams. Het werk van leerlingen blijft staan. Schuif lessen met een deadline liever niet door maar maak ze kort: de jaarlijn hangt vast aan de toetsweken en MOL-gesprekken. Bij onverwachte ziekte hoef je niets te doen; leerlingen kunnen elke les zelfstandig maken.</w:t>
       </w:r>
     </w:p>
     <w:p>

--- a/Jaarplanner_mentorlessen_havo4_hele_klas_2026-2027.docx
+++ b/Jaarplanner_mentorlessen_havo4_hele_klas_2026-2027.docx
@@ -266,7 +266,7 @@
                 <w:sz w:val="18"/>
                 <w:szCs w:val="18"/>
               </w:rPr>
-              <w:t xml:space="preserve">0 – 5</w:t>
+              <w:t xml:space="preserve">0 – 7</w:t>
             </w:r>
           </w:p>
         </w:tc>
@@ -298,7 +298,7 @@
                 <w:sz w:val="18"/>
                 <w:szCs w:val="18"/>
               </w:rPr>
-              <w:t xml:space="preserve">Binnenkomen. Leerlingen openen de les van deze week in de tool en doen stap 1: terugkijken op hun volgende stap van vorige keer en hun doelen.</w:t>
+              <w:t xml:space="preserve">Opener voor de groepsvorming: de werkvorm van deze week (zie de tabel en de pagina Groepsvorming). Daarna openen leerlingen de les van deze week in de tool en kijken ze terug op hun volgende stap van vorige keer.</w:t>
             </w:r>
           </w:p>
         </w:tc>
@@ -337,7 +337,7 @@
                 <w:sz w:val="18"/>
                 <w:szCs w:val="18"/>
               </w:rPr>
-              <w:t xml:space="preserve">5 – 15</w:t>
+              <w:t xml:space="preserve">7 – 15</w:t>
             </w:r>
           </w:p>
         </w:tc>
@@ -440,7 +440,7 @@
                 <w:sz w:val="18"/>
                 <w:szCs w:val="18"/>
               </w:rPr>
-              <w:t xml:space="preserve">Leerlingen werken zelfstandig of in duo’s. De mentor voert ongeveer vier gesprekjes van vijf minuten.</w:t>
+              <w:t xml:space="preserve">Leerlingen werken zelfstandig of in duo’s. De mentor voert ongeveer vier gesprekjes van vijf minuten. Wie klaar is met de lesopdracht, werkt aan de lijn studievaardigheden.</w:t>
             </w:r>
           </w:p>
         </w:tc>
@@ -558,6 +558,4268 @@
         <w:t xml:space="preserve">In een les met de hele klas lukken er drie à vier gesprekjes van vijf minuten. In acht lessen spreek je zo ongeveer dertig leerlingen apart, naast de drie MOL-gesprekken. Kies wie je spreekt niet alleen op volgorde, maar ook op signalen: een vak dat op 1 of 2 staat bij ‘klaar’, een groot verschil tussen verwacht en behaald cijfer, een doel dat niet loopt, een gedeelde lage score op welbevinden of een punt uit de leerlingbespreking.</w:t>
       </w:r>
     </w:p>
+    <w:p>
+      <w:pPr>
+        <w:pStyle w:val="Heading2"/>
+        <w:keepNext/>
+        <w:spacing w:after="100" w:before="200"/>
+      </w:pPr>
+      <w:r>
+        <w:rPr>
+          <w:rFonts w:ascii="Calibri" w:cs="Calibri" w:eastAsia="Calibri" w:hAnsi="Calibri"/>
+        </w:rPr>
+        <w:t xml:space="preserve">MOL-gesprekken: de leerling is aan het woord</w:t>
+      </w:r>
+    </w:p>
+    <w:p>
+      <w:pPr>
+        <w:spacing w:after="100" w:before="0" w:line="276"/>
+      </w:pPr>
+      <w:r>
+        <w:rPr>
+          <w:rFonts w:ascii="Calibri" w:cs="Calibri" w:eastAsia="Calibri" w:hAnsi="Calibri"/>
+          <w:color w:val="1F2328"/>
+          <w:sz w:val="20"/>
+          <w:szCs w:val="20"/>
+        </w:rPr>
+        <w:t xml:space="preserve">Vóór elk MOL-gesprek bereidt de leerling het gesprek voor in de tool: zijn plan in één zin, twee argumenten met bewijs (een cijfer, een meting, feedback of een concreet moment), wat kan tegenzitten en wat hij van de mentor en van thuis vraagt. Dat wordt een </w:t>
+      </w:r>
+      <w:r>
+        <w:rPr>
+          <w:rFonts w:ascii="Calibri" w:cs="Calibri" w:eastAsia="Calibri" w:hAnsi="Calibri"/>
+          <w:b/>
+          <w:bCs/>
+          <w:color w:val="1F2328"/>
+          <w:sz w:val="20"/>
+          <w:szCs w:val="20"/>
+        </w:rPr>
+        <w:t xml:space="preserve">spiekkaart</w:t>
+      </w:r>
+      <w:r>
+        <w:rPr>
+          <w:rFonts w:ascii="Calibri" w:cs="Calibri" w:eastAsia="Calibri" w:hAnsi="Calibri"/>
+          <w:color w:val="1F2328"/>
+          <w:sz w:val="20"/>
+          <w:szCs w:val="20"/>
+        </w:rPr>
+        <w:t xml:space="preserve"> die hij meeneemt. In het gesprek vertelt de leerling eerst zijn plan, ongeveer vijf minuten. De mentor vraagt door op het bewijs (“Hoe weet je dat?”) en op het tegenargument (“Wat doe je als het misgaat?”) en vult pas aan het eind aan. Na het gesprek vult de leerling de afspraken in en kijkt hij terug op hoe hij het gesprek voerde.</w:t>
+      </w:r>
+    </w:p>
+    <w:p>
+      <w:pPr>
+        <w:pStyle w:val="Heading2"/>
+        <w:keepNext/>
+        <w:spacing w:after="100" w:before="200"/>
+      </w:pPr>
+      <w:r>
+        <w:rPr>
+          <w:rFonts w:ascii="Calibri" w:cs="Calibri" w:eastAsia="Calibri" w:hAnsi="Calibri"/>
+        </w:rPr>
+        <w:t xml:space="preserve">Ouders erbij: de driehoek</w:t>
+      </w:r>
+    </w:p>
+    <w:p>
+      <w:pPr>
+        <w:spacing w:after="100" w:before="0" w:line="276"/>
+      </w:pPr>
+      <w:r>
+        <w:rPr>
+          <w:rFonts w:ascii="Calibri" w:cs="Calibri" w:eastAsia="Calibri" w:hAnsi="Calibri"/>
+          <w:color w:val="1F2328"/>
+          <w:sz w:val="20"/>
+          <w:szCs w:val="20"/>
+        </w:rPr>
+        <w:t xml:space="preserve">Vóór elk MOL-gesprek en na elke toetsweek laat de leerling zijn werk thuis zien. De ouder of verzorger typt zelf een korte reactie in de tool: wat herkent u, wat ziet u thuis, welke vraag heeft u? Die reactie komt in de PDF, gemarkeerd als ingevuld door de ouder, en telt niet mee in de typtijd van de leerling. In de spiegel (week 4 – 5) is de ouder een van de drie feedbackgevers. Zo weten leerling, ouder en mentor vóór het MOL-gesprek waar het over gaat. Leg dit uit op de kennismakingsavond of bij MOL-gesprek 1. Alles blijft op het apparaat van de leerling.</w:t>
+      </w:r>
+    </w:p>
+    <w:p>
+      <w:pPr>
+        <w:pStyle w:val="Heading2"/>
+        <w:keepNext/>
+        <w:spacing w:after="100" w:before="200"/>
+      </w:pPr>
+      <w:r>
+        <w:rPr>
+          <w:rFonts w:ascii="Calibri" w:cs="Calibri" w:eastAsia="Calibri" w:hAnsi="Calibri"/>
+        </w:rPr>
+        <w:t xml:space="preserve">Studievaardigheden en executieve functies</w:t>
+      </w:r>
+    </w:p>
+    <w:p>
+      <w:pPr>
+        <w:spacing w:after="100" w:before="0" w:line="276"/>
+      </w:pPr>
+      <w:r>
+        <w:rPr>
+          <w:rFonts w:ascii="Calibri" w:cs="Calibri" w:eastAsia="Calibri" w:hAnsi="Calibri"/>
+          <w:color w:val="1F2328"/>
+          <w:sz w:val="20"/>
+          <w:szCs w:val="20"/>
+        </w:rPr>
+        <w:t xml:space="preserve">Wie klaar is met de lesopdracht, werkt in de tool aan de lijn </w:t>
+      </w:r>
+      <w:r>
+        <w:rPr>
+          <w:rFonts w:ascii="Calibri" w:cs="Calibri" w:eastAsia="Calibri" w:hAnsi="Calibri"/>
+          <w:b/>
+          <w:bCs/>
+          <w:color w:val="1F2328"/>
+          <w:sz w:val="20"/>
+          <w:szCs w:val="20"/>
+        </w:rPr>
+        <w:t xml:space="preserve">studievaardigheden</w:t>
+      </w:r>
+      <w:r>
+        <w:rPr>
+          <w:rFonts w:ascii="Calibri" w:cs="Calibri" w:eastAsia="Calibri" w:hAnsi="Calibri"/>
+          <w:color w:val="1F2328"/>
+          <w:sz w:val="20"/>
+          <w:szCs w:val="20"/>
+        </w:rPr>
+        <w:t xml:space="preserve">. Juist leerlingen die langzaam werken hebben er het meest aan; stel daarom de nulmeting en de eindkeuze voor iedereen verplicht en de drie rondes voor wie tijd heeft. In de nulmeting scoort de leerling zichzelf op zeven executieve functies (impulsbeheersing, werkgeheugen, op gang komen, volgehouden aandacht, plannen en prioriteren, timemanagement, zelfmonitoring) en beschrijft hij hoe hij nu leert, met bewijs of argumenten. Daarna volgen drie rondes: een nieuwe manier onderzoeken en kiezen, oefenen met een logboek, het proces beschrijven en met bewijs beoordelen. Elke ronde wordt getest in een toetsweek. Na de derde ronde kiest de leerling één manier voor de lange termijn.</w:t>
+      </w:r>
+    </w:p>
+    <w:tbl>
+      <w:tblPr>
+        <w:tblW w:type="dxa" w:w="15398"/>
+        <w:tblBorders>
+          <w:top w:val="single" w:color="auto" w:sz="4"/>
+          <w:left w:val="single" w:color="auto" w:sz="4"/>
+          <w:bottom w:val="single" w:color="auto" w:sz="4"/>
+          <w:right w:val="single" w:color="auto" w:sz="4"/>
+          <w:insideH w:val="single" w:color="auto" w:sz="4"/>
+          <w:insideV w:val="single" w:color="auto" w:sz="4"/>
+        </w:tblBorders>
+      </w:tblPr>
+      <w:tblGrid>
+        <w:gridCol w:w="3200"/>
+        <w:gridCol w:w="3600"/>
+        <w:gridCol w:w="8598"/>
+      </w:tblGrid>
+      <w:tr>
+        <w:trPr>
+          <w:cantSplit/>
+          <w:tblHeader/>
+        </w:trPr>
+        <w:tc>
+          <w:tcPr>
+            <w:tcW w:type="dxa" w:w="3200"/>
+            <w:tcBorders>
+              <w:top w:val="single" w:color="C9C4B5" w:sz="4"/>
+              <w:left w:val="single" w:color="C9C4B5" w:sz="4"/>
+              <w:bottom w:val="single" w:color="C9C4B5" w:sz="4"/>
+              <w:right w:val="single" w:color="C9C4B5" w:sz="4"/>
+            </w:tcBorders>
+            <w:shd w:fill="1D5C63" w:color="auto" w:val="clear"/>
+            <w:tcMar>
+              <w:top w:type="dxa" w:w="60"/>
+              <w:left w:type="dxa" w:w="90"/>
+              <w:bottom w:type="dxa" w:w="60"/>
+              <w:right w:type="dxa" w:w="90"/>
+            </w:tcMar>
+            <w:vAlign w:val="top"/>
+          </w:tcPr>
+          <w:p>
+            <w:pPr>
+              <w:spacing w:after="40"/>
+            </w:pPr>
+            <w:r>
+              <w:rPr>
+                <w:rFonts w:ascii="Calibri" w:cs="Calibri" w:eastAsia="Calibri" w:hAnsi="Calibri"/>
+                <w:b/>
+                <w:bCs/>
+                <w:color w:val="FFFFFF"/>
+                <w:sz w:val="18"/>
+                <w:szCs w:val="18"/>
+              </w:rPr>
+              <w:t xml:space="preserve">Stap</w:t>
+            </w:r>
+          </w:p>
+        </w:tc>
+        <w:tc>
+          <w:tcPr>
+            <w:tcW w:type="dxa" w:w="3600"/>
+            <w:tcBorders>
+              <w:top w:val="single" w:color="C9C4B5" w:sz="4"/>
+              <w:left w:val="single" w:color="C9C4B5" w:sz="4"/>
+              <w:bottom w:val="single" w:color="C9C4B5" w:sz="4"/>
+              <w:right w:val="single" w:color="C9C4B5" w:sz="4"/>
+            </w:tcBorders>
+            <w:shd w:fill="1D5C63" w:color="auto" w:val="clear"/>
+            <w:tcMar>
+              <w:top w:type="dxa" w:w="60"/>
+              <w:left w:type="dxa" w:w="90"/>
+              <w:bottom w:type="dxa" w:w="60"/>
+              <w:right w:type="dxa" w:w="90"/>
+            </w:tcMar>
+            <w:vAlign w:val="top"/>
+          </w:tcPr>
+          <w:p>
+            <w:pPr>
+              <w:spacing w:after="40"/>
+            </w:pPr>
+            <w:r>
+              <w:rPr>
+                <w:rFonts w:ascii="Calibri" w:cs="Calibri" w:eastAsia="Calibri" w:hAnsi="Calibri"/>
+                <w:b/>
+                <w:bCs/>
+                <w:color w:val="FFFFFF"/>
+                <w:sz w:val="18"/>
+                <w:szCs w:val="18"/>
+              </w:rPr>
+              <w:t xml:space="preserve">Richttijd</w:t>
+            </w:r>
+          </w:p>
+        </w:tc>
+        <w:tc>
+          <w:tcPr>
+            <w:tcW w:type="dxa" w:w="8598"/>
+            <w:tcBorders>
+              <w:top w:val="single" w:color="C9C4B5" w:sz="4"/>
+              <w:left w:val="single" w:color="C9C4B5" w:sz="4"/>
+              <w:bottom w:val="single" w:color="C9C4B5" w:sz="4"/>
+              <w:right w:val="single" w:color="C9C4B5" w:sz="4"/>
+            </w:tcBorders>
+            <w:shd w:fill="1D5C63" w:color="auto" w:val="clear"/>
+            <w:tcMar>
+              <w:top w:type="dxa" w:w="60"/>
+              <w:left w:type="dxa" w:w="90"/>
+              <w:bottom w:type="dxa" w:w="60"/>
+              <w:right w:type="dxa" w:w="90"/>
+            </w:tcMar>
+            <w:vAlign w:val="top"/>
+          </w:tcPr>
+          <w:p>
+            <w:pPr>
+              <w:spacing w:after="40"/>
+            </w:pPr>
+            <w:r>
+              <w:rPr>
+                <w:rFonts w:ascii="Calibri" w:cs="Calibri" w:eastAsia="Calibri" w:hAnsi="Calibri"/>
+                <w:b/>
+                <w:bCs/>
+                <w:color w:val="FFFFFF"/>
+                <w:sz w:val="18"/>
+                <w:szCs w:val="18"/>
+              </w:rPr>
+              <w:t xml:space="preserve">Wat doet de leerling</w:t>
+            </w:r>
+          </w:p>
+        </w:tc>
+      </w:tr>
+      <w:tr>
+        <w:trPr>
+          <w:cantSplit/>
+        </w:trPr>
+        <w:tc>
+          <w:tcPr>
+            <w:tcW w:type="dxa" w:w="3200"/>
+            <w:tcBorders>
+              <w:top w:val="single" w:color="C9C4B5" w:sz="4"/>
+              <w:left w:val="single" w:color="C9C4B5" w:sz="4"/>
+              <w:bottom w:val="single" w:color="C9C4B5" w:sz="4"/>
+              <w:right w:val="single" w:color="C9C4B5" w:sz="4"/>
+            </w:tcBorders>
+            <w:shd w:fill="F8EFD2" w:color="auto" w:val="clear"/>
+            <w:tcMar>
+              <w:top w:type="dxa" w:w="60"/>
+              <w:left w:type="dxa" w:w="90"/>
+              <w:bottom w:type="dxa" w:w="60"/>
+              <w:right w:type="dxa" w:w="90"/>
+            </w:tcMar>
+            <w:vAlign w:val="top"/>
+          </w:tcPr>
+          <w:p>
+            <w:pPr>
+              <w:spacing w:after="40"/>
+            </w:pPr>
+            <w:r>
+              <w:rPr>
+                <w:rFonts w:ascii="Calibri" w:cs="Calibri" w:eastAsia="Calibri" w:hAnsi="Calibri"/>
+                <w:b/>
+                <w:bCs/>
+                <w:color w:val="1F2328"/>
+                <w:sz w:val="18"/>
+                <w:szCs w:val="18"/>
+              </w:rPr>
+              <w:t xml:space="preserve">Nulmeting</w:t>
+            </w:r>
+          </w:p>
+        </w:tc>
+        <w:tc>
+          <w:tcPr>
+            <w:tcW w:type="dxa" w:w="3600"/>
+            <w:tcBorders>
+              <w:top w:val="single" w:color="C9C4B5" w:sz="4"/>
+              <w:left w:val="single" w:color="C9C4B5" w:sz="4"/>
+              <w:bottom w:val="single" w:color="C9C4B5" w:sz="4"/>
+              <w:right w:val="single" w:color="C9C4B5" w:sz="4"/>
+            </w:tcBorders>
+            <w:tcMar>
+              <w:top w:type="dxa" w:w="60"/>
+              <w:left w:type="dxa" w:w="90"/>
+              <w:bottom w:type="dxa" w:w="60"/>
+              <w:right w:type="dxa" w:w="90"/>
+            </w:tcMar>
+            <w:vAlign w:val="top"/>
+          </w:tcPr>
+          <w:p>
+            <w:pPr>
+              <w:spacing w:after="40"/>
+            </w:pPr>
+            <w:r>
+              <w:rPr>
+                <w:rFonts w:ascii="Calibri" w:cs="Calibri" w:eastAsia="Calibri" w:hAnsi="Calibri"/>
+                <w:color w:val="1F2328"/>
+                <w:sz w:val="18"/>
+                <w:szCs w:val="18"/>
+              </w:rPr>
+              <w:t xml:space="preserve">september en begin oktober</w:t>
+            </w:r>
+          </w:p>
+        </w:tc>
+        <w:tc>
+          <w:tcPr>
+            <w:tcW w:type="dxa" w:w="8598"/>
+            <w:tcBorders>
+              <w:top w:val="single" w:color="C9C4B5" w:sz="4"/>
+              <w:left w:val="single" w:color="C9C4B5" w:sz="4"/>
+              <w:bottom w:val="single" w:color="C9C4B5" w:sz="4"/>
+              <w:right w:val="single" w:color="C9C4B5" w:sz="4"/>
+            </w:tcBorders>
+            <w:tcMar>
+              <w:top w:type="dxa" w:w="60"/>
+              <w:left w:type="dxa" w:w="90"/>
+              <w:bottom w:type="dxa" w:w="60"/>
+              <w:right w:type="dxa" w:w="90"/>
+            </w:tcMar>
+            <w:vAlign w:val="top"/>
+          </w:tcPr>
+          <w:p>
+            <w:pPr>
+              <w:spacing w:after="40"/>
+            </w:pPr>
+            <w:r>
+              <w:rPr>
+                <w:rFonts w:ascii="Calibri" w:cs="Calibri" w:eastAsia="Calibri" w:hAnsi="Calibri"/>
+                <w:color w:val="1F2328"/>
+                <w:sz w:val="18"/>
+                <w:szCs w:val="18"/>
+              </w:rPr>
+              <w:t xml:space="preserve">Zelfscan zeven executieve functies; twee of drie eigen manieren van leren met succes en bewijs; conclusie.</w:t>
+            </w:r>
+          </w:p>
+        </w:tc>
+      </w:tr>
+      <w:tr>
+        <w:trPr>
+          <w:cantSplit/>
+        </w:trPr>
+        <w:tc>
+          <w:tcPr>
+            <w:tcW w:type="dxa" w:w="3200"/>
+            <w:tcBorders>
+              <w:top w:val="single" w:color="C9C4B5" w:sz="4"/>
+              <w:left w:val="single" w:color="C9C4B5" w:sz="4"/>
+              <w:bottom w:val="single" w:color="C9C4B5" w:sz="4"/>
+              <w:right w:val="single" w:color="C9C4B5" w:sz="4"/>
+            </w:tcBorders>
+            <w:shd w:fill="F8EFD2" w:color="auto" w:val="clear"/>
+            <w:tcMar>
+              <w:top w:type="dxa" w:w="60"/>
+              <w:left w:type="dxa" w:w="90"/>
+              <w:bottom w:type="dxa" w:w="60"/>
+              <w:right w:type="dxa" w:w="90"/>
+            </w:tcMar>
+            <w:vAlign w:val="top"/>
+          </w:tcPr>
+          <w:p>
+            <w:pPr>
+              <w:spacing w:after="40"/>
+            </w:pPr>
+            <w:r>
+              <w:rPr>
+                <w:rFonts w:ascii="Calibri" w:cs="Calibri" w:eastAsia="Calibri" w:hAnsi="Calibri"/>
+                <w:b/>
+                <w:bCs/>
+                <w:color w:val="1F2328"/>
+                <w:sz w:val="18"/>
+                <w:szCs w:val="18"/>
+              </w:rPr>
+              <w:t xml:space="preserve">Ronde 1</w:t>
+            </w:r>
+          </w:p>
+        </w:tc>
+        <w:tc>
+          <w:tcPr>
+            <w:tcW w:type="dxa" w:w="3600"/>
+            <w:tcBorders>
+              <w:top w:val="single" w:color="C9C4B5" w:sz="4"/>
+              <w:left w:val="single" w:color="C9C4B5" w:sz="4"/>
+              <w:bottom w:val="single" w:color="C9C4B5" w:sz="4"/>
+              <w:right w:val="single" w:color="C9C4B5" w:sz="4"/>
+            </w:tcBorders>
+            <w:tcMar>
+              <w:top w:type="dxa" w:w="60"/>
+              <w:left w:type="dxa" w:w="90"/>
+              <w:bottom w:type="dxa" w:w="60"/>
+              <w:right w:type="dxa" w:w="90"/>
+            </w:tcMar>
+            <w:vAlign w:val="top"/>
+          </w:tcPr>
+          <w:p>
+            <w:pPr>
+              <w:spacing w:after="40"/>
+            </w:pPr>
+            <w:r>
+              <w:rPr>
+                <w:rFonts w:ascii="Calibri" w:cs="Calibri" w:eastAsia="Calibri" w:hAnsi="Calibri"/>
+                <w:color w:val="1F2328"/>
+                <w:sz w:val="18"/>
+                <w:szCs w:val="18"/>
+              </w:rPr>
+              <w:t xml:space="preserve">oktober tot en met toetsweek A</w:t>
+            </w:r>
+          </w:p>
+        </w:tc>
+        <w:tc>
+          <w:tcPr>
+            <w:tcW w:type="dxa" w:w="8598"/>
+            <w:tcBorders>
+              <w:top w:val="single" w:color="C9C4B5" w:sz="4"/>
+              <w:left w:val="single" w:color="C9C4B5" w:sz="4"/>
+              <w:bottom w:val="single" w:color="C9C4B5" w:sz="4"/>
+              <w:right w:val="single" w:color="C9C4B5" w:sz="4"/>
+            </w:tcBorders>
+            <w:tcMar>
+              <w:top w:type="dxa" w:w="60"/>
+              <w:left w:type="dxa" w:w="90"/>
+              <w:bottom w:type="dxa" w:w="60"/>
+              <w:right w:type="dxa" w:w="90"/>
+            </w:tcMar>
+            <w:vAlign w:val="top"/>
+          </w:tcPr>
+          <w:p>
+            <w:pPr>
+              <w:spacing w:after="40"/>
+            </w:pPr>
+            <w:r>
+              <w:rPr>
+                <w:rFonts w:ascii="Calibri" w:cs="Calibri" w:eastAsia="Calibri" w:hAnsi="Calibri"/>
+                <w:color w:val="1F2328"/>
+                <w:sz w:val="18"/>
+                <w:szCs w:val="18"/>
+              </w:rPr>
+              <w:t xml:space="preserve">Nieuwe manier kiezen uit het menu (of een eigen), uitleggen hoe hij werkt, oefenplan, logboek, proces en bewijs.</w:t>
+            </w:r>
+          </w:p>
+        </w:tc>
+      </w:tr>
+      <w:tr>
+        <w:trPr>
+          <w:cantSplit/>
+        </w:trPr>
+        <w:tc>
+          <w:tcPr>
+            <w:tcW w:type="dxa" w:w="3200"/>
+            <w:tcBorders>
+              <w:top w:val="single" w:color="C9C4B5" w:sz="4"/>
+              <w:left w:val="single" w:color="C9C4B5" w:sz="4"/>
+              <w:bottom w:val="single" w:color="C9C4B5" w:sz="4"/>
+              <w:right w:val="single" w:color="C9C4B5" w:sz="4"/>
+            </w:tcBorders>
+            <w:shd w:fill="F8EFD2" w:color="auto" w:val="clear"/>
+            <w:tcMar>
+              <w:top w:type="dxa" w:w="60"/>
+              <w:left w:type="dxa" w:w="90"/>
+              <w:bottom w:type="dxa" w:w="60"/>
+              <w:right w:type="dxa" w:w="90"/>
+            </w:tcMar>
+            <w:vAlign w:val="top"/>
+          </w:tcPr>
+          <w:p>
+            <w:pPr>
+              <w:spacing w:after="40"/>
+            </w:pPr>
+            <w:r>
+              <w:rPr>
+                <w:rFonts w:ascii="Calibri" w:cs="Calibri" w:eastAsia="Calibri" w:hAnsi="Calibri"/>
+                <w:b/>
+                <w:bCs/>
+                <w:color w:val="1F2328"/>
+                <w:sz w:val="18"/>
+                <w:szCs w:val="18"/>
+              </w:rPr>
+              <w:t xml:space="preserve">Ronde 2</w:t>
+            </w:r>
+          </w:p>
+        </w:tc>
+        <w:tc>
+          <w:tcPr>
+            <w:tcW w:type="dxa" w:w="3600"/>
+            <w:tcBorders>
+              <w:top w:val="single" w:color="C9C4B5" w:sz="4"/>
+              <w:left w:val="single" w:color="C9C4B5" w:sz="4"/>
+              <w:bottom w:val="single" w:color="C9C4B5" w:sz="4"/>
+              <w:right w:val="single" w:color="C9C4B5" w:sz="4"/>
+            </w:tcBorders>
+            <w:tcMar>
+              <w:top w:type="dxa" w:w="60"/>
+              <w:left w:type="dxa" w:w="90"/>
+              <w:bottom w:type="dxa" w:w="60"/>
+              <w:right w:type="dxa" w:w="90"/>
+            </w:tcMar>
+            <w:vAlign w:val="top"/>
+          </w:tcPr>
+          <w:p>
+            <w:pPr>
+              <w:spacing w:after="40"/>
+            </w:pPr>
+            <w:r>
+              <w:rPr>
+                <w:rFonts w:ascii="Calibri" w:cs="Calibri" w:eastAsia="Calibri" w:hAnsi="Calibri"/>
+                <w:color w:val="1F2328"/>
+                <w:sz w:val="18"/>
+                <w:szCs w:val="18"/>
+              </w:rPr>
+              <w:t xml:space="preserve">november tot en met toetsweek B</w:t>
+            </w:r>
+          </w:p>
+        </w:tc>
+        <w:tc>
+          <w:tcPr>
+            <w:tcW w:type="dxa" w:w="8598"/>
+            <w:tcBorders>
+              <w:top w:val="single" w:color="C9C4B5" w:sz="4"/>
+              <w:left w:val="single" w:color="C9C4B5" w:sz="4"/>
+              <w:bottom w:val="single" w:color="C9C4B5" w:sz="4"/>
+              <w:right w:val="single" w:color="C9C4B5" w:sz="4"/>
+            </w:tcBorders>
+            <w:tcMar>
+              <w:top w:type="dxa" w:w="60"/>
+              <w:left w:type="dxa" w:w="90"/>
+              <w:bottom w:type="dxa" w:w="60"/>
+              <w:right w:type="dxa" w:w="90"/>
+            </w:tcMar>
+            <w:vAlign w:val="top"/>
+          </w:tcPr>
+          <w:p>
+            <w:pPr>
+              <w:spacing w:after="40"/>
+            </w:pPr>
+            <w:r>
+              <w:rPr>
+                <w:rFonts w:ascii="Calibri" w:cs="Calibri" w:eastAsia="Calibri" w:hAnsi="Calibri"/>
+                <w:color w:val="1F2328"/>
+                <w:sz w:val="18"/>
+                <w:szCs w:val="18"/>
+              </w:rPr>
+              <w:t xml:space="preserve">Zelfde opbouw, een andere manier.</w:t>
+            </w:r>
+          </w:p>
+        </w:tc>
+      </w:tr>
+      <w:tr>
+        <w:trPr>
+          <w:cantSplit/>
+        </w:trPr>
+        <w:tc>
+          <w:tcPr>
+            <w:tcW w:type="dxa" w:w="3200"/>
+            <w:tcBorders>
+              <w:top w:val="single" w:color="C9C4B5" w:sz="4"/>
+              <w:left w:val="single" w:color="C9C4B5" w:sz="4"/>
+              <w:bottom w:val="single" w:color="C9C4B5" w:sz="4"/>
+              <w:right w:val="single" w:color="C9C4B5" w:sz="4"/>
+            </w:tcBorders>
+            <w:shd w:fill="F8EFD2" w:color="auto" w:val="clear"/>
+            <w:tcMar>
+              <w:top w:type="dxa" w:w="60"/>
+              <w:left w:type="dxa" w:w="90"/>
+              <w:bottom w:type="dxa" w:w="60"/>
+              <w:right w:type="dxa" w:w="90"/>
+            </w:tcMar>
+            <w:vAlign w:val="top"/>
+          </w:tcPr>
+          <w:p>
+            <w:pPr>
+              <w:spacing w:after="40"/>
+            </w:pPr>
+            <w:r>
+              <w:rPr>
+                <w:rFonts w:ascii="Calibri" w:cs="Calibri" w:eastAsia="Calibri" w:hAnsi="Calibri"/>
+                <w:b/>
+                <w:bCs/>
+                <w:color w:val="1F2328"/>
+                <w:sz w:val="18"/>
+                <w:szCs w:val="18"/>
+              </w:rPr>
+              <w:t xml:space="preserve">Ronde 3</w:t>
+            </w:r>
+          </w:p>
+        </w:tc>
+        <w:tc>
+          <w:tcPr>
+            <w:tcW w:type="dxa" w:w="3600"/>
+            <w:tcBorders>
+              <w:top w:val="single" w:color="C9C4B5" w:sz="4"/>
+              <w:left w:val="single" w:color="C9C4B5" w:sz="4"/>
+              <w:bottom w:val="single" w:color="C9C4B5" w:sz="4"/>
+              <w:right w:val="single" w:color="C9C4B5" w:sz="4"/>
+            </w:tcBorders>
+            <w:tcMar>
+              <w:top w:type="dxa" w:w="60"/>
+              <w:left w:type="dxa" w:w="90"/>
+              <w:bottom w:type="dxa" w:w="60"/>
+              <w:right w:type="dxa" w:w="90"/>
+            </w:tcMar>
+            <w:vAlign w:val="top"/>
+          </w:tcPr>
+          <w:p>
+            <w:pPr>
+              <w:spacing w:after="40"/>
+            </w:pPr>
+            <w:r>
+              <w:rPr>
+                <w:rFonts w:ascii="Calibri" w:cs="Calibri" w:eastAsia="Calibri" w:hAnsi="Calibri"/>
+                <w:color w:val="1F2328"/>
+                <w:sz w:val="18"/>
+                <w:szCs w:val="18"/>
+              </w:rPr>
+              <w:t xml:space="preserve">februari tot en met toetsweek C</w:t>
+            </w:r>
+          </w:p>
+        </w:tc>
+        <w:tc>
+          <w:tcPr>
+            <w:tcW w:type="dxa" w:w="8598"/>
+            <w:tcBorders>
+              <w:top w:val="single" w:color="C9C4B5" w:sz="4"/>
+              <w:left w:val="single" w:color="C9C4B5" w:sz="4"/>
+              <w:bottom w:val="single" w:color="C9C4B5" w:sz="4"/>
+              <w:right w:val="single" w:color="C9C4B5" w:sz="4"/>
+            </w:tcBorders>
+            <w:tcMar>
+              <w:top w:type="dxa" w:w="60"/>
+              <w:left w:type="dxa" w:w="90"/>
+              <w:bottom w:type="dxa" w:w="60"/>
+              <w:right w:type="dxa" w:w="90"/>
+            </w:tcMar>
+            <w:vAlign w:val="top"/>
+          </w:tcPr>
+          <w:p>
+            <w:pPr>
+              <w:spacing w:after="40"/>
+            </w:pPr>
+            <w:r>
+              <w:rPr>
+                <w:rFonts w:ascii="Calibri" w:cs="Calibri" w:eastAsia="Calibri" w:hAnsi="Calibri"/>
+                <w:color w:val="1F2328"/>
+                <w:sz w:val="18"/>
+                <w:szCs w:val="18"/>
+              </w:rPr>
+              <w:t xml:space="preserve">Zelfde opbouw, een derde manier.</w:t>
+            </w:r>
+          </w:p>
+        </w:tc>
+      </w:tr>
+      <w:tr>
+        <w:trPr>
+          <w:cantSplit/>
+        </w:trPr>
+        <w:tc>
+          <w:tcPr>
+            <w:tcW w:type="dxa" w:w="3200"/>
+            <w:tcBorders>
+              <w:top w:val="single" w:color="C9C4B5" w:sz="4"/>
+              <w:left w:val="single" w:color="C9C4B5" w:sz="4"/>
+              <w:bottom w:val="single" w:color="C9C4B5" w:sz="4"/>
+              <w:right w:val="single" w:color="C9C4B5" w:sz="4"/>
+            </w:tcBorders>
+            <w:shd w:fill="F8EFD2" w:color="auto" w:val="clear"/>
+            <w:tcMar>
+              <w:top w:type="dxa" w:w="60"/>
+              <w:left w:type="dxa" w:w="90"/>
+              <w:bottom w:type="dxa" w:w="60"/>
+              <w:right w:type="dxa" w:w="90"/>
+            </w:tcMar>
+            <w:vAlign w:val="top"/>
+          </w:tcPr>
+          <w:p>
+            <w:pPr>
+              <w:spacing w:after="40"/>
+            </w:pPr>
+            <w:r>
+              <w:rPr>
+                <w:rFonts w:ascii="Calibri" w:cs="Calibri" w:eastAsia="Calibri" w:hAnsi="Calibri"/>
+                <w:b/>
+                <w:bCs/>
+                <w:color w:val="1F2328"/>
+                <w:sz w:val="18"/>
+                <w:szCs w:val="18"/>
+              </w:rPr>
+              <w:t xml:space="preserve">Mijn keuze</w:t>
+            </w:r>
+          </w:p>
+        </w:tc>
+        <w:tc>
+          <w:tcPr>
+            <w:tcW w:type="dxa" w:w="3600"/>
+            <w:tcBorders>
+              <w:top w:val="single" w:color="C9C4B5" w:sz="4"/>
+              <w:left w:val="single" w:color="C9C4B5" w:sz="4"/>
+              <w:bottom w:val="single" w:color="C9C4B5" w:sz="4"/>
+              <w:right w:val="single" w:color="C9C4B5" w:sz="4"/>
+            </w:tcBorders>
+            <w:tcMar>
+              <w:top w:type="dxa" w:w="60"/>
+              <w:left w:type="dxa" w:w="90"/>
+              <w:bottom w:type="dxa" w:w="60"/>
+              <w:right w:type="dxa" w:w="90"/>
+            </w:tcMar>
+            <w:vAlign w:val="top"/>
+          </w:tcPr>
+          <w:p>
+            <w:pPr>
+              <w:spacing w:after="40"/>
+            </w:pPr>
+            <w:r>
+              <w:rPr>
+                <w:rFonts w:ascii="Calibri" w:cs="Calibri" w:eastAsia="Calibri" w:hAnsi="Calibri"/>
+                <w:color w:val="1F2328"/>
+                <w:sz w:val="18"/>
+                <w:szCs w:val="18"/>
+              </w:rPr>
+              <w:t xml:space="preserve">vóór de meivakantie</w:t>
+            </w:r>
+          </w:p>
+        </w:tc>
+        <w:tc>
+          <w:tcPr>
+            <w:tcW w:type="dxa" w:w="8598"/>
+            <w:tcBorders>
+              <w:top w:val="single" w:color="C9C4B5" w:sz="4"/>
+              <w:left w:val="single" w:color="C9C4B5" w:sz="4"/>
+              <w:bottom w:val="single" w:color="C9C4B5" w:sz="4"/>
+              <w:right w:val="single" w:color="C9C4B5" w:sz="4"/>
+            </w:tcBorders>
+            <w:tcMar>
+              <w:top w:type="dxa" w:w="60"/>
+              <w:left w:type="dxa" w:w="90"/>
+              <w:bottom w:type="dxa" w:w="60"/>
+              <w:right w:type="dxa" w:w="90"/>
+            </w:tcMar>
+            <w:vAlign w:val="top"/>
+          </w:tcPr>
+          <w:p>
+            <w:pPr>
+              <w:spacing w:after="40"/>
+            </w:pPr>
+            <w:r>
+              <w:rPr>
+                <w:rFonts w:ascii="Calibri" w:cs="Calibri" w:eastAsia="Calibri" w:hAnsi="Calibri"/>
+                <w:color w:val="1F2328"/>
+                <w:sz w:val="18"/>
+                <w:szCs w:val="18"/>
+              </w:rPr>
+              <w:t xml:space="preserve">De drie manieren naast elkaar, één kiezen met bewijs, als-dan-plan, wanneer checken. Gebruiken in toetsweek D.</w:t>
+            </w:r>
+          </w:p>
+        </w:tc>
+      </w:tr>
+    </w:tbl>
+    <w:p>
+      <w:pPr>
+        <w:pStyle w:val="Heading2"/>
+        <w:keepNext/>
+        <w:spacing w:after="100" w:before="200"/>
+      </w:pPr>
+      <w:r>
+        <w:rPr>
+          <w:rFonts w:ascii="Calibri" w:cs="Calibri" w:eastAsia="Calibri" w:hAnsi="Calibri"/>
+        </w:rPr>
+        <w:t xml:space="preserve">Groepsvorming</w:t>
+      </w:r>
+    </w:p>
+    <w:p>
+      <w:pPr>
+        <w:spacing w:after="100" w:before="0" w:line="276"/>
+      </w:pPr>
+      <w:r>
+        <w:rPr>
+          <w:rFonts w:ascii="Calibri" w:cs="Calibri" w:eastAsia="Calibri" w:hAnsi="Calibri"/>
+          <w:color w:val="1F2328"/>
+          <w:sz w:val="20"/>
+          <w:szCs w:val="20"/>
+        </w:rPr>
+        <w:t xml:space="preserve">Elke mentorles begint met een werkvorm van vijf à acht minuten die past bij de fase van de groep. In de eerste les van elk blok doe je de werkvorm, in de tweede les de variant. De werkvormen staan in de tabel ‘Per les’ en hieronder.</w:t>
+      </w:r>
+    </w:p>
+    <w:tbl>
+      <w:tblPr>
+        <w:tblW w:type="dxa" w:w="15398"/>
+        <w:tblBorders>
+          <w:top w:val="single" w:color="auto" w:sz="4"/>
+          <w:left w:val="single" w:color="auto" w:sz="4"/>
+          <w:bottom w:val="single" w:color="auto" w:sz="4"/>
+          <w:right w:val="single" w:color="auto" w:sz="4"/>
+          <w:insideH w:val="single" w:color="auto" w:sz="4"/>
+          <w:insideV w:val="single" w:color="auto" w:sz="4"/>
+        </w:tblBorders>
+      </w:tblPr>
+      <w:tblGrid>
+        <w:gridCol w:w="2600"/>
+        <w:gridCol w:w="6399"/>
+        <w:gridCol w:w="6399"/>
+      </w:tblGrid>
+      <w:tr>
+        <w:trPr>
+          <w:cantSplit/>
+          <w:tblHeader/>
+        </w:trPr>
+        <w:tc>
+          <w:tcPr>
+            <w:tcW w:type="dxa" w:w="2600"/>
+            <w:tcBorders>
+              <w:top w:val="single" w:color="C9C4B5" w:sz="4"/>
+              <w:left w:val="single" w:color="C9C4B5" w:sz="4"/>
+              <w:bottom w:val="single" w:color="C9C4B5" w:sz="4"/>
+              <w:right w:val="single" w:color="C9C4B5" w:sz="4"/>
+            </w:tcBorders>
+            <w:shd w:fill="1D5C63" w:color="auto" w:val="clear"/>
+            <w:tcMar>
+              <w:top w:type="dxa" w:w="60"/>
+              <w:left w:type="dxa" w:w="90"/>
+              <w:bottom w:type="dxa" w:w="60"/>
+              <w:right w:type="dxa" w:w="90"/>
+            </w:tcMar>
+            <w:vAlign w:val="top"/>
+          </w:tcPr>
+          <w:p>
+            <w:pPr>
+              <w:spacing w:after="40"/>
+            </w:pPr>
+            <w:r>
+              <w:rPr>
+                <w:rFonts w:ascii="Calibri" w:cs="Calibri" w:eastAsia="Calibri" w:hAnsi="Calibri"/>
+                <w:b/>
+                <w:bCs/>
+                <w:color w:val="FFFFFF"/>
+                <w:sz w:val="18"/>
+                <w:szCs w:val="18"/>
+              </w:rPr>
+              <w:t xml:space="preserve">Fase</w:t>
+            </w:r>
+          </w:p>
+        </w:tc>
+        <w:tc>
+          <w:tcPr>
+            <w:tcW w:type="dxa" w:w="6399"/>
+            <w:tcBorders>
+              <w:top w:val="single" w:color="C9C4B5" w:sz="4"/>
+              <w:left w:val="single" w:color="C9C4B5" w:sz="4"/>
+              <w:bottom w:val="single" w:color="C9C4B5" w:sz="4"/>
+              <w:right w:val="single" w:color="C9C4B5" w:sz="4"/>
+            </w:tcBorders>
+            <w:shd w:fill="1D5C63" w:color="auto" w:val="clear"/>
+            <w:tcMar>
+              <w:top w:type="dxa" w:w="60"/>
+              <w:left w:type="dxa" w:w="90"/>
+              <w:bottom w:type="dxa" w:w="60"/>
+              <w:right w:type="dxa" w:w="90"/>
+            </w:tcMar>
+            <w:vAlign w:val="top"/>
+          </w:tcPr>
+          <w:p>
+            <w:pPr>
+              <w:spacing w:after="40"/>
+            </w:pPr>
+            <w:r>
+              <w:rPr>
+                <w:rFonts w:ascii="Calibri" w:cs="Calibri" w:eastAsia="Calibri" w:hAnsi="Calibri"/>
+                <w:b/>
+                <w:bCs/>
+                <w:color w:val="FFFFFF"/>
+                <w:sz w:val="18"/>
+                <w:szCs w:val="18"/>
+              </w:rPr>
+              <w:t xml:space="preserve">Wat zie je</w:t>
+            </w:r>
+          </w:p>
+        </w:tc>
+        <w:tc>
+          <w:tcPr>
+            <w:tcW w:type="dxa" w:w="6399"/>
+            <w:tcBorders>
+              <w:top w:val="single" w:color="C9C4B5" w:sz="4"/>
+              <w:left w:val="single" w:color="C9C4B5" w:sz="4"/>
+              <w:bottom w:val="single" w:color="C9C4B5" w:sz="4"/>
+              <w:right w:val="single" w:color="C9C4B5" w:sz="4"/>
+            </w:tcBorders>
+            <w:shd w:fill="1D5C63" w:color="auto" w:val="clear"/>
+            <w:tcMar>
+              <w:top w:type="dxa" w:w="60"/>
+              <w:left w:type="dxa" w:w="90"/>
+              <w:bottom w:type="dxa" w:w="60"/>
+              <w:right w:type="dxa" w:w="90"/>
+            </w:tcMar>
+            <w:vAlign w:val="top"/>
+          </w:tcPr>
+          <w:p>
+            <w:pPr>
+              <w:spacing w:after="40"/>
+            </w:pPr>
+            <w:r>
+              <w:rPr>
+                <w:rFonts w:ascii="Calibri" w:cs="Calibri" w:eastAsia="Calibri" w:hAnsi="Calibri"/>
+                <w:b/>
+                <w:bCs/>
+                <w:color w:val="FFFFFF"/>
+                <w:sz w:val="18"/>
+                <w:szCs w:val="18"/>
+              </w:rPr>
+              <w:t xml:space="preserve">Wat doe je</w:t>
+            </w:r>
+          </w:p>
+        </w:tc>
+      </w:tr>
+      <w:tr>
+        <w:trPr>
+          <w:cantSplit/>
+        </w:trPr>
+        <w:tc>
+          <w:tcPr>
+            <w:tcW w:type="dxa" w:w="2600"/>
+            <w:tcBorders>
+              <w:top w:val="single" w:color="C9C4B5" w:sz="4"/>
+              <w:left w:val="single" w:color="C9C4B5" w:sz="4"/>
+              <w:bottom w:val="single" w:color="C9C4B5" w:sz="4"/>
+              <w:right w:val="single" w:color="C9C4B5" w:sz="4"/>
+            </w:tcBorders>
+            <w:tcMar>
+              <w:top w:type="dxa" w:w="60"/>
+              <w:left w:type="dxa" w:w="90"/>
+              <w:bottom w:type="dxa" w:w="60"/>
+              <w:right w:type="dxa" w:w="90"/>
+            </w:tcMar>
+            <w:vAlign w:val="top"/>
+          </w:tcPr>
+          <w:p>
+            <w:pPr>
+              <w:spacing w:after="40"/>
+            </w:pPr>
+            <w:r>
+              <w:rPr>
+                <w:rFonts w:ascii="Calibri" w:cs="Calibri" w:eastAsia="Calibri" w:hAnsi="Calibri"/>
+                <w:b/>
+                <w:bCs/>
+                <w:color w:val="1F2328"/>
+                <w:sz w:val="18"/>
+                <w:szCs w:val="18"/>
+              </w:rPr>
+              <w:t xml:space="preserve">Kennismaken</w:t>
+            </w:r>
+          </w:p>
+          <w:p>
+            <w:pPr>
+              <w:spacing w:after="40"/>
+            </w:pPr>
+            <w:r>
+              <w:rPr>
+                <w:rFonts w:ascii="Calibri" w:cs="Calibri" w:eastAsia="Calibri" w:hAnsi="Calibri"/>
+                <w:b/>
+                <w:bCs/>
+                <w:color w:val="1F2328"/>
+                <w:sz w:val="18"/>
+                <w:szCs w:val="18"/>
+              </w:rPr>
+              <w:t xml:space="preserve">forming</w:t>
+            </w:r>
+          </w:p>
+        </w:tc>
+        <w:tc>
+          <w:tcPr>
+            <w:tcW w:type="dxa" w:w="6399"/>
+            <w:tcBorders>
+              <w:top w:val="single" w:color="C9C4B5" w:sz="4"/>
+              <w:left w:val="single" w:color="C9C4B5" w:sz="4"/>
+              <w:bottom w:val="single" w:color="C9C4B5" w:sz="4"/>
+              <w:right w:val="single" w:color="C9C4B5" w:sz="4"/>
+            </w:tcBorders>
+            <w:tcMar>
+              <w:top w:type="dxa" w:w="60"/>
+              <w:left w:type="dxa" w:w="90"/>
+              <w:bottom w:type="dxa" w:w="60"/>
+              <w:right w:type="dxa" w:w="90"/>
+            </w:tcMar>
+            <w:vAlign w:val="top"/>
+          </w:tcPr>
+          <w:p>
+            <w:pPr>
+              <w:spacing w:after="40"/>
+            </w:pPr>
+            <w:r>
+              <w:rPr>
+                <w:rFonts w:ascii="Calibri" w:cs="Calibri" w:eastAsia="Calibri" w:hAnsi="Calibri"/>
+                <w:color w:val="1F2328"/>
+                <w:sz w:val="18"/>
+                <w:szCs w:val="18"/>
+              </w:rPr>
+              <w:t xml:space="preserve">Stilte en afwachten; leerlingen uit dezelfde havo 3-klas blijven bij elkaar.</w:t>
+            </w:r>
+          </w:p>
+        </w:tc>
+        <w:tc>
+          <w:tcPr>
+            <w:tcW w:type="dxa" w:w="6399"/>
+            <w:tcBorders>
+              <w:top w:val="single" w:color="C9C4B5" w:sz="4"/>
+              <w:left w:val="single" w:color="C9C4B5" w:sz="4"/>
+              <w:bottom w:val="single" w:color="C9C4B5" w:sz="4"/>
+              <w:right w:val="single" w:color="C9C4B5" w:sz="4"/>
+            </w:tcBorders>
+            <w:tcMar>
+              <w:top w:type="dxa" w:w="60"/>
+              <w:left w:type="dxa" w:w="90"/>
+              <w:bottom w:type="dxa" w:w="60"/>
+              <w:right w:type="dxa" w:w="90"/>
+            </w:tcMar>
+            <w:vAlign w:val="top"/>
+          </w:tcPr>
+          <w:p>
+            <w:pPr>
+              <w:spacing w:after="40"/>
+            </w:pPr>
+            <w:r>
+              <w:rPr>
+                <w:rFonts w:ascii="Calibri" w:cs="Calibri" w:eastAsia="Calibri" w:hAnsi="Calibri"/>
+                <w:color w:val="1F2328"/>
+                <w:sz w:val="18"/>
+                <w:szCs w:val="18"/>
+              </w:rPr>
+              <w:t xml:space="preserve">Veel structuur, gemengde duo’s, jij bepaalt de indeling.</w:t>
+            </w:r>
+          </w:p>
+        </w:tc>
+      </w:tr>
+      <w:tr>
+        <w:trPr>
+          <w:cantSplit/>
+        </w:trPr>
+        <w:tc>
+          <w:tcPr>
+            <w:tcW w:type="dxa" w:w="2600"/>
+            <w:tcBorders>
+              <w:top w:val="single" w:color="C9C4B5" w:sz="4"/>
+              <w:left w:val="single" w:color="C9C4B5" w:sz="4"/>
+              <w:bottom w:val="single" w:color="C9C4B5" w:sz="4"/>
+              <w:right w:val="single" w:color="C9C4B5" w:sz="4"/>
+            </w:tcBorders>
+            <w:tcMar>
+              <w:top w:type="dxa" w:w="60"/>
+              <w:left w:type="dxa" w:w="90"/>
+              <w:bottom w:type="dxa" w:w="60"/>
+              <w:right w:type="dxa" w:w="90"/>
+            </w:tcMar>
+            <w:vAlign w:val="top"/>
+          </w:tcPr>
+          <w:p>
+            <w:pPr>
+              <w:spacing w:after="40"/>
+            </w:pPr>
+            <w:r>
+              <w:rPr>
+                <w:rFonts w:ascii="Calibri" w:cs="Calibri" w:eastAsia="Calibri" w:hAnsi="Calibri"/>
+                <w:b/>
+                <w:bCs/>
+                <w:color w:val="1F2328"/>
+                <w:sz w:val="18"/>
+                <w:szCs w:val="18"/>
+              </w:rPr>
+              <w:t xml:space="preserve">Posities innemen</w:t>
+            </w:r>
+          </w:p>
+          <w:p>
+            <w:pPr>
+              <w:spacing w:after="40"/>
+            </w:pPr>
+            <w:r>
+              <w:rPr>
+                <w:rFonts w:ascii="Calibri" w:cs="Calibri" w:eastAsia="Calibri" w:hAnsi="Calibri"/>
+                <w:b/>
+                <w:bCs/>
+                <w:color w:val="1F2328"/>
+                <w:sz w:val="18"/>
+                <w:szCs w:val="18"/>
+              </w:rPr>
+              <w:t xml:space="preserve">storming</w:t>
+            </w:r>
+          </w:p>
+        </w:tc>
+        <w:tc>
+          <w:tcPr>
+            <w:tcW w:type="dxa" w:w="6399"/>
+            <w:tcBorders>
+              <w:top w:val="single" w:color="C9C4B5" w:sz="4"/>
+              <w:left w:val="single" w:color="C9C4B5" w:sz="4"/>
+              <w:bottom w:val="single" w:color="C9C4B5" w:sz="4"/>
+              <w:right w:val="single" w:color="C9C4B5" w:sz="4"/>
+            </w:tcBorders>
+            <w:tcMar>
+              <w:top w:type="dxa" w:w="60"/>
+              <w:left w:type="dxa" w:w="90"/>
+              <w:bottom w:type="dxa" w:w="60"/>
+              <w:right w:type="dxa" w:w="90"/>
+            </w:tcMar>
+            <w:vAlign w:val="top"/>
+          </w:tcPr>
+          <w:p>
+            <w:pPr>
+              <w:spacing w:after="40"/>
+            </w:pPr>
+            <w:r>
+              <w:rPr>
+                <w:rFonts w:ascii="Calibri" w:cs="Calibri" w:eastAsia="Calibri" w:hAnsi="Calibri"/>
+                <w:color w:val="1F2328"/>
+                <w:sz w:val="18"/>
+                <w:szCs w:val="18"/>
+              </w:rPr>
+              <w:t xml:space="preserve">Grapjes ten koste van anderen, kliekjes, weerstand tegen de mentorles.</w:t>
+            </w:r>
+          </w:p>
+        </w:tc>
+        <w:tc>
+          <w:tcPr>
+            <w:tcW w:type="dxa" w:w="6399"/>
+            <w:tcBorders>
+              <w:top w:val="single" w:color="C9C4B5" w:sz="4"/>
+              <w:left w:val="single" w:color="C9C4B5" w:sz="4"/>
+              <w:bottom w:val="single" w:color="C9C4B5" w:sz="4"/>
+              <w:right w:val="single" w:color="C9C4B5" w:sz="4"/>
+            </w:tcBorders>
+            <w:tcMar>
+              <w:top w:type="dxa" w:w="60"/>
+              <w:left w:type="dxa" w:w="90"/>
+              <w:bottom w:type="dxa" w:w="60"/>
+              <w:right w:type="dxa" w:w="90"/>
+            </w:tcMar>
+            <w:vAlign w:val="top"/>
+          </w:tcPr>
+          <w:p>
+            <w:pPr>
+              <w:spacing w:after="40"/>
+            </w:pPr>
+            <w:r>
+              <w:rPr>
+                <w:rFonts w:ascii="Calibri" w:cs="Calibri" w:eastAsia="Calibri" w:hAnsi="Calibri"/>
+                <w:color w:val="1F2328"/>
+                <w:sz w:val="18"/>
+                <w:szCs w:val="18"/>
+              </w:rPr>
+              <w:t xml:space="preserve">Afspraken expliciet maken en bijstellen, spanning benoemen, individueel gesprekje waar nodig.</w:t>
+            </w:r>
+          </w:p>
+        </w:tc>
+      </w:tr>
+      <w:tr>
+        <w:trPr>
+          <w:cantSplit/>
+        </w:trPr>
+        <w:tc>
+          <w:tcPr>
+            <w:tcW w:type="dxa" w:w="2600"/>
+            <w:tcBorders>
+              <w:top w:val="single" w:color="C9C4B5" w:sz="4"/>
+              <w:left w:val="single" w:color="C9C4B5" w:sz="4"/>
+              <w:bottom w:val="single" w:color="C9C4B5" w:sz="4"/>
+              <w:right w:val="single" w:color="C9C4B5" w:sz="4"/>
+            </w:tcBorders>
+            <w:tcMar>
+              <w:top w:type="dxa" w:w="60"/>
+              <w:left w:type="dxa" w:w="90"/>
+              <w:bottom w:type="dxa" w:w="60"/>
+              <w:right w:type="dxa" w:w="90"/>
+            </w:tcMar>
+            <w:vAlign w:val="top"/>
+          </w:tcPr>
+          <w:p>
+            <w:pPr>
+              <w:spacing w:after="40"/>
+            </w:pPr>
+            <w:r>
+              <w:rPr>
+                <w:rFonts w:ascii="Calibri" w:cs="Calibri" w:eastAsia="Calibri" w:hAnsi="Calibri"/>
+                <w:b/>
+                <w:bCs/>
+                <w:color w:val="1F2328"/>
+                <w:sz w:val="18"/>
+                <w:szCs w:val="18"/>
+              </w:rPr>
+              <w:t xml:space="preserve">Samen normen maken</w:t>
+            </w:r>
+          </w:p>
+          <w:p>
+            <w:pPr>
+              <w:spacing w:after="40"/>
+            </w:pPr>
+            <w:r>
+              <w:rPr>
+                <w:rFonts w:ascii="Calibri" w:cs="Calibri" w:eastAsia="Calibri" w:hAnsi="Calibri"/>
+                <w:b/>
+                <w:bCs/>
+                <w:color w:val="1F2328"/>
+                <w:sz w:val="18"/>
+                <w:szCs w:val="18"/>
+              </w:rPr>
+              <w:t xml:space="preserve">norming</w:t>
+            </w:r>
+          </w:p>
+        </w:tc>
+        <w:tc>
+          <w:tcPr>
+            <w:tcW w:type="dxa" w:w="6399"/>
+            <w:tcBorders>
+              <w:top w:val="single" w:color="C9C4B5" w:sz="4"/>
+              <w:left w:val="single" w:color="C9C4B5" w:sz="4"/>
+              <w:bottom w:val="single" w:color="C9C4B5" w:sz="4"/>
+              <w:right w:val="single" w:color="C9C4B5" w:sz="4"/>
+            </w:tcBorders>
+            <w:tcMar>
+              <w:top w:type="dxa" w:w="60"/>
+              <w:left w:type="dxa" w:w="90"/>
+              <w:bottom w:type="dxa" w:w="60"/>
+              <w:right w:type="dxa" w:w="90"/>
+            </w:tcMar>
+            <w:vAlign w:val="top"/>
+          </w:tcPr>
+          <w:p>
+            <w:pPr>
+              <w:spacing w:after="40"/>
+            </w:pPr>
+            <w:r>
+              <w:rPr>
+                <w:rFonts w:ascii="Calibri" w:cs="Calibri" w:eastAsia="Calibri" w:hAnsi="Calibri"/>
+                <w:color w:val="1F2328"/>
+                <w:sz w:val="18"/>
+                <w:szCs w:val="18"/>
+              </w:rPr>
+              <w:t xml:space="preserve">De groep spreekt elkaar aan, er ontstaan eigen gewoonten.</w:t>
+            </w:r>
+          </w:p>
+        </w:tc>
+        <w:tc>
+          <w:tcPr>
+            <w:tcW w:type="dxa" w:w="6399"/>
+            <w:tcBorders>
+              <w:top w:val="single" w:color="C9C4B5" w:sz="4"/>
+              <w:left w:val="single" w:color="C9C4B5" w:sz="4"/>
+              <w:bottom w:val="single" w:color="C9C4B5" w:sz="4"/>
+              <w:right w:val="single" w:color="C9C4B5" w:sz="4"/>
+            </w:tcBorders>
+            <w:tcMar>
+              <w:top w:type="dxa" w:w="60"/>
+              <w:left w:type="dxa" w:w="90"/>
+              <w:bottom w:type="dxa" w:w="60"/>
+              <w:right w:type="dxa" w:w="90"/>
+            </w:tcMar>
+            <w:vAlign w:val="top"/>
+          </w:tcPr>
+          <w:p>
+            <w:pPr>
+              <w:spacing w:after="40"/>
+            </w:pPr>
+            <w:r>
+              <w:rPr>
+                <w:rFonts w:ascii="Calibri" w:cs="Calibri" w:eastAsia="Calibri" w:hAnsi="Calibri"/>
+                <w:color w:val="1F2328"/>
+                <w:sz w:val="18"/>
+                <w:szCs w:val="18"/>
+              </w:rPr>
+              <w:t xml:space="preserve">Leerlingen meer laten beslissen, succes als groep zichtbaar maken.</w:t>
+            </w:r>
+          </w:p>
+        </w:tc>
+      </w:tr>
+      <w:tr>
+        <w:trPr>
+          <w:cantSplit/>
+        </w:trPr>
+        <w:tc>
+          <w:tcPr>
+            <w:tcW w:type="dxa" w:w="2600"/>
+            <w:tcBorders>
+              <w:top w:val="single" w:color="C9C4B5" w:sz="4"/>
+              <w:left w:val="single" w:color="C9C4B5" w:sz="4"/>
+              <w:bottom w:val="single" w:color="C9C4B5" w:sz="4"/>
+              <w:right w:val="single" w:color="C9C4B5" w:sz="4"/>
+            </w:tcBorders>
+            <w:tcMar>
+              <w:top w:type="dxa" w:w="60"/>
+              <w:left w:type="dxa" w:w="90"/>
+              <w:bottom w:type="dxa" w:w="60"/>
+              <w:right w:type="dxa" w:w="90"/>
+            </w:tcMar>
+            <w:vAlign w:val="top"/>
+          </w:tcPr>
+          <w:p>
+            <w:pPr>
+              <w:spacing w:after="40"/>
+            </w:pPr>
+            <w:r>
+              <w:rPr>
+                <w:rFonts w:ascii="Calibri" w:cs="Calibri" w:eastAsia="Calibri" w:hAnsi="Calibri"/>
+                <w:b/>
+                <w:bCs/>
+                <w:color w:val="1F2328"/>
+                <w:sz w:val="18"/>
+                <w:szCs w:val="18"/>
+              </w:rPr>
+              <w:t xml:space="preserve">Samenwerken</w:t>
+            </w:r>
+          </w:p>
+          <w:p>
+            <w:pPr>
+              <w:spacing w:after="40"/>
+            </w:pPr>
+            <w:r>
+              <w:rPr>
+                <w:rFonts w:ascii="Calibri" w:cs="Calibri" w:eastAsia="Calibri" w:hAnsi="Calibri"/>
+                <w:b/>
+                <w:bCs/>
+                <w:color w:val="1F2328"/>
+                <w:sz w:val="18"/>
+                <w:szCs w:val="18"/>
+              </w:rPr>
+              <w:t xml:space="preserve">performing</w:t>
+            </w:r>
+          </w:p>
+        </w:tc>
+        <w:tc>
+          <w:tcPr>
+            <w:tcW w:type="dxa" w:w="6399"/>
+            <w:tcBorders>
+              <w:top w:val="single" w:color="C9C4B5" w:sz="4"/>
+              <w:left w:val="single" w:color="C9C4B5" w:sz="4"/>
+              <w:bottom w:val="single" w:color="C9C4B5" w:sz="4"/>
+              <w:right w:val="single" w:color="C9C4B5" w:sz="4"/>
+            </w:tcBorders>
+            <w:tcMar>
+              <w:top w:type="dxa" w:w="60"/>
+              <w:left w:type="dxa" w:w="90"/>
+              <w:bottom w:type="dxa" w:w="60"/>
+              <w:right w:type="dxa" w:w="90"/>
+            </w:tcMar>
+            <w:vAlign w:val="top"/>
+          </w:tcPr>
+          <w:p>
+            <w:pPr>
+              <w:spacing w:after="40"/>
+            </w:pPr>
+            <w:r>
+              <w:rPr>
+                <w:rFonts w:ascii="Calibri" w:cs="Calibri" w:eastAsia="Calibri" w:hAnsi="Calibri"/>
+                <w:color w:val="1F2328"/>
+                <w:sz w:val="18"/>
+                <w:szCs w:val="18"/>
+              </w:rPr>
+              <w:t xml:space="preserve">Leerlingen helpen elkaar en nemen initiatief.</w:t>
+            </w:r>
+          </w:p>
+        </w:tc>
+        <w:tc>
+          <w:tcPr>
+            <w:tcW w:type="dxa" w:w="6399"/>
+            <w:tcBorders>
+              <w:top w:val="single" w:color="C9C4B5" w:sz="4"/>
+              <w:left w:val="single" w:color="C9C4B5" w:sz="4"/>
+              <w:bottom w:val="single" w:color="C9C4B5" w:sz="4"/>
+              <w:right w:val="single" w:color="C9C4B5" w:sz="4"/>
+            </w:tcBorders>
+            <w:tcMar>
+              <w:top w:type="dxa" w:w="60"/>
+              <w:left w:type="dxa" w:w="90"/>
+              <w:bottom w:type="dxa" w:w="60"/>
+              <w:right w:type="dxa" w:w="90"/>
+            </w:tcMar>
+            <w:vAlign w:val="top"/>
+          </w:tcPr>
+          <w:p>
+            <w:pPr>
+              <w:spacing w:after="40"/>
+            </w:pPr>
+            <w:r>
+              <w:rPr>
+                <w:rFonts w:ascii="Calibri" w:cs="Calibri" w:eastAsia="Calibri" w:hAnsi="Calibri"/>
+                <w:color w:val="1F2328"/>
+                <w:sz w:val="18"/>
+                <w:szCs w:val="18"/>
+              </w:rPr>
+              <w:t xml:space="preserve">Laat leerlingen werkvormen zelf leiden en elkaar feedback geven.</w:t>
+            </w:r>
+          </w:p>
+        </w:tc>
+      </w:tr>
+      <w:tr>
+        <w:trPr>
+          <w:cantSplit/>
+        </w:trPr>
+        <w:tc>
+          <w:tcPr>
+            <w:tcW w:type="dxa" w:w="2600"/>
+            <w:tcBorders>
+              <w:top w:val="single" w:color="C9C4B5" w:sz="4"/>
+              <w:left w:val="single" w:color="C9C4B5" w:sz="4"/>
+              <w:bottom w:val="single" w:color="C9C4B5" w:sz="4"/>
+              <w:right w:val="single" w:color="C9C4B5" w:sz="4"/>
+            </w:tcBorders>
+            <w:tcMar>
+              <w:top w:type="dxa" w:w="60"/>
+              <w:left w:type="dxa" w:w="90"/>
+              <w:bottom w:type="dxa" w:w="60"/>
+              <w:right w:type="dxa" w:w="90"/>
+            </w:tcMar>
+            <w:vAlign w:val="top"/>
+          </w:tcPr>
+          <w:p>
+            <w:pPr>
+              <w:spacing w:after="40"/>
+            </w:pPr>
+            <w:r>
+              <w:rPr>
+                <w:rFonts w:ascii="Calibri" w:cs="Calibri" w:eastAsia="Calibri" w:hAnsi="Calibri"/>
+                <w:b/>
+                <w:bCs/>
+                <w:color w:val="1F2328"/>
+                <w:sz w:val="18"/>
+                <w:szCs w:val="18"/>
+              </w:rPr>
+              <w:t xml:space="preserve">Afsluiten</w:t>
+            </w:r>
+          </w:p>
+          <w:p>
+            <w:pPr>
+              <w:spacing w:after="40"/>
+            </w:pPr>
+            <w:r>
+              <w:rPr>
+                <w:rFonts w:ascii="Calibri" w:cs="Calibri" w:eastAsia="Calibri" w:hAnsi="Calibri"/>
+                <w:b/>
+                <w:bCs/>
+                <w:color w:val="1F2328"/>
+                <w:sz w:val="18"/>
+                <w:szCs w:val="18"/>
+              </w:rPr>
+              <w:t xml:space="preserve">adjourning</w:t>
+            </w:r>
+          </w:p>
+        </w:tc>
+        <w:tc>
+          <w:tcPr>
+            <w:tcW w:type="dxa" w:w="6399"/>
+            <w:tcBorders>
+              <w:top w:val="single" w:color="C9C4B5" w:sz="4"/>
+              <w:left w:val="single" w:color="C9C4B5" w:sz="4"/>
+              <w:bottom w:val="single" w:color="C9C4B5" w:sz="4"/>
+              <w:right w:val="single" w:color="C9C4B5" w:sz="4"/>
+            </w:tcBorders>
+            <w:tcMar>
+              <w:top w:type="dxa" w:w="60"/>
+              <w:left w:type="dxa" w:w="90"/>
+              <w:bottom w:type="dxa" w:w="60"/>
+              <w:right w:type="dxa" w:w="90"/>
+            </w:tcMar>
+            <w:vAlign w:val="top"/>
+          </w:tcPr>
+          <w:p>
+            <w:pPr>
+              <w:spacing w:after="40"/>
+            </w:pPr>
+            <w:r>
+              <w:rPr>
+                <w:rFonts w:ascii="Calibri" w:cs="Calibri" w:eastAsia="Calibri" w:hAnsi="Calibri"/>
+                <w:color w:val="1F2328"/>
+                <w:sz w:val="18"/>
+                <w:szCs w:val="18"/>
+              </w:rPr>
+              <w:t xml:space="preserve">Onrust aan het eind van het jaar, loslaten.</w:t>
+            </w:r>
+          </w:p>
+        </w:tc>
+        <w:tc>
+          <w:tcPr>
+            <w:tcW w:type="dxa" w:w="6399"/>
+            <w:tcBorders>
+              <w:top w:val="single" w:color="C9C4B5" w:sz="4"/>
+              <w:left w:val="single" w:color="C9C4B5" w:sz="4"/>
+              <w:bottom w:val="single" w:color="C9C4B5" w:sz="4"/>
+              <w:right w:val="single" w:color="C9C4B5" w:sz="4"/>
+            </w:tcBorders>
+            <w:tcMar>
+              <w:top w:type="dxa" w:w="60"/>
+              <w:left w:type="dxa" w:w="90"/>
+              <w:bottom w:type="dxa" w:w="60"/>
+              <w:right w:type="dxa" w:w="90"/>
+            </w:tcMar>
+            <w:vAlign w:val="top"/>
+          </w:tcPr>
+          <w:p>
+            <w:pPr>
+              <w:spacing w:after="40"/>
+            </w:pPr>
+            <w:r>
+              <w:rPr>
+                <w:rFonts w:ascii="Calibri" w:cs="Calibri" w:eastAsia="Calibri" w:hAnsi="Calibri"/>
+                <w:color w:val="1F2328"/>
+                <w:sz w:val="18"/>
+                <w:szCs w:val="18"/>
+              </w:rPr>
+              <w:t xml:space="preserve">Bewust terugkijken en afscheid nemen.</w:t>
+            </w:r>
+          </w:p>
+        </w:tc>
+      </w:tr>
+    </w:tbl>
+    <w:p>
+      <w:pPr>
+        <w:spacing w:after="60" w:before="0" w:line="276"/>
+      </w:pPr>
+    </w:p>
+    <w:tbl>
+      <w:tblPr>
+        <w:tblW w:type="dxa" w:w="15398"/>
+        <w:tblBorders>
+          <w:top w:val="single" w:color="auto" w:sz="4"/>
+          <w:left w:val="single" w:color="auto" w:sz="4"/>
+          <w:bottom w:val="single" w:color="auto" w:sz="4"/>
+          <w:right w:val="single" w:color="auto" w:sz="4"/>
+          <w:insideH w:val="single" w:color="auto" w:sz="4"/>
+          <w:insideV w:val="single" w:color="auto" w:sz="4"/>
+        </w:tblBorders>
+      </w:tblPr>
+      <w:tblGrid>
+        <w:gridCol w:w="1300"/>
+        <w:gridCol w:w="2000"/>
+        <w:gridCol w:w="2800"/>
+        <w:gridCol w:w="5300"/>
+        <w:gridCol w:w="3998"/>
+      </w:tblGrid>
+      <w:tr>
+        <w:trPr>
+          <w:cantSplit/>
+          <w:tblHeader/>
+        </w:trPr>
+        <w:tc>
+          <w:tcPr>
+            <w:tcW w:type="dxa" w:w="1300"/>
+            <w:tcBorders>
+              <w:top w:val="single" w:color="C9C4B5" w:sz="4"/>
+              <w:left w:val="single" w:color="C9C4B5" w:sz="4"/>
+              <w:bottom w:val="single" w:color="C9C4B5" w:sz="4"/>
+              <w:right w:val="single" w:color="C9C4B5" w:sz="4"/>
+            </w:tcBorders>
+            <w:shd w:fill="1D5C63" w:color="auto" w:val="clear"/>
+            <w:tcMar>
+              <w:top w:type="dxa" w:w="60"/>
+              <w:left w:type="dxa" w:w="90"/>
+              <w:bottom w:type="dxa" w:w="60"/>
+              <w:right w:type="dxa" w:w="90"/>
+            </w:tcMar>
+            <w:vAlign w:val="top"/>
+          </w:tcPr>
+          <w:p>
+            <w:pPr>
+              <w:spacing w:after="40"/>
+            </w:pPr>
+            <w:r>
+              <w:rPr>
+                <w:rFonts w:ascii="Calibri" w:cs="Calibri" w:eastAsia="Calibri" w:hAnsi="Calibri"/>
+                <w:b/>
+                <w:bCs/>
+                <w:color w:val="FFFFFF"/>
+                <w:sz w:val="18"/>
+                <w:szCs w:val="18"/>
+              </w:rPr>
+              <w:t xml:space="preserve">Les</w:t>
+            </w:r>
+          </w:p>
+        </w:tc>
+        <w:tc>
+          <w:tcPr>
+            <w:tcW w:type="dxa" w:w="2000"/>
+            <w:tcBorders>
+              <w:top w:val="single" w:color="C9C4B5" w:sz="4"/>
+              <w:left w:val="single" w:color="C9C4B5" w:sz="4"/>
+              <w:bottom w:val="single" w:color="C9C4B5" w:sz="4"/>
+              <w:right w:val="single" w:color="C9C4B5" w:sz="4"/>
+            </w:tcBorders>
+            <w:shd w:fill="1D5C63" w:color="auto" w:val="clear"/>
+            <w:tcMar>
+              <w:top w:type="dxa" w:w="60"/>
+              <w:left w:type="dxa" w:w="90"/>
+              <w:bottom w:type="dxa" w:w="60"/>
+              <w:right w:type="dxa" w:w="90"/>
+            </w:tcMar>
+            <w:vAlign w:val="top"/>
+          </w:tcPr>
+          <w:p>
+            <w:pPr>
+              <w:spacing w:after="40"/>
+            </w:pPr>
+            <w:r>
+              <w:rPr>
+                <w:rFonts w:ascii="Calibri" w:cs="Calibri" w:eastAsia="Calibri" w:hAnsi="Calibri"/>
+                <w:b/>
+                <w:bCs/>
+                <w:color w:val="FFFFFF"/>
+                <w:sz w:val="18"/>
+                <w:szCs w:val="18"/>
+              </w:rPr>
+              <w:t xml:space="preserve">Fase</w:t>
+            </w:r>
+          </w:p>
+        </w:tc>
+        <w:tc>
+          <w:tcPr>
+            <w:tcW w:type="dxa" w:w="2800"/>
+            <w:tcBorders>
+              <w:top w:val="single" w:color="C9C4B5" w:sz="4"/>
+              <w:left w:val="single" w:color="C9C4B5" w:sz="4"/>
+              <w:bottom w:val="single" w:color="C9C4B5" w:sz="4"/>
+              <w:right w:val="single" w:color="C9C4B5" w:sz="4"/>
+            </w:tcBorders>
+            <w:shd w:fill="1D5C63" w:color="auto" w:val="clear"/>
+            <w:tcMar>
+              <w:top w:type="dxa" w:w="60"/>
+              <w:left w:type="dxa" w:w="90"/>
+              <w:bottom w:type="dxa" w:w="60"/>
+              <w:right w:type="dxa" w:w="90"/>
+            </w:tcMar>
+            <w:vAlign w:val="top"/>
+          </w:tcPr>
+          <w:p>
+            <w:pPr>
+              <w:spacing w:after="40"/>
+            </w:pPr>
+            <w:r>
+              <w:rPr>
+                <w:rFonts w:ascii="Calibri" w:cs="Calibri" w:eastAsia="Calibri" w:hAnsi="Calibri"/>
+                <w:b/>
+                <w:bCs/>
+                <w:color w:val="FFFFFF"/>
+                <w:sz w:val="18"/>
+                <w:szCs w:val="18"/>
+              </w:rPr>
+              <w:t xml:space="preserve">Werkvorm</w:t>
+            </w:r>
+          </w:p>
+        </w:tc>
+        <w:tc>
+          <w:tcPr>
+            <w:tcW w:type="dxa" w:w="5300"/>
+            <w:tcBorders>
+              <w:top w:val="single" w:color="C9C4B5" w:sz="4"/>
+              <w:left w:val="single" w:color="C9C4B5" w:sz="4"/>
+              <w:bottom w:val="single" w:color="C9C4B5" w:sz="4"/>
+              <w:right w:val="single" w:color="C9C4B5" w:sz="4"/>
+            </w:tcBorders>
+            <w:shd w:fill="1D5C63" w:color="auto" w:val="clear"/>
+            <w:tcMar>
+              <w:top w:type="dxa" w:w="60"/>
+              <w:left w:type="dxa" w:w="90"/>
+              <w:bottom w:type="dxa" w:w="60"/>
+              <w:right w:type="dxa" w:w="90"/>
+            </w:tcMar>
+            <w:vAlign w:val="top"/>
+          </w:tcPr>
+          <w:p>
+            <w:pPr>
+              <w:spacing w:after="40"/>
+            </w:pPr>
+            <w:r>
+              <w:rPr>
+                <w:rFonts w:ascii="Calibri" w:cs="Calibri" w:eastAsia="Calibri" w:hAnsi="Calibri"/>
+                <w:b/>
+                <w:bCs/>
+                <w:color w:val="FFFFFF"/>
+                <w:sz w:val="18"/>
+                <w:szCs w:val="18"/>
+              </w:rPr>
+              <w:t xml:space="preserve">Zo doe je het</w:t>
+            </w:r>
+          </w:p>
+        </w:tc>
+        <w:tc>
+          <w:tcPr>
+            <w:tcW w:type="dxa" w:w="3998"/>
+            <w:tcBorders>
+              <w:top w:val="single" w:color="C9C4B5" w:sz="4"/>
+              <w:left w:val="single" w:color="C9C4B5" w:sz="4"/>
+              <w:bottom w:val="single" w:color="C9C4B5" w:sz="4"/>
+              <w:right w:val="single" w:color="C9C4B5" w:sz="4"/>
+            </w:tcBorders>
+            <w:shd w:fill="1D5C63" w:color="auto" w:val="clear"/>
+            <w:tcMar>
+              <w:top w:type="dxa" w:w="60"/>
+              <w:left w:type="dxa" w:w="90"/>
+              <w:bottom w:type="dxa" w:w="60"/>
+              <w:right w:type="dxa" w:w="90"/>
+            </w:tcMar>
+            <w:vAlign w:val="top"/>
+          </w:tcPr>
+          <w:p>
+            <w:pPr>
+              <w:spacing w:after="40"/>
+            </w:pPr>
+            <w:r>
+              <w:rPr>
+                <w:rFonts w:ascii="Calibri" w:cs="Calibri" w:eastAsia="Calibri" w:hAnsi="Calibri"/>
+                <w:b/>
+                <w:bCs/>
+                <w:color w:val="FFFFFF"/>
+                <w:sz w:val="18"/>
+                <w:szCs w:val="18"/>
+              </w:rPr>
+              <w:t xml:space="preserve">Variant of tweede keer</w:t>
+            </w:r>
+          </w:p>
+        </w:tc>
+      </w:tr>
+      <w:tr>
+        <w:trPr>
+          <w:cantSplit/>
+        </w:trPr>
+        <w:tc>
+          <w:tcPr>
+            <w:tcW w:type="dxa" w:w="1300"/>
+            <w:tcBorders>
+              <w:top w:val="single" w:color="C9C4B5" w:sz="4"/>
+              <w:left w:val="single" w:color="C9C4B5" w:sz="4"/>
+              <w:bottom w:val="single" w:color="C9C4B5" w:sz="4"/>
+              <w:right w:val="single" w:color="C9C4B5" w:sz="4"/>
+            </w:tcBorders>
+            <w:tcMar>
+              <w:top w:type="dxa" w:w="60"/>
+              <w:left w:type="dxa" w:w="90"/>
+              <w:bottom w:type="dxa" w:w="60"/>
+              <w:right w:type="dxa" w:w="90"/>
+            </w:tcMar>
+            <w:vAlign w:val="top"/>
+          </w:tcPr>
+          <w:p>
+            <w:pPr>
+              <w:spacing w:after="40"/>
+            </w:pPr>
+            <w:r>
+              <w:rPr>
+                <w:rFonts w:ascii="Calibri" w:cs="Calibri" w:eastAsia="Calibri" w:hAnsi="Calibri"/>
+                <w:b/>
+                <w:bCs/>
+                <w:color w:val="1F2328"/>
+                <w:sz w:val="18"/>
+                <w:szCs w:val="18"/>
+              </w:rPr>
+              <w:t xml:space="preserve">1 en 2</w:t>
+            </w:r>
+          </w:p>
+        </w:tc>
+        <w:tc>
+          <w:tcPr>
+            <w:tcW w:type="dxa" w:w="2000"/>
+            <w:tcBorders>
+              <w:top w:val="single" w:color="C9C4B5" w:sz="4"/>
+              <w:left w:val="single" w:color="C9C4B5" w:sz="4"/>
+              <w:bottom w:val="single" w:color="C9C4B5" w:sz="4"/>
+              <w:right w:val="single" w:color="C9C4B5" w:sz="4"/>
+            </w:tcBorders>
+            <w:tcMar>
+              <w:top w:type="dxa" w:w="60"/>
+              <w:left w:type="dxa" w:w="90"/>
+              <w:bottom w:type="dxa" w:w="60"/>
+              <w:right w:type="dxa" w:w="90"/>
+            </w:tcMar>
+            <w:vAlign w:val="top"/>
+          </w:tcPr>
+          <w:p>
+            <w:pPr>
+              <w:spacing w:after="40"/>
+            </w:pPr>
+            <w:r>
+              <w:rPr>
+                <w:rFonts w:ascii="Calibri" w:cs="Calibri" w:eastAsia="Calibri" w:hAnsi="Calibri"/>
+                <w:color w:val="1F2328"/>
+                <w:sz w:val="18"/>
+                <w:szCs w:val="18"/>
+              </w:rPr>
+              <w:t xml:space="preserve">Kennismaken</w:t>
+            </w:r>
+          </w:p>
+        </w:tc>
+        <w:tc>
+          <w:tcPr>
+            <w:tcW w:type="dxa" w:w="2800"/>
+            <w:tcBorders>
+              <w:top w:val="single" w:color="C9C4B5" w:sz="4"/>
+              <w:left w:val="single" w:color="C9C4B5" w:sz="4"/>
+              <w:bottom w:val="single" w:color="C9C4B5" w:sz="4"/>
+              <w:right w:val="single" w:color="C9C4B5" w:sz="4"/>
+            </w:tcBorders>
+            <w:tcMar>
+              <w:top w:type="dxa" w:w="60"/>
+              <w:left w:type="dxa" w:w="90"/>
+              <w:bottom w:type="dxa" w:w="60"/>
+              <w:right w:type="dxa" w:w="90"/>
+            </w:tcMar>
+            <w:vAlign w:val="top"/>
+          </w:tcPr>
+          <w:p>
+            <w:pPr>
+              <w:spacing w:after="40"/>
+            </w:pPr>
+            <w:r>
+              <w:rPr>
+                <w:rFonts w:ascii="Calibri" w:cs="Calibri" w:eastAsia="Calibri" w:hAnsi="Calibri"/>
+                <w:b/>
+                <w:bCs/>
+                <w:color w:val="1F2328"/>
+                <w:sz w:val="18"/>
+                <w:szCs w:val="18"/>
+              </w:rPr>
+              <w:t xml:space="preserve">Twee waarheden en een leugen</w:t>
+            </w:r>
+          </w:p>
+        </w:tc>
+        <w:tc>
+          <w:tcPr>
+            <w:tcW w:type="dxa" w:w="5300"/>
+            <w:tcBorders>
+              <w:top w:val="single" w:color="C9C4B5" w:sz="4"/>
+              <w:left w:val="single" w:color="C9C4B5" w:sz="4"/>
+              <w:bottom w:val="single" w:color="C9C4B5" w:sz="4"/>
+              <w:right w:val="single" w:color="C9C4B5" w:sz="4"/>
+            </w:tcBorders>
+            <w:tcMar>
+              <w:top w:type="dxa" w:w="60"/>
+              <w:left w:type="dxa" w:w="90"/>
+              <w:bottom w:type="dxa" w:w="60"/>
+              <w:right w:type="dxa" w:w="90"/>
+            </w:tcMar>
+            <w:vAlign w:val="top"/>
+          </w:tcPr>
+          <w:p>
+            <w:pPr>
+              <w:spacing w:after="40"/>
+            </w:pPr>
+            <w:r>
+              <w:rPr>
+                <w:rFonts w:ascii="Calibri" w:cs="Calibri" w:eastAsia="Calibri" w:hAnsi="Calibri"/>
+                <w:color w:val="1F2328"/>
+                <w:sz w:val="18"/>
+                <w:szCs w:val="18"/>
+              </w:rPr>
+              <w:t xml:space="preserve">Iedereen noemt drie dingen over zichzelf, waarvan één niet waar is. De groep raadt welke. Begin zelf, dat zet de toon.</w:t>
+            </w:r>
+          </w:p>
+        </w:tc>
+        <w:tc>
+          <w:tcPr>
+            <w:tcW w:type="dxa" w:w="3998"/>
+            <w:tcBorders>
+              <w:top w:val="single" w:color="C9C4B5" w:sz="4"/>
+              <w:left w:val="single" w:color="C9C4B5" w:sz="4"/>
+              <w:bottom w:val="single" w:color="C9C4B5" w:sz="4"/>
+              <w:right w:val="single" w:color="C9C4B5" w:sz="4"/>
+            </w:tcBorders>
+            <w:tcMar>
+              <w:top w:type="dxa" w:w="60"/>
+              <w:left w:type="dxa" w:w="90"/>
+              <w:bottom w:type="dxa" w:w="60"/>
+              <w:right w:type="dxa" w:w="90"/>
+            </w:tcMar>
+            <w:vAlign w:val="top"/>
+          </w:tcPr>
+          <w:p>
+            <w:pPr>
+              <w:spacing w:after="40"/>
+            </w:pPr>
+            <w:r>
+              <w:rPr>
+                <w:rFonts w:ascii="Calibri" w:cs="Calibri" w:eastAsia="Calibri" w:hAnsi="Calibri"/>
+                <w:color w:val="1F2328"/>
+                <w:sz w:val="18"/>
+                <w:szCs w:val="18"/>
+              </w:rPr>
+              <w:t xml:space="preserve">Zoek iemand die …: een bingokaart met vakjes als ‘heeft een bijbaan’, ‘zat vorig jaar in een andere klas’, ‘weet al wat hij wil studeren’. Wie heeft als eerste een rij?</w:t>
+            </w:r>
+          </w:p>
+        </w:tc>
+      </w:tr>
+      <w:tr>
+        <w:trPr>
+          <w:cantSplit/>
+        </w:trPr>
+        <w:tc>
+          <w:tcPr>
+            <w:tcW w:type="dxa" w:w="1300"/>
+            <w:tcBorders>
+              <w:top w:val="single" w:color="C9C4B5" w:sz="4"/>
+              <w:left w:val="single" w:color="C9C4B5" w:sz="4"/>
+              <w:bottom w:val="single" w:color="C9C4B5" w:sz="4"/>
+              <w:right w:val="single" w:color="C9C4B5" w:sz="4"/>
+            </w:tcBorders>
+            <w:tcMar>
+              <w:top w:type="dxa" w:w="60"/>
+              <w:left w:type="dxa" w:w="90"/>
+              <w:bottom w:type="dxa" w:w="60"/>
+              <w:right w:type="dxa" w:w="90"/>
+            </w:tcMar>
+            <w:vAlign w:val="top"/>
+          </w:tcPr>
+          <w:p>
+            <w:pPr>
+              <w:spacing w:after="40"/>
+            </w:pPr>
+            <w:r>
+              <w:rPr>
+                <w:rFonts w:ascii="Calibri" w:cs="Calibri" w:eastAsia="Calibri" w:hAnsi="Calibri"/>
+                <w:b/>
+                <w:bCs/>
+                <w:color w:val="1F2328"/>
+                <w:sz w:val="18"/>
+                <w:szCs w:val="18"/>
+              </w:rPr>
+              <w:t xml:space="preserve">3 en 4</w:t>
+            </w:r>
+          </w:p>
+        </w:tc>
+        <w:tc>
+          <w:tcPr>
+            <w:tcW w:type="dxa" w:w="2000"/>
+            <w:tcBorders>
+              <w:top w:val="single" w:color="C9C4B5" w:sz="4"/>
+              <w:left w:val="single" w:color="C9C4B5" w:sz="4"/>
+              <w:bottom w:val="single" w:color="C9C4B5" w:sz="4"/>
+              <w:right w:val="single" w:color="C9C4B5" w:sz="4"/>
+            </w:tcBorders>
+            <w:tcMar>
+              <w:top w:type="dxa" w:w="60"/>
+              <w:left w:type="dxa" w:w="90"/>
+              <w:bottom w:type="dxa" w:w="60"/>
+              <w:right w:type="dxa" w:w="90"/>
+            </w:tcMar>
+            <w:vAlign w:val="top"/>
+          </w:tcPr>
+          <w:p>
+            <w:pPr>
+              <w:spacing w:after="40"/>
+            </w:pPr>
+            <w:r>
+              <w:rPr>
+                <w:rFonts w:ascii="Calibri" w:cs="Calibri" w:eastAsia="Calibri" w:hAnsi="Calibri"/>
+                <w:color w:val="1F2328"/>
+                <w:sz w:val="18"/>
+                <w:szCs w:val="18"/>
+              </w:rPr>
+              <w:t xml:space="preserve">Kennismaken</w:t>
+            </w:r>
+          </w:p>
+        </w:tc>
+        <w:tc>
+          <w:tcPr>
+            <w:tcW w:type="dxa" w:w="2800"/>
+            <w:tcBorders>
+              <w:top w:val="single" w:color="C9C4B5" w:sz="4"/>
+              <w:left w:val="single" w:color="C9C4B5" w:sz="4"/>
+              <w:bottom w:val="single" w:color="C9C4B5" w:sz="4"/>
+              <w:right w:val="single" w:color="C9C4B5" w:sz="4"/>
+            </w:tcBorders>
+            <w:tcMar>
+              <w:top w:type="dxa" w:w="60"/>
+              <w:left w:type="dxa" w:w="90"/>
+              <w:bottom w:type="dxa" w:w="60"/>
+              <w:right w:type="dxa" w:w="90"/>
+            </w:tcMar>
+            <w:vAlign w:val="top"/>
+          </w:tcPr>
+          <w:p>
+            <w:pPr>
+              <w:spacing w:after="40"/>
+            </w:pPr>
+            <w:r>
+              <w:rPr>
+                <w:rFonts w:ascii="Calibri" w:cs="Calibri" w:eastAsia="Calibri" w:hAnsi="Calibri"/>
+                <w:b/>
+                <w:bCs/>
+                <w:color w:val="1F2328"/>
+                <w:sz w:val="18"/>
+                <w:szCs w:val="18"/>
+              </w:rPr>
+              <w:t xml:space="preserve">Duo-interview</w:t>
+            </w:r>
+          </w:p>
+        </w:tc>
+        <w:tc>
+          <w:tcPr>
+            <w:tcW w:type="dxa" w:w="5300"/>
+            <w:tcBorders>
+              <w:top w:val="single" w:color="C9C4B5" w:sz="4"/>
+              <w:left w:val="single" w:color="C9C4B5" w:sz="4"/>
+              <w:bottom w:val="single" w:color="C9C4B5" w:sz="4"/>
+              <w:right w:val="single" w:color="C9C4B5" w:sz="4"/>
+            </w:tcBorders>
+            <w:tcMar>
+              <w:top w:type="dxa" w:w="60"/>
+              <w:left w:type="dxa" w:w="90"/>
+              <w:bottom w:type="dxa" w:w="60"/>
+              <w:right w:type="dxa" w:w="90"/>
+            </w:tcMar>
+            <w:vAlign w:val="top"/>
+          </w:tcPr>
+          <w:p>
+            <w:pPr>
+              <w:spacing w:after="40"/>
+            </w:pPr>
+            <w:r>
+              <w:rPr>
+                <w:rFonts w:ascii="Calibri" w:cs="Calibri" w:eastAsia="Calibri" w:hAnsi="Calibri"/>
+                <w:color w:val="1F2328"/>
+                <w:sz w:val="18"/>
+                <w:szCs w:val="18"/>
+              </w:rPr>
+              <w:t xml:space="preserve">Duo’s die elkaar nog niet kennen: drie minuten per persoon, drie vragen (wat doe je buiten school, waarom dit profiel, waar word je blij van). Daarna stelt ieder zijn partner in twee zinnen voor.</w:t>
+            </w:r>
+          </w:p>
+        </w:tc>
+        <w:tc>
+          <w:tcPr>
+            <w:tcW w:type="dxa" w:w="3998"/>
+            <w:tcBorders>
+              <w:top w:val="single" w:color="C9C4B5" w:sz="4"/>
+              <w:left w:val="single" w:color="C9C4B5" w:sz="4"/>
+              <w:bottom w:val="single" w:color="C9C4B5" w:sz="4"/>
+              <w:right w:val="single" w:color="C9C4B5" w:sz="4"/>
+            </w:tcBorders>
+            <w:tcMar>
+              <w:top w:type="dxa" w:w="60"/>
+              <w:left w:type="dxa" w:w="90"/>
+              <w:bottom w:type="dxa" w:w="60"/>
+              <w:right w:type="dxa" w:w="90"/>
+            </w:tcMar>
+            <w:vAlign w:val="top"/>
+          </w:tcPr>
+          <w:p>
+            <w:pPr>
+              <w:spacing w:after="40"/>
+            </w:pPr>
+            <w:r>
+              <w:rPr>
+                <w:rFonts w:ascii="Calibri" w:cs="Calibri" w:eastAsia="Calibri" w:hAnsi="Calibri"/>
+                <w:color w:val="1F2328"/>
+                <w:sz w:val="18"/>
+                <w:szCs w:val="18"/>
+              </w:rPr>
+              <w:t xml:space="preserve">Opstellen zonder praten: ga op volgorde staan van reistijd naar school, zonder te praten. Nabespreken: wie nam de leiding en hoe ging dat?</w:t>
+            </w:r>
+          </w:p>
+        </w:tc>
+      </w:tr>
+      <w:tr>
+        <w:trPr>
+          <w:cantSplit/>
+        </w:trPr>
+        <w:tc>
+          <w:tcPr>
+            <w:tcW w:type="dxa" w:w="1300"/>
+            <w:tcBorders>
+              <w:top w:val="single" w:color="C9C4B5" w:sz="4"/>
+              <w:left w:val="single" w:color="C9C4B5" w:sz="4"/>
+              <w:bottom w:val="single" w:color="C9C4B5" w:sz="4"/>
+              <w:right w:val="single" w:color="C9C4B5" w:sz="4"/>
+            </w:tcBorders>
+            <w:tcMar>
+              <w:top w:type="dxa" w:w="60"/>
+              <w:left w:type="dxa" w:w="90"/>
+              <w:bottom w:type="dxa" w:w="60"/>
+              <w:right w:type="dxa" w:w="90"/>
+            </w:tcMar>
+            <w:vAlign w:val="top"/>
+          </w:tcPr>
+          <w:p>
+            <w:pPr>
+              <w:spacing w:after="40"/>
+            </w:pPr>
+            <w:r>
+              <w:rPr>
+                <w:rFonts w:ascii="Calibri" w:cs="Calibri" w:eastAsia="Calibri" w:hAnsi="Calibri"/>
+                <w:b/>
+                <w:bCs/>
+                <w:color w:val="1F2328"/>
+                <w:sz w:val="18"/>
+                <w:szCs w:val="18"/>
+              </w:rPr>
+              <w:t xml:space="preserve">5 en 6</w:t>
+            </w:r>
+          </w:p>
+        </w:tc>
+        <w:tc>
+          <w:tcPr>
+            <w:tcW w:type="dxa" w:w="2000"/>
+            <w:tcBorders>
+              <w:top w:val="single" w:color="C9C4B5" w:sz="4"/>
+              <w:left w:val="single" w:color="C9C4B5" w:sz="4"/>
+              <w:bottom w:val="single" w:color="C9C4B5" w:sz="4"/>
+              <w:right w:val="single" w:color="C9C4B5" w:sz="4"/>
+            </w:tcBorders>
+            <w:tcMar>
+              <w:top w:type="dxa" w:w="60"/>
+              <w:left w:type="dxa" w:w="90"/>
+              <w:bottom w:type="dxa" w:w="60"/>
+              <w:right w:type="dxa" w:w="90"/>
+            </w:tcMar>
+            <w:vAlign w:val="top"/>
+          </w:tcPr>
+          <w:p>
+            <w:pPr>
+              <w:spacing w:after="40"/>
+            </w:pPr>
+            <w:r>
+              <w:rPr>
+                <w:rFonts w:ascii="Calibri" w:cs="Calibri" w:eastAsia="Calibri" w:hAnsi="Calibri"/>
+                <w:color w:val="1F2328"/>
+                <w:sz w:val="18"/>
+                <w:szCs w:val="18"/>
+              </w:rPr>
+              <w:t xml:space="preserve">Samen normen maken</w:t>
+            </w:r>
+          </w:p>
+        </w:tc>
+        <w:tc>
+          <w:tcPr>
+            <w:tcW w:type="dxa" w:w="2800"/>
+            <w:tcBorders>
+              <w:top w:val="single" w:color="C9C4B5" w:sz="4"/>
+              <w:left w:val="single" w:color="C9C4B5" w:sz="4"/>
+              <w:bottom w:val="single" w:color="C9C4B5" w:sz="4"/>
+              <w:right w:val="single" w:color="C9C4B5" w:sz="4"/>
+            </w:tcBorders>
+            <w:tcMar>
+              <w:top w:type="dxa" w:w="60"/>
+              <w:left w:type="dxa" w:w="90"/>
+              <w:bottom w:type="dxa" w:w="60"/>
+              <w:right w:type="dxa" w:w="90"/>
+            </w:tcMar>
+            <w:vAlign w:val="top"/>
+          </w:tcPr>
+          <w:p>
+            <w:pPr>
+              <w:spacing w:after="40"/>
+            </w:pPr>
+            <w:r>
+              <w:rPr>
+                <w:rFonts w:ascii="Calibri" w:cs="Calibri" w:eastAsia="Calibri" w:hAnsi="Calibri"/>
+                <w:b/>
+                <w:bCs/>
+                <w:color w:val="1F2328"/>
+                <w:sz w:val="18"/>
+                <w:szCs w:val="18"/>
+              </w:rPr>
+              <w:t xml:space="preserve">Klassenafspraken</w:t>
+            </w:r>
+          </w:p>
+        </w:tc>
+        <w:tc>
+          <w:tcPr>
+            <w:tcW w:type="dxa" w:w="5300"/>
+            <w:tcBorders>
+              <w:top w:val="single" w:color="C9C4B5" w:sz="4"/>
+              <w:left w:val="single" w:color="C9C4B5" w:sz="4"/>
+              <w:bottom w:val="single" w:color="C9C4B5" w:sz="4"/>
+              <w:right w:val="single" w:color="C9C4B5" w:sz="4"/>
+            </w:tcBorders>
+            <w:tcMar>
+              <w:top w:type="dxa" w:w="60"/>
+              <w:left w:type="dxa" w:w="90"/>
+              <w:bottom w:type="dxa" w:w="60"/>
+              <w:right w:type="dxa" w:w="90"/>
+            </w:tcMar>
+            <w:vAlign w:val="top"/>
+          </w:tcPr>
+          <w:p>
+            <w:pPr>
+              <w:spacing w:after="40"/>
+            </w:pPr>
+            <w:r>
+              <w:rPr>
+                <w:rFonts w:ascii="Calibri" w:cs="Calibri" w:eastAsia="Calibri" w:hAnsi="Calibri"/>
+                <w:color w:val="1F2328"/>
+                <w:sz w:val="18"/>
+                <w:szCs w:val="18"/>
+              </w:rPr>
+              <w:t xml:space="preserve">In drietallen één afspraak voor de mentorles, met het waarom. Kies er samen drie en zet ze in het Teams-kanaal. Laat de andere groep er de week erna op reageren, zodat de afspraken voor de hele klas gelden.</w:t>
+            </w:r>
+          </w:p>
+        </w:tc>
+        <w:tc>
+          <w:tcPr>
+            <w:tcW w:type="dxa" w:w="3998"/>
+            <w:tcBorders>
+              <w:top w:val="single" w:color="C9C4B5" w:sz="4"/>
+              <w:left w:val="single" w:color="C9C4B5" w:sz="4"/>
+              <w:bottom w:val="single" w:color="C9C4B5" w:sz="4"/>
+              <w:right w:val="single" w:color="C9C4B5" w:sz="4"/>
+            </w:tcBorders>
+            <w:tcMar>
+              <w:top w:type="dxa" w:w="60"/>
+              <w:left w:type="dxa" w:w="90"/>
+              <w:bottom w:type="dxa" w:w="60"/>
+              <w:right w:type="dxa" w:w="90"/>
+            </w:tcMar>
+            <w:vAlign w:val="top"/>
+          </w:tcPr>
+          <w:p>
+            <w:pPr>
+              <w:spacing w:after="40"/>
+            </w:pPr>
+            <w:r>
+              <w:rPr>
+                <w:rFonts w:ascii="Calibri" w:cs="Calibri" w:eastAsia="Calibri" w:hAnsi="Calibri"/>
+                <w:color w:val="1F2328"/>
+                <w:sz w:val="18"/>
+                <w:szCs w:val="18"/>
+              </w:rPr>
+              <w:t xml:space="preserve">Check op de afspraken: per afspraak duim omhoog, opzij of omlaag. Scherp er één aan.</w:t>
+            </w:r>
+          </w:p>
+        </w:tc>
+      </w:tr>
+      <w:tr>
+        <w:trPr>
+          <w:cantSplit/>
+        </w:trPr>
+        <w:tc>
+          <w:tcPr>
+            <w:tcW w:type="dxa" w:w="1300"/>
+            <w:tcBorders>
+              <w:top w:val="single" w:color="C9C4B5" w:sz="4"/>
+              <w:left w:val="single" w:color="C9C4B5" w:sz="4"/>
+              <w:bottom w:val="single" w:color="C9C4B5" w:sz="4"/>
+              <w:right w:val="single" w:color="C9C4B5" w:sz="4"/>
+            </w:tcBorders>
+            <w:tcMar>
+              <w:top w:type="dxa" w:w="60"/>
+              <w:left w:type="dxa" w:w="90"/>
+              <w:bottom w:type="dxa" w:w="60"/>
+              <w:right w:type="dxa" w:w="90"/>
+            </w:tcMar>
+            <w:vAlign w:val="top"/>
+          </w:tcPr>
+          <w:p>
+            <w:pPr>
+              <w:spacing w:after="40"/>
+            </w:pPr>
+            <w:r>
+              <w:rPr>
+                <w:rFonts w:ascii="Calibri" w:cs="Calibri" w:eastAsia="Calibri" w:hAnsi="Calibri"/>
+                <w:b/>
+                <w:bCs/>
+                <w:color w:val="1F2328"/>
+                <w:sz w:val="18"/>
+                <w:szCs w:val="18"/>
+              </w:rPr>
+              <w:t xml:space="preserve">7 en 8</w:t>
+            </w:r>
+          </w:p>
+        </w:tc>
+        <w:tc>
+          <w:tcPr>
+            <w:tcW w:type="dxa" w:w="2000"/>
+            <w:tcBorders>
+              <w:top w:val="single" w:color="C9C4B5" w:sz="4"/>
+              <w:left w:val="single" w:color="C9C4B5" w:sz="4"/>
+              <w:bottom w:val="single" w:color="C9C4B5" w:sz="4"/>
+              <w:right w:val="single" w:color="C9C4B5" w:sz="4"/>
+            </w:tcBorders>
+            <w:tcMar>
+              <w:top w:type="dxa" w:w="60"/>
+              <w:left w:type="dxa" w:w="90"/>
+              <w:bottom w:type="dxa" w:w="60"/>
+              <w:right w:type="dxa" w:w="90"/>
+            </w:tcMar>
+            <w:vAlign w:val="top"/>
+          </w:tcPr>
+          <w:p>
+            <w:pPr>
+              <w:spacing w:after="40"/>
+            </w:pPr>
+            <w:r>
+              <w:rPr>
+                <w:rFonts w:ascii="Calibri" w:cs="Calibri" w:eastAsia="Calibri" w:hAnsi="Calibri"/>
+                <w:color w:val="1F2328"/>
+                <w:sz w:val="18"/>
+                <w:szCs w:val="18"/>
+              </w:rPr>
+              <w:t xml:space="preserve">Posities innemen</w:t>
+            </w:r>
+          </w:p>
+        </w:tc>
+        <w:tc>
+          <w:tcPr>
+            <w:tcW w:type="dxa" w:w="2800"/>
+            <w:tcBorders>
+              <w:top w:val="single" w:color="C9C4B5" w:sz="4"/>
+              <w:left w:val="single" w:color="C9C4B5" w:sz="4"/>
+              <w:bottom w:val="single" w:color="C9C4B5" w:sz="4"/>
+              <w:right w:val="single" w:color="C9C4B5" w:sz="4"/>
+            </w:tcBorders>
+            <w:tcMar>
+              <w:top w:type="dxa" w:w="60"/>
+              <w:left w:type="dxa" w:w="90"/>
+              <w:bottom w:type="dxa" w:w="60"/>
+              <w:right w:type="dxa" w:w="90"/>
+            </w:tcMar>
+            <w:vAlign w:val="top"/>
+          </w:tcPr>
+          <w:p>
+            <w:pPr>
+              <w:spacing w:after="40"/>
+            </w:pPr>
+            <w:r>
+              <w:rPr>
+                <w:rFonts w:ascii="Calibri" w:cs="Calibri" w:eastAsia="Calibri" w:hAnsi="Calibri"/>
+                <w:b/>
+                <w:bCs/>
+                <w:color w:val="1F2328"/>
+                <w:sz w:val="18"/>
+                <w:szCs w:val="18"/>
+              </w:rPr>
+              <w:t xml:space="preserve">Tips-carrousel na toetsweek A</w:t>
+            </w:r>
+          </w:p>
+        </w:tc>
+        <w:tc>
+          <w:tcPr>
+            <w:tcW w:type="dxa" w:w="5300"/>
+            <w:tcBorders>
+              <w:top w:val="single" w:color="C9C4B5" w:sz="4"/>
+              <w:left w:val="single" w:color="C9C4B5" w:sz="4"/>
+              <w:bottom w:val="single" w:color="C9C4B5" w:sz="4"/>
+              <w:right w:val="single" w:color="C9C4B5" w:sz="4"/>
+            </w:tcBorders>
+            <w:tcMar>
+              <w:top w:type="dxa" w:w="60"/>
+              <w:left w:type="dxa" w:w="90"/>
+              <w:bottom w:type="dxa" w:w="60"/>
+              <w:right w:type="dxa" w:w="90"/>
+            </w:tcMar>
+            <w:vAlign w:val="top"/>
+          </w:tcPr>
+          <w:p>
+            <w:pPr>
+              <w:spacing w:after="40"/>
+            </w:pPr>
+            <w:r>
+              <w:rPr>
+                <w:rFonts w:ascii="Calibri" w:cs="Calibri" w:eastAsia="Calibri" w:hAnsi="Calibri"/>
+                <w:color w:val="1F2328"/>
+                <w:sz w:val="18"/>
+                <w:szCs w:val="18"/>
+              </w:rPr>
+              <w:t xml:space="preserve">Iedereen schrijft op twee briefjes één aanpak die werkte en één valkuil. Rondgeven of ophangen en clusteren. Het laat zien dat het bij iedereen weleens misging.</w:t>
+            </w:r>
+          </w:p>
+        </w:tc>
+        <w:tc>
+          <w:tcPr>
+            <w:tcW w:type="dxa" w:w="3998"/>
+            <w:tcBorders>
+              <w:top w:val="single" w:color="C9C4B5" w:sz="4"/>
+              <w:left w:val="single" w:color="C9C4B5" w:sz="4"/>
+              <w:bottom w:val="single" w:color="C9C4B5" w:sz="4"/>
+              <w:right w:val="single" w:color="C9C4B5" w:sz="4"/>
+            </w:tcBorders>
+            <w:tcMar>
+              <w:top w:type="dxa" w:w="60"/>
+              <w:left w:type="dxa" w:w="90"/>
+              <w:bottom w:type="dxa" w:w="60"/>
+              <w:right w:type="dxa" w:w="90"/>
+            </w:tcMar>
+            <w:vAlign w:val="top"/>
+          </w:tcPr>
+          <w:p>
+            <w:pPr>
+              <w:spacing w:after="40"/>
+            </w:pPr>
+            <w:r>
+              <w:rPr>
+                <w:rFonts w:ascii="Calibri" w:cs="Calibri" w:eastAsia="Calibri" w:hAnsi="Calibri"/>
+                <w:color w:val="1F2328"/>
+                <w:sz w:val="18"/>
+                <w:szCs w:val="18"/>
+              </w:rPr>
+              <w:t xml:space="preserve">Stellingen: loop naar de kant van eens of oneens. ‘Een week van tevoren beginnen is genoeg.’ ‘Mijn telefoon naast me stoort niet.’ Aan elke kant legt één leerling uit waarom.</w:t>
+            </w:r>
+          </w:p>
+        </w:tc>
+      </w:tr>
+      <w:tr>
+        <w:trPr>
+          <w:cantSplit/>
+        </w:trPr>
+        <w:tc>
+          <w:tcPr>
+            <w:tcW w:type="dxa" w:w="1300"/>
+            <w:tcBorders>
+              <w:top w:val="single" w:color="C9C4B5" w:sz="4"/>
+              <w:left w:val="single" w:color="C9C4B5" w:sz="4"/>
+              <w:bottom w:val="single" w:color="C9C4B5" w:sz="4"/>
+              <w:right w:val="single" w:color="C9C4B5" w:sz="4"/>
+            </w:tcBorders>
+            <w:tcMar>
+              <w:top w:type="dxa" w:w="60"/>
+              <w:left w:type="dxa" w:w="90"/>
+              <w:bottom w:type="dxa" w:w="60"/>
+              <w:right w:type="dxa" w:w="90"/>
+            </w:tcMar>
+            <w:vAlign w:val="top"/>
+          </w:tcPr>
+          <w:p>
+            <w:pPr>
+              <w:spacing w:after="40"/>
+            </w:pPr>
+            <w:r>
+              <w:rPr>
+                <w:rFonts w:ascii="Calibri" w:cs="Calibri" w:eastAsia="Calibri" w:hAnsi="Calibri"/>
+                <w:b/>
+                <w:bCs/>
+                <w:color w:val="1F2328"/>
+                <w:sz w:val="18"/>
+                <w:szCs w:val="18"/>
+              </w:rPr>
+              <w:t xml:space="preserve">9 en 10</w:t>
+            </w:r>
+          </w:p>
+        </w:tc>
+        <w:tc>
+          <w:tcPr>
+            <w:tcW w:type="dxa" w:w="2000"/>
+            <w:tcBorders>
+              <w:top w:val="single" w:color="C9C4B5" w:sz="4"/>
+              <w:left w:val="single" w:color="C9C4B5" w:sz="4"/>
+              <w:bottom w:val="single" w:color="C9C4B5" w:sz="4"/>
+              <w:right w:val="single" w:color="C9C4B5" w:sz="4"/>
+            </w:tcBorders>
+            <w:tcMar>
+              <w:top w:type="dxa" w:w="60"/>
+              <w:left w:type="dxa" w:w="90"/>
+              <w:bottom w:type="dxa" w:w="60"/>
+              <w:right w:type="dxa" w:w="90"/>
+            </w:tcMar>
+            <w:vAlign w:val="top"/>
+          </w:tcPr>
+          <w:p>
+            <w:pPr>
+              <w:spacing w:after="40"/>
+            </w:pPr>
+            <w:r>
+              <w:rPr>
+                <w:rFonts w:ascii="Calibri" w:cs="Calibri" w:eastAsia="Calibri" w:hAnsi="Calibri"/>
+                <w:color w:val="1F2328"/>
+                <w:sz w:val="18"/>
+                <w:szCs w:val="18"/>
+              </w:rPr>
+              <w:t xml:space="preserve">Posities innemen</w:t>
+            </w:r>
+          </w:p>
+        </w:tc>
+        <w:tc>
+          <w:tcPr>
+            <w:tcW w:type="dxa" w:w="2800"/>
+            <w:tcBorders>
+              <w:top w:val="single" w:color="C9C4B5" w:sz="4"/>
+              <w:left w:val="single" w:color="C9C4B5" w:sz="4"/>
+              <w:bottom w:val="single" w:color="C9C4B5" w:sz="4"/>
+              <w:right w:val="single" w:color="C9C4B5" w:sz="4"/>
+            </w:tcBorders>
+            <w:tcMar>
+              <w:top w:type="dxa" w:w="60"/>
+              <w:left w:type="dxa" w:w="90"/>
+              <w:bottom w:type="dxa" w:w="60"/>
+              <w:right w:type="dxa" w:w="90"/>
+            </w:tcMar>
+            <w:vAlign w:val="top"/>
+          </w:tcPr>
+          <w:p>
+            <w:pPr>
+              <w:spacing w:after="40"/>
+            </w:pPr>
+            <w:r>
+              <w:rPr>
+                <w:rFonts w:ascii="Calibri" w:cs="Calibri" w:eastAsia="Calibri" w:hAnsi="Calibri"/>
+                <w:b/>
+                <w:bCs/>
+                <w:color w:val="1F2328"/>
+                <w:sz w:val="18"/>
+                <w:szCs w:val="18"/>
+              </w:rPr>
+              <w:t xml:space="preserve">Wat werkt hier, wat stoort?</w:t>
+            </w:r>
+          </w:p>
+        </w:tc>
+        <w:tc>
+          <w:tcPr>
+            <w:tcW w:type="dxa" w:w="5300"/>
+            <w:tcBorders>
+              <w:top w:val="single" w:color="C9C4B5" w:sz="4"/>
+              <w:left w:val="single" w:color="C9C4B5" w:sz="4"/>
+              <w:bottom w:val="single" w:color="C9C4B5" w:sz="4"/>
+              <w:right w:val="single" w:color="C9C4B5" w:sz="4"/>
+            </w:tcBorders>
+            <w:tcMar>
+              <w:top w:type="dxa" w:w="60"/>
+              <w:left w:type="dxa" w:w="90"/>
+              <w:bottom w:type="dxa" w:w="60"/>
+              <w:right w:type="dxa" w:w="90"/>
+            </w:tcMar>
+            <w:vAlign w:val="top"/>
+          </w:tcPr>
+          <w:p>
+            <w:pPr>
+              <w:spacing w:after="40"/>
+            </w:pPr>
+            <w:r>
+              <w:rPr>
+                <w:rFonts w:ascii="Calibri" w:cs="Calibri" w:eastAsia="Calibri" w:hAnsi="Calibri"/>
+                <w:color w:val="1F2328"/>
+                <w:sz w:val="18"/>
+                <w:szCs w:val="18"/>
+              </w:rPr>
+              <w:t xml:space="preserve">Anoniem twee briefjes: wat werkt goed in deze klas en wat stoort je. Jij leest ze thuis en bespreekt de volgende keer twee trends, zonder namen. Stel een afspraak bij als dat nodig is.</w:t>
+            </w:r>
+          </w:p>
+        </w:tc>
+        <w:tc>
+          <w:tcPr>
+            <w:tcW w:type="dxa" w:w="3998"/>
+            <w:tcBorders>
+              <w:top w:val="single" w:color="C9C4B5" w:sz="4"/>
+              <w:left w:val="single" w:color="C9C4B5" w:sz="4"/>
+              <w:bottom w:val="single" w:color="C9C4B5" w:sz="4"/>
+              <w:right w:val="single" w:color="C9C4B5" w:sz="4"/>
+            </w:tcBorders>
+            <w:tcMar>
+              <w:top w:type="dxa" w:w="60"/>
+              <w:left w:type="dxa" w:w="90"/>
+              <w:bottom w:type="dxa" w:w="60"/>
+              <w:right w:type="dxa" w:w="90"/>
+            </w:tcMar>
+            <w:vAlign w:val="top"/>
+          </w:tcPr>
+          <w:p>
+            <w:pPr>
+              <w:spacing w:after="40"/>
+            </w:pPr>
+            <w:r>
+              <w:rPr>
+                <w:rFonts w:ascii="Calibri" w:cs="Calibri" w:eastAsia="Calibri" w:hAnsi="Calibri"/>
+                <w:color w:val="1F2328"/>
+                <w:sz w:val="18"/>
+                <w:szCs w:val="18"/>
+              </w:rPr>
+              <w:t xml:space="preserve">Minst bekende partner: een duo met degene die je het minst kent, drie vragen van een kaartje, zoals ‘waar ben je stiekem trots op?’</w:t>
+            </w:r>
+          </w:p>
+        </w:tc>
+      </w:tr>
+      <w:tr>
+        <w:trPr>
+          <w:cantSplit/>
+        </w:trPr>
+        <w:tc>
+          <w:tcPr>
+            <w:tcW w:type="dxa" w:w="1300"/>
+            <w:tcBorders>
+              <w:top w:val="single" w:color="C9C4B5" w:sz="4"/>
+              <w:left w:val="single" w:color="C9C4B5" w:sz="4"/>
+              <w:bottom w:val="single" w:color="C9C4B5" w:sz="4"/>
+              <w:right w:val="single" w:color="C9C4B5" w:sz="4"/>
+            </w:tcBorders>
+            <w:tcMar>
+              <w:top w:type="dxa" w:w="60"/>
+              <w:left w:type="dxa" w:w="90"/>
+              <w:bottom w:type="dxa" w:w="60"/>
+              <w:right w:type="dxa" w:w="90"/>
+            </w:tcMar>
+            <w:vAlign w:val="top"/>
+          </w:tcPr>
+          <w:p>
+            <w:pPr>
+              <w:spacing w:after="40"/>
+            </w:pPr>
+            <w:r>
+              <w:rPr>
+                <w:rFonts w:ascii="Calibri" w:cs="Calibri" w:eastAsia="Calibri" w:hAnsi="Calibri"/>
+                <w:b/>
+                <w:bCs/>
+                <w:color w:val="1F2328"/>
+                <w:sz w:val="18"/>
+                <w:szCs w:val="18"/>
+              </w:rPr>
+              <w:t xml:space="preserve">11 en 12</w:t>
+            </w:r>
+          </w:p>
+        </w:tc>
+        <w:tc>
+          <w:tcPr>
+            <w:tcW w:type="dxa" w:w="2000"/>
+            <w:tcBorders>
+              <w:top w:val="single" w:color="C9C4B5" w:sz="4"/>
+              <w:left w:val="single" w:color="C9C4B5" w:sz="4"/>
+              <w:bottom w:val="single" w:color="C9C4B5" w:sz="4"/>
+              <w:right w:val="single" w:color="C9C4B5" w:sz="4"/>
+            </w:tcBorders>
+            <w:tcMar>
+              <w:top w:type="dxa" w:w="60"/>
+              <w:left w:type="dxa" w:w="90"/>
+              <w:bottom w:type="dxa" w:w="60"/>
+              <w:right w:type="dxa" w:w="90"/>
+            </w:tcMar>
+            <w:vAlign w:val="top"/>
+          </w:tcPr>
+          <w:p>
+            <w:pPr>
+              <w:spacing w:after="40"/>
+            </w:pPr>
+            <w:r>
+              <w:rPr>
+                <w:rFonts w:ascii="Calibri" w:cs="Calibri" w:eastAsia="Calibri" w:hAnsi="Calibri"/>
+                <w:color w:val="1F2328"/>
+                <w:sz w:val="18"/>
+                <w:szCs w:val="18"/>
+              </w:rPr>
+              <w:t xml:space="preserve">Samen normen maken</w:t>
+            </w:r>
+          </w:p>
+        </w:tc>
+        <w:tc>
+          <w:tcPr>
+            <w:tcW w:type="dxa" w:w="2800"/>
+            <w:tcBorders>
+              <w:top w:val="single" w:color="C9C4B5" w:sz="4"/>
+              <w:left w:val="single" w:color="C9C4B5" w:sz="4"/>
+              <w:bottom w:val="single" w:color="C9C4B5" w:sz="4"/>
+              <w:right w:val="single" w:color="C9C4B5" w:sz="4"/>
+            </w:tcBorders>
+            <w:tcMar>
+              <w:top w:type="dxa" w:w="60"/>
+              <w:left w:type="dxa" w:w="90"/>
+              <w:bottom w:type="dxa" w:w="60"/>
+              <w:right w:type="dxa" w:w="90"/>
+            </w:tcMar>
+            <w:vAlign w:val="top"/>
+          </w:tcPr>
+          <w:p>
+            <w:pPr>
+              <w:spacing w:after="40"/>
+            </w:pPr>
+            <w:r>
+              <w:rPr>
+                <w:rFonts w:ascii="Calibri" w:cs="Calibri" w:eastAsia="Calibri" w:hAnsi="Calibri"/>
+                <w:b/>
+                <w:bCs/>
+                <w:color w:val="1F2328"/>
+                <w:sz w:val="18"/>
+                <w:szCs w:val="18"/>
+              </w:rPr>
+              <w:t xml:space="preserve">Papieren toren</w:t>
+            </w:r>
+          </w:p>
+        </w:tc>
+        <w:tc>
+          <w:tcPr>
+            <w:tcW w:type="dxa" w:w="5300"/>
+            <w:tcBorders>
+              <w:top w:val="single" w:color="C9C4B5" w:sz="4"/>
+              <w:left w:val="single" w:color="C9C4B5" w:sz="4"/>
+              <w:bottom w:val="single" w:color="C9C4B5" w:sz="4"/>
+              <w:right w:val="single" w:color="C9C4B5" w:sz="4"/>
+            </w:tcBorders>
+            <w:tcMar>
+              <w:top w:type="dxa" w:w="60"/>
+              <w:left w:type="dxa" w:w="90"/>
+              <w:bottom w:type="dxa" w:w="60"/>
+              <w:right w:type="dxa" w:w="90"/>
+            </w:tcMar>
+            <w:vAlign w:val="top"/>
+          </w:tcPr>
+          <w:p>
+            <w:pPr>
+              <w:spacing w:after="40"/>
+            </w:pPr>
+            <w:r>
+              <w:rPr>
+                <w:rFonts w:ascii="Calibri" w:cs="Calibri" w:eastAsia="Calibri" w:hAnsi="Calibri"/>
+                <w:color w:val="1F2328"/>
+                <w:sz w:val="18"/>
+                <w:szCs w:val="18"/>
+              </w:rPr>
+              <w:t xml:space="preserve">Groepjes van vier, drie A4’tjes en twintig centimeter plakband, zes minuten: bouw de hoogste toren die blijft staan. Nabespreken: wie deed wat, wie werd niet gehoord?</w:t>
+            </w:r>
+          </w:p>
+        </w:tc>
+        <w:tc>
+          <w:tcPr>
+            <w:tcW w:type="dxa" w:w="3998"/>
+            <w:tcBorders>
+              <w:top w:val="single" w:color="C9C4B5" w:sz="4"/>
+              <w:left w:val="single" w:color="C9C4B5" w:sz="4"/>
+              <w:bottom w:val="single" w:color="C9C4B5" w:sz="4"/>
+              <w:right w:val="single" w:color="C9C4B5" w:sz="4"/>
+            </w:tcBorders>
+            <w:tcMar>
+              <w:top w:type="dxa" w:w="60"/>
+              <w:left w:type="dxa" w:w="90"/>
+              <w:bottom w:type="dxa" w:w="60"/>
+              <w:right w:type="dxa" w:w="90"/>
+            </w:tcMar>
+            <w:vAlign w:val="top"/>
+          </w:tcPr>
+          <w:p>
+            <w:pPr>
+              <w:spacing w:after="40"/>
+            </w:pPr>
+            <w:r>
+              <w:rPr>
+                <w:rFonts w:ascii="Calibri" w:cs="Calibri" w:eastAsia="Calibri" w:hAnsi="Calibri"/>
+                <w:color w:val="1F2328"/>
+                <w:sz w:val="18"/>
+                <w:szCs w:val="18"/>
+              </w:rPr>
+              <w:t xml:space="preserve">Rondje vóór de kerst: iedereen noemt één hoogtepunt en één dieptepunt van de eerste maanden. Jij sluit af met wat jou opviel aan deze groep.</w:t>
+            </w:r>
+          </w:p>
+        </w:tc>
+      </w:tr>
+      <w:tr>
+        <w:trPr>
+          <w:cantSplit/>
+        </w:trPr>
+        <w:tc>
+          <w:tcPr>
+            <w:tcW w:type="dxa" w:w="1300"/>
+            <w:tcBorders>
+              <w:top w:val="single" w:color="C9C4B5" w:sz="4"/>
+              <w:left w:val="single" w:color="C9C4B5" w:sz="4"/>
+              <w:bottom w:val="single" w:color="C9C4B5" w:sz="4"/>
+              <w:right w:val="single" w:color="C9C4B5" w:sz="4"/>
+            </w:tcBorders>
+            <w:tcMar>
+              <w:top w:type="dxa" w:w="60"/>
+              <w:left w:type="dxa" w:w="90"/>
+              <w:bottom w:type="dxa" w:w="60"/>
+              <w:right w:type="dxa" w:w="90"/>
+            </w:tcMar>
+            <w:vAlign w:val="top"/>
+          </w:tcPr>
+          <w:p>
+            <w:pPr>
+              <w:spacing w:after="40"/>
+            </w:pPr>
+            <w:r>
+              <w:rPr>
+                <w:rFonts w:ascii="Calibri" w:cs="Calibri" w:eastAsia="Calibri" w:hAnsi="Calibri"/>
+                <w:b/>
+                <w:bCs/>
+                <w:color w:val="1F2328"/>
+                <w:sz w:val="18"/>
+                <w:szCs w:val="18"/>
+              </w:rPr>
+              <w:t xml:space="preserve">13 en 14</w:t>
+            </w:r>
+          </w:p>
+        </w:tc>
+        <w:tc>
+          <w:tcPr>
+            <w:tcW w:type="dxa" w:w="2000"/>
+            <w:tcBorders>
+              <w:top w:val="single" w:color="C9C4B5" w:sz="4"/>
+              <w:left w:val="single" w:color="C9C4B5" w:sz="4"/>
+              <w:bottom w:val="single" w:color="C9C4B5" w:sz="4"/>
+              <w:right w:val="single" w:color="C9C4B5" w:sz="4"/>
+            </w:tcBorders>
+            <w:tcMar>
+              <w:top w:type="dxa" w:w="60"/>
+              <w:left w:type="dxa" w:w="90"/>
+              <w:bottom w:type="dxa" w:w="60"/>
+              <w:right w:type="dxa" w:w="90"/>
+            </w:tcMar>
+            <w:vAlign w:val="top"/>
+          </w:tcPr>
+          <w:p>
+            <w:pPr>
+              <w:spacing w:after="40"/>
+            </w:pPr>
+            <w:r>
+              <w:rPr>
+                <w:rFonts w:ascii="Calibri" w:cs="Calibri" w:eastAsia="Calibri" w:hAnsi="Calibri"/>
+                <w:color w:val="1F2328"/>
+                <w:sz w:val="18"/>
+                <w:szCs w:val="18"/>
+              </w:rPr>
+              <w:t xml:space="preserve">Samen normen maken</w:t>
+            </w:r>
+          </w:p>
+        </w:tc>
+        <w:tc>
+          <w:tcPr>
+            <w:tcW w:type="dxa" w:w="2800"/>
+            <w:tcBorders>
+              <w:top w:val="single" w:color="C9C4B5" w:sz="4"/>
+              <w:left w:val="single" w:color="C9C4B5" w:sz="4"/>
+              <w:bottom w:val="single" w:color="C9C4B5" w:sz="4"/>
+              <w:right w:val="single" w:color="C9C4B5" w:sz="4"/>
+            </w:tcBorders>
+            <w:tcMar>
+              <w:top w:type="dxa" w:w="60"/>
+              <w:left w:type="dxa" w:w="90"/>
+              <w:bottom w:type="dxa" w:w="60"/>
+              <w:right w:type="dxa" w:w="90"/>
+            </w:tcMar>
+            <w:vAlign w:val="top"/>
+          </w:tcPr>
+          <w:p>
+            <w:pPr>
+              <w:spacing w:after="40"/>
+            </w:pPr>
+            <w:r>
+              <w:rPr>
+                <w:rFonts w:ascii="Calibri" w:cs="Calibri" w:eastAsia="Calibri" w:hAnsi="Calibri"/>
+                <w:b/>
+                <w:bCs/>
+                <w:color w:val="1F2328"/>
+                <w:sz w:val="18"/>
+                <w:szCs w:val="18"/>
+              </w:rPr>
+              <w:t xml:space="preserve">Studiebuddy’s</w:t>
+            </w:r>
+          </w:p>
+        </w:tc>
+        <w:tc>
+          <w:tcPr>
+            <w:tcW w:type="dxa" w:w="5300"/>
+            <w:tcBorders>
+              <w:top w:val="single" w:color="C9C4B5" w:sz="4"/>
+              <w:left w:val="single" w:color="C9C4B5" w:sz="4"/>
+              <w:bottom w:val="single" w:color="C9C4B5" w:sz="4"/>
+              <w:right w:val="single" w:color="C9C4B5" w:sz="4"/>
+            </w:tcBorders>
+            <w:tcMar>
+              <w:top w:type="dxa" w:w="60"/>
+              <w:left w:type="dxa" w:w="90"/>
+              <w:bottom w:type="dxa" w:w="60"/>
+              <w:right w:type="dxa" w:w="90"/>
+            </w:tcMar>
+            <w:vAlign w:val="top"/>
+          </w:tcPr>
+          <w:p>
+            <w:pPr>
+              <w:spacing w:after="40"/>
+            </w:pPr>
+            <w:r>
+              <w:rPr>
+                <w:rFonts w:ascii="Calibri" w:cs="Calibri" w:eastAsia="Calibri" w:hAnsi="Calibri"/>
+                <w:color w:val="1F2328"/>
+                <w:sz w:val="18"/>
+                <w:szCs w:val="18"/>
+              </w:rPr>
+              <w:t xml:space="preserve">Iedereen kiest een studiebuddy voor toetsweek B, bij voorkeur uit de andere groep. Buddy’s spreken twee momenten af om elkaar te overhoren en laten elkaar hun planning zien. Dit sluit aan bij de lijn studievaardigheden.</w:t>
+            </w:r>
+          </w:p>
+        </w:tc>
+        <w:tc>
+          <w:tcPr>
+            <w:tcW w:type="dxa" w:w="3998"/>
+            <w:tcBorders>
+              <w:top w:val="single" w:color="C9C4B5" w:sz="4"/>
+              <w:left w:val="single" w:color="C9C4B5" w:sz="4"/>
+              <w:bottom w:val="single" w:color="C9C4B5" w:sz="4"/>
+              <w:right w:val="single" w:color="C9C4B5" w:sz="4"/>
+            </w:tcBorders>
+            <w:tcMar>
+              <w:top w:type="dxa" w:w="60"/>
+              <w:left w:type="dxa" w:w="90"/>
+              <w:bottom w:type="dxa" w:w="60"/>
+              <w:right w:type="dxa" w:w="90"/>
+            </w:tcMar>
+            <w:vAlign w:val="top"/>
+          </w:tcPr>
+          <w:p>
+            <w:pPr>
+              <w:spacing w:after="40"/>
+            </w:pPr>
+            <w:r>
+              <w:rPr>
+                <w:rFonts w:ascii="Calibri" w:cs="Calibri" w:eastAsia="Calibri" w:hAnsi="Calibri"/>
+                <w:color w:val="1F2328"/>
+                <w:sz w:val="18"/>
+                <w:szCs w:val="18"/>
+              </w:rPr>
+              <w:t xml:space="preserve">Buddy-check van vijf minuten: laat elkaar je leerplanning zien. Eén vraag: wat doe je als je achterloopt?</w:t>
+            </w:r>
+          </w:p>
+        </w:tc>
+      </w:tr>
+      <w:tr>
+        <w:trPr>
+          <w:cantSplit/>
+        </w:trPr>
+        <w:tc>
+          <w:tcPr>
+            <w:tcW w:type="dxa" w:w="1300"/>
+            <w:tcBorders>
+              <w:top w:val="single" w:color="C9C4B5" w:sz="4"/>
+              <w:left w:val="single" w:color="C9C4B5" w:sz="4"/>
+              <w:bottom w:val="single" w:color="C9C4B5" w:sz="4"/>
+              <w:right w:val="single" w:color="C9C4B5" w:sz="4"/>
+            </w:tcBorders>
+            <w:tcMar>
+              <w:top w:type="dxa" w:w="60"/>
+              <w:left w:type="dxa" w:w="90"/>
+              <w:bottom w:type="dxa" w:w="60"/>
+              <w:right w:type="dxa" w:w="90"/>
+            </w:tcMar>
+            <w:vAlign w:val="top"/>
+          </w:tcPr>
+          <w:p>
+            <w:pPr>
+              <w:spacing w:after="40"/>
+            </w:pPr>
+            <w:r>
+              <w:rPr>
+                <w:rFonts w:ascii="Calibri" w:cs="Calibri" w:eastAsia="Calibri" w:hAnsi="Calibri"/>
+                <w:b/>
+                <w:bCs/>
+                <w:color w:val="1F2328"/>
+                <w:sz w:val="18"/>
+                <w:szCs w:val="18"/>
+              </w:rPr>
+              <w:t xml:space="preserve">15 en 16</w:t>
+            </w:r>
+          </w:p>
+        </w:tc>
+        <w:tc>
+          <w:tcPr>
+            <w:tcW w:type="dxa" w:w="2000"/>
+            <w:tcBorders>
+              <w:top w:val="single" w:color="C9C4B5" w:sz="4"/>
+              <w:left w:val="single" w:color="C9C4B5" w:sz="4"/>
+              <w:bottom w:val="single" w:color="C9C4B5" w:sz="4"/>
+              <w:right w:val="single" w:color="C9C4B5" w:sz="4"/>
+            </w:tcBorders>
+            <w:tcMar>
+              <w:top w:type="dxa" w:w="60"/>
+              <w:left w:type="dxa" w:w="90"/>
+              <w:bottom w:type="dxa" w:w="60"/>
+              <w:right w:type="dxa" w:w="90"/>
+            </w:tcMar>
+            <w:vAlign w:val="top"/>
+          </w:tcPr>
+          <w:p>
+            <w:pPr>
+              <w:spacing w:after="40"/>
+            </w:pPr>
+            <w:r>
+              <w:rPr>
+                <w:rFonts w:ascii="Calibri" w:cs="Calibri" w:eastAsia="Calibri" w:hAnsi="Calibri"/>
+                <w:color w:val="1F2328"/>
+                <w:sz w:val="18"/>
+                <w:szCs w:val="18"/>
+              </w:rPr>
+              <w:t xml:space="preserve">Samen normen maken</w:t>
+            </w:r>
+          </w:p>
+        </w:tc>
+        <w:tc>
+          <w:tcPr>
+            <w:tcW w:type="dxa" w:w="2800"/>
+            <w:tcBorders>
+              <w:top w:val="single" w:color="C9C4B5" w:sz="4"/>
+              <w:left w:val="single" w:color="C9C4B5" w:sz="4"/>
+              <w:bottom w:val="single" w:color="C9C4B5" w:sz="4"/>
+              <w:right w:val="single" w:color="C9C4B5" w:sz="4"/>
+            </w:tcBorders>
+            <w:tcMar>
+              <w:top w:type="dxa" w:w="60"/>
+              <w:left w:type="dxa" w:w="90"/>
+              <w:bottom w:type="dxa" w:w="60"/>
+              <w:right w:type="dxa" w:w="90"/>
+            </w:tcMar>
+            <w:vAlign w:val="top"/>
+          </w:tcPr>
+          <w:p>
+            <w:pPr>
+              <w:spacing w:after="40"/>
+            </w:pPr>
+            <w:r>
+              <w:rPr>
+                <w:rFonts w:ascii="Calibri" w:cs="Calibri" w:eastAsia="Calibri" w:hAnsi="Calibri"/>
+                <w:b/>
+                <w:bCs/>
+                <w:color w:val="1F2328"/>
+                <w:sz w:val="18"/>
+                <w:szCs w:val="18"/>
+              </w:rPr>
+              <w:t xml:space="preserve">Complimentenronde</w:t>
+            </w:r>
+          </w:p>
+        </w:tc>
+        <w:tc>
+          <w:tcPr>
+            <w:tcW w:type="dxa" w:w="5300"/>
+            <w:tcBorders>
+              <w:top w:val="single" w:color="C9C4B5" w:sz="4"/>
+              <w:left w:val="single" w:color="C9C4B5" w:sz="4"/>
+              <w:bottom w:val="single" w:color="C9C4B5" w:sz="4"/>
+              <w:right w:val="single" w:color="C9C4B5" w:sz="4"/>
+            </w:tcBorders>
+            <w:tcMar>
+              <w:top w:type="dxa" w:w="60"/>
+              <w:left w:type="dxa" w:w="90"/>
+              <w:bottom w:type="dxa" w:w="60"/>
+              <w:right w:type="dxa" w:w="90"/>
+            </w:tcMar>
+            <w:vAlign w:val="top"/>
+          </w:tcPr>
+          <w:p>
+            <w:pPr>
+              <w:spacing w:after="40"/>
+            </w:pPr>
+            <w:r>
+              <w:rPr>
+                <w:rFonts w:ascii="Calibri" w:cs="Calibri" w:eastAsia="Calibri" w:hAnsi="Calibri"/>
+                <w:color w:val="1F2328"/>
+                <w:sz w:val="18"/>
+                <w:szCs w:val="18"/>
+              </w:rPr>
+              <w:t xml:space="preserve">Iedereen trekt twee namen en schrijft voor elk een concreet compliment: wat doet die persoon goed in de klas? Jij verzamelt en deelt uit. Dit sluit aan bij de spiegel: feedback begint met wat goed gaat.</w:t>
+            </w:r>
+          </w:p>
+        </w:tc>
+        <w:tc>
+          <w:tcPr>
+            <w:tcW w:type="dxa" w:w="3998"/>
+            <w:tcBorders>
+              <w:top w:val="single" w:color="C9C4B5" w:sz="4"/>
+              <w:left w:val="single" w:color="C9C4B5" w:sz="4"/>
+              <w:bottom w:val="single" w:color="C9C4B5" w:sz="4"/>
+              <w:right w:val="single" w:color="C9C4B5" w:sz="4"/>
+            </w:tcBorders>
+            <w:tcMar>
+              <w:top w:type="dxa" w:w="60"/>
+              <w:left w:type="dxa" w:w="90"/>
+              <w:bottom w:type="dxa" w:w="60"/>
+              <w:right w:type="dxa" w:w="90"/>
+            </w:tcMar>
+            <w:vAlign w:val="top"/>
+          </w:tcPr>
+          <w:p>
+            <w:pPr>
+              <w:spacing w:after="40"/>
+            </w:pPr>
+            <w:r>
+              <w:rPr>
+                <w:rFonts w:ascii="Calibri" w:cs="Calibri" w:eastAsia="Calibri" w:hAnsi="Calibri"/>
+                <w:color w:val="1F2328"/>
+                <w:sz w:val="18"/>
+                <w:szCs w:val="18"/>
+              </w:rPr>
+              <w:t xml:space="preserve">Tops en tips in duo’s: lees elkaars afsluiting van vorige les en geef één top en één tip op concreet, over jezelf en met een voorbeeld.</w:t>
+            </w:r>
+          </w:p>
+        </w:tc>
+      </w:tr>
+      <w:tr>
+        <w:trPr>
+          <w:cantSplit/>
+        </w:trPr>
+        <w:tc>
+          <w:tcPr>
+            <w:tcW w:type="dxa" w:w="1300"/>
+            <w:tcBorders>
+              <w:top w:val="single" w:color="C9C4B5" w:sz="4"/>
+              <w:left w:val="single" w:color="C9C4B5" w:sz="4"/>
+              <w:bottom w:val="single" w:color="C9C4B5" w:sz="4"/>
+              <w:right w:val="single" w:color="C9C4B5" w:sz="4"/>
+            </w:tcBorders>
+            <w:tcMar>
+              <w:top w:type="dxa" w:w="60"/>
+              <w:left w:type="dxa" w:w="90"/>
+              <w:bottom w:type="dxa" w:w="60"/>
+              <w:right w:type="dxa" w:w="90"/>
+            </w:tcMar>
+            <w:vAlign w:val="top"/>
+          </w:tcPr>
+          <w:p>
+            <w:pPr>
+              <w:spacing w:after="40"/>
+            </w:pPr>
+            <w:r>
+              <w:rPr>
+                <w:rFonts w:ascii="Calibri" w:cs="Calibri" w:eastAsia="Calibri" w:hAnsi="Calibri"/>
+                <w:b/>
+                <w:bCs/>
+                <w:color w:val="1F2328"/>
+                <w:sz w:val="18"/>
+                <w:szCs w:val="18"/>
+              </w:rPr>
+              <w:t xml:space="preserve">17 en 18</w:t>
+            </w:r>
+          </w:p>
+        </w:tc>
+        <w:tc>
+          <w:tcPr>
+            <w:tcW w:type="dxa" w:w="2000"/>
+            <w:tcBorders>
+              <w:top w:val="single" w:color="C9C4B5" w:sz="4"/>
+              <w:left w:val="single" w:color="C9C4B5" w:sz="4"/>
+              <w:bottom w:val="single" w:color="C9C4B5" w:sz="4"/>
+              <w:right w:val="single" w:color="C9C4B5" w:sz="4"/>
+            </w:tcBorders>
+            <w:tcMar>
+              <w:top w:type="dxa" w:w="60"/>
+              <w:left w:type="dxa" w:w="90"/>
+              <w:bottom w:type="dxa" w:w="60"/>
+              <w:right w:type="dxa" w:w="90"/>
+            </w:tcMar>
+            <w:vAlign w:val="top"/>
+          </w:tcPr>
+          <w:p>
+            <w:pPr>
+              <w:spacing w:after="40"/>
+            </w:pPr>
+            <w:r>
+              <w:rPr>
+                <w:rFonts w:ascii="Calibri" w:cs="Calibri" w:eastAsia="Calibri" w:hAnsi="Calibri"/>
+                <w:color w:val="1F2328"/>
+                <w:sz w:val="18"/>
+                <w:szCs w:val="18"/>
+              </w:rPr>
+              <w:t xml:space="preserve">Samenwerken</w:t>
+            </w:r>
+          </w:p>
+        </w:tc>
+        <w:tc>
+          <w:tcPr>
+            <w:tcW w:type="dxa" w:w="2800"/>
+            <w:tcBorders>
+              <w:top w:val="single" w:color="C9C4B5" w:sz="4"/>
+              <w:left w:val="single" w:color="C9C4B5" w:sz="4"/>
+              <w:bottom w:val="single" w:color="C9C4B5" w:sz="4"/>
+              <w:right w:val="single" w:color="C9C4B5" w:sz="4"/>
+            </w:tcBorders>
+            <w:tcMar>
+              <w:top w:type="dxa" w:w="60"/>
+              <w:left w:type="dxa" w:w="90"/>
+              <w:bottom w:type="dxa" w:w="60"/>
+              <w:right w:type="dxa" w:w="90"/>
+            </w:tcMar>
+            <w:vAlign w:val="top"/>
+          </w:tcPr>
+          <w:p>
+            <w:pPr>
+              <w:spacing w:after="40"/>
+            </w:pPr>
+            <w:r>
+              <w:rPr>
+                <w:rFonts w:ascii="Calibri" w:cs="Calibri" w:eastAsia="Calibri" w:hAnsi="Calibri"/>
+                <w:b/>
+                <w:bCs/>
+                <w:color w:val="1F2328"/>
+                <w:sz w:val="18"/>
+                <w:szCs w:val="18"/>
+              </w:rPr>
+              <w:t xml:space="preserve">Speeddate over je doelen</w:t>
+            </w:r>
+          </w:p>
+        </w:tc>
+        <w:tc>
+          <w:tcPr>
+            <w:tcW w:type="dxa" w:w="5300"/>
+            <w:tcBorders>
+              <w:top w:val="single" w:color="C9C4B5" w:sz="4"/>
+              <w:left w:val="single" w:color="C9C4B5" w:sz="4"/>
+              <w:bottom w:val="single" w:color="C9C4B5" w:sz="4"/>
+              <w:right w:val="single" w:color="C9C4B5" w:sz="4"/>
+            </w:tcBorders>
+            <w:tcMar>
+              <w:top w:type="dxa" w:w="60"/>
+              <w:left w:type="dxa" w:w="90"/>
+              <w:bottom w:type="dxa" w:w="60"/>
+              <w:right w:type="dxa" w:w="90"/>
+            </w:tcMar>
+            <w:vAlign w:val="top"/>
+          </w:tcPr>
+          <w:p>
+            <w:pPr>
+              <w:spacing w:after="40"/>
+            </w:pPr>
+            <w:r>
+              <w:rPr>
+                <w:rFonts w:ascii="Calibri" w:cs="Calibri" w:eastAsia="Calibri" w:hAnsi="Calibri"/>
+                <w:color w:val="1F2328"/>
+                <w:sz w:val="18"/>
+                <w:szCs w:val="18"/>
+              </w:rPr>
+              <w:t xml:space="preserve">Drie rondes van twee minuten in steeds nieuwe duo’s: vertel je nieuwe doel, de ander stelt één kritische vraag. Een oefening voor het MOL-gesprek, waarin de leerling zijn plan verdedigt.</w:t>
+            </w:r>
+          </w:p>
+        </w:tc>
+        <w:tc>
+          <w:tcPr>
+            <w:tcW w:type="dxa" w:w="3998"/>
+            <w:tcBorders>
+              <w:top w:val="single" w:color="C9C4B5" w:sz="4"/>
+              <w:left w:val="single" w:color="C9C4B5" w:sz="4"/>
+              <w:bottom w:val="single" w:color="C9C4B5" w:sz="4"/>
+              <w:right w:val="single" w:color="C9C4B5" w:sz="4"/>
+            </w:tcBorders>
+            <w:tcMar>
+              <w:top w:type="dxa" w:w="60"/>
+              <w:left w:type="dxa" w:w="90"/>
+              <w:bottom w:type="dxa" w:w="60"/>
+              <w:right w:type="dxa" w:w="90"/>
+            </w:tcMar>
+            <w:vAlign w:val="top"/>
+          </w:tcPr>
+          <w:p>
+            <w:pPr>
+              <w:spacing w:after="40"/>
+            </w:pPr>
+            <w:r>
+              <w:rPr>
+                <w:rFonts w:ascii="Calibri" w:cs="Calibri" w:eastAsia="Calibri" w:hAnsi="Calibri"/>
+                <w:color w:val="1F2328"/>
+                <w:sz w:val="18"/>
+                <w:szCs w:val="18"/>
+              </w:rPr>
+              <w:t xml:space="preserve">Na MOL-gesprek 2: iedereen vertelt in één zin wat hij uit zijn gesprek meeneemt.</w:t>
+            </w:r>
+          </w:p>
+        </w:tc>
+      </w:tr>
+      <w:tr>
+        <w:trPr>
+          <w:cantSplit/>
+        </w:trPr>
+        <w:tc>
+          <w:tcPr>
+            <w:tcW w:type="dxa" w:w="1300"/>
+            <w:tcBorders>
+              <w:top w:val="single" w:color="C9C4B5" w:sz="4"/>
+              <w:left w:val="single" w:color="C9C4B5" w:sz="4"/>
+              <w:bottom w:val="single" w:color="C9C4B5" w:sz="4"/>
+              <w:right w:val="single" w:color="C9C4B5" w:sz="4"/>
+            </w:tcBorders>
+            <w:tcMar>
+              <w:top w:type="dxa" w:w="60"/>
+              <w:left w:type="dxa" w:w="90"/>
+              <w:bottom w:type="dxa" w:w="60"/>
+              <w:right w:type="dxa" w:w="90"/>
+            </w:tcMar>
+            <w:vAlign w:val="top"/>
+          </w:tcPr>
+          <w:p>
+            <w:pPr>
+              <w:spacing w:after="40"/>
+            </w:pPr>
+            <w:r>
+              <w:rPr>
+                <w:rFonts w:ascii="Calibri" w:cs="Calibri" w:eastAsia="Calibri" w:hAnsi="Calibri"/>
+                <w:b/>
+                <w:bCs/>
+                <w:color w:val="1F2328"/>
+                <w:sz w:val="18"/>
+                <w:szCs w:val="18"/>
+              </w:rPr>
+              <w:t xml:space="preserve">19 en 20</w:t>
+            </w:r>
+          </w:p>
+        </w:tc>
+        <w:tc>
+          <w:tcPr>
+            <w:tcW w:type="dxa" w:w="2000"/>
+            <w:tcBorders>
+              <w:top w:val="single" w:color="C9C4B5" w:sz="4"/>
+              <w:left w:val="single" w:color="C9C4B5" w:sz="4"/>
+              <w:bottom w:val="single" w:color="C9C4B5" w:sz="4"/>
+              <w:right w:val="single" w:color="C9C4B5" w:sz="4"/>
+            </w:tcBorders>
+            <w:tcMar>
+              <w:top w:type="dxa" w:w="60"/>
+              <w:left w:type="dxa" w:w="90"/>
+              <w:bottom w:type="dxa" w:w="60"/>
+              <w:right w:type="dxa" w:w="90"/>
+            </w:tcMar>
+            <w:vAlign w:val="top"/>
+          </w:tcPr>
+          <w:p>
+            <w:pPr>
+              <w:spacing w:after="40"/>
+            </w:pPr>
+            <w:r>
+              <w:rPr>
+                <w:rFonts w:ascii="Calibri" w:cs="Calibri" w:eastAsia="Calibri" w:hAnsi="Calibri"/>
+                <w:color w:val="1F2328"/>
+                <w:sz w:val="18"/>
+                <w:szCs w:val="18"/>
+              </w:rPr>
+              <w:t xml:space="preserve">Samenwerken</w:t>
+            </w:r>
+          </w:p>
+        </w:tc>
+        <w:tc>
+          <w:tcPr>
+            <w:tcW w:type="dxa" w:w="2800"/>
+            <w:tcBorders>
+              <w:top w:val="single" w:color="C9C4B5" w:sz="4"/>
+              <w:left w:val="single" w:color="C9C4B5" w:sz="4"/>
+              <w:bottom w:val="single" w:color="C9C4B5" w:sz="4"/>
+              <w:right w:val="single" w:color="C9C4B5" w:sz="4"/>
+            </w:tcBorders>
+            <w:tcMar>
+              <w:top w:type="dxa" w:w="60"/>
+              <w:left w:type="dxa" w:w="90"/>
+              <w:bottom w:type="dxa" w:w="60"/>
+              <w:right w:type="dxa" w:w="90"/>
+            </w:tcMar>
+            <w:vAlign w:val="top"/>
+          </w:tcPr>
+          <w:p>
+            <w:pPr>
+              <w:spacing w:after="40"/>
+            </w:pPr>
+            <w:r>
+              <w:rPr>
+                <w:rFonts w:ascii="Calibri" w:cs="Calibri" w:eastAsia="Calibri" w:hAnsi="Calibri"/>
+                <w:b/>
+                <w:bCs/>
+                <w:color w:val="1F2328"/>
+                <w:sz w:val="18"/>
+                <w:szCs w:val="18"/>
+              </w:rPr>
+              <w:t xml:space="preserve">Expertbord</w:t>
+            </w:r>
+          </w:p>
+        </w:tc>
+        <w:tc>
+          <w:tcPr>
+            <w:tcW w:type="dxa" w:w="5300"/>
+            <w:tcBorders>
+              <w:top w:val="single" w:color="C9C4B5" w:sz="4"/>
+              <w:left w:val="single" w:color="C9C4B5" w:sz="4"/>
+              <w:bottom w:val="single" w:color="C9C4B5" w:sz="4"/>
+              <w:right w:val="single" w:color="C9C4B5" w:sz="4"/>
+            </w:tcBorders>
+            <w:tcMar>
+              <w:top w:type="dxa" w:w="60"/>
+              <w:left w:type="dxa" w:w="90"/>
+              <w:bottom w:type="dxa" w:w="60"/>
+              <w:right w:type="dxa" w:w="90"/>
+            </w:tcMar>
+            <w:vAlign w:val="top"/>
+          </w:tcPr>
+          <w:p>
+            <w:pPr>
+              <w:spacing w:after="40"/>
+            </w:pPr>
+            <w:r>
+              <w:rPr>
+                <w:rFonts w:ascii="Calibri" w:cs="Calibri" w:eastAsia="Calibri" w:hAnsi="Calibri"/>
+                <w:color w:val="1F2328"/>
+                <w:sz w:val="18"/>
+                <w:szCs w:val="18"/>
+              </w:rPr>
+              <w:t xml:space="preserve">Iedereen schrijft op een post-it ‘Ik kan jou helpen met …’ (een vak, een programma, plannen). Op het bord of in Teams. Daarna koppelt iedereen zich aan één expert voor toetsweek C.</w:t>
+            </w:r>
+          </w:p>
+        </w:tc>
+        <w:tc>
+          <w:tcPr>
+            <w:tcW w:type="dxa" w:w="3998"/>
+            <w:tcBorders>
+              <w:top w:val="single" w:color="C9C4B5" w:sz="4"/>
+              <w:left w:val="single" w:color="C9C4B5" w:sz="4"/>
+              <w:bottom w:val="single" w:color="C9C4B5" w:sz="4"/>
+              <w:right w:val="single" w:color="C9C4B5" w:sz="4"/>
+            </w:tcBorders>
+            <w:tcMar>
+              <w:top w:type="dxa" w:w="60"/>
+              <w:left w:type="dxa" w:w="90"/>
+              <w:bottom w:type="dxa" w:w="60"/>
+              <w:right w:type="dxa" w:w="90"/>
+            </w:tcMar>
+            <w:vAlign w:val="top"/>
+          </w:tcPr>
+          <w:p>
+            <w:pPr>
+              <w:spacing w:after="40"/>
+            </w:pPr>
+            <w:r>
+              <w:rPr>
+                <w:rFonts w:ascii="Calibri" w:cs="Calibri" w:eastAsia="Calibri" w:hAnsi="Calibri"/>
+                <w:color w:val="1F2328"/>
+                <w:sz w:val="18"/>
+                <w:szCs w:val="18"/>
+              </w:rPr>
+              <w:t xml:space="preserve">Hulpvraagronde: iedereen noemt één vak waar hij hulp bij zoekt; de groep denkt mee wie kan helpen.</w:t>
+            </w:r>
+          </w:p>
+        </w:tc>
+      </w:tr>
+      <w:tr>
+        <w:trPr>
+          <w:cantSplit/>
+        </w:trPr>
+        <w:tc>
+          <w:tcPr>
+            <w:tcW w:type="dxa" w:w="1300"/>
+            <w:tcBorders>
+              <w:top w:val="single" w:color="C9C4B5" w:sz="4"/>
+              <w:left w:val="single" w:color="C9C4B5" w:sz="4"/>
+              <w:bottom w:val="single" w:color="C9C4B5" w:sz="4"/>
+              <w:right w:val="single" w:color="C9C4B5" w:sz="4"/>
+            </w:tcBorders>
+            <w:tcMar>
+              <w:top w:type="dxa" w:w="60"/>
+              <w:left w:type="dxa" w:w="90"/>
+              <w:bottom w:type="dxa" w:w="60"/>
+              <w:right w:type="dxa" w:w="90"/>
+            </w:tcMar>
+            <w:vAlign w:val="top"/>
+          </w:tcPr>
+          <w:p>
+            <w:pPr>
+              <w:spacing w:after="40"/>
+            </w:pPr>
+            <w:r>
+              <w:rPr>
+                <w:rFonts w:ascii="Calibri" w:cs="Calibri" w:eastAsia="Calibri" w:hAnsi="Calibri"/>
+                <w:b/>
+                <w:bCs/>
+                <w:color w:val="1F2328"/>
+                <w:sz w:val="18"/>
+                <w:szCs w:val="18"/>
+              </w:rPr>
+              <w:t xml:space="preserve">21 en 22</w:t>
+            </w:r>
+          </w:p>
+        </w:tc>
+        <w:tc>
+          <w:tcPr>
+            <w:tcW w:type="dxa" w:w="2000"/>
+            <w:tcBorders>
+              <w:top w:val="single" w:color="C9C4B5" w:sz="4"/>
+              <w:left w:val="single" w:color="C9C4B5" w:sz="4"/>
+              <w:bottom w:val="single" w:color="C9C4B5" w:sz="4"/>
+              <w:right w:val="single" w:color="C9C4B5" w:sz="4"/>
+            </w:tcBorders>
+            <w:tcMar>
+              <w:top w:type="dxa" w:w="60"/>
+              <w:left w:type="dxa" w:w="90"/>
+              <w:bottom w:type="dxa" w:w="60"/>
+              <w:right w:type="dxa" w:w="90"/>
+            </w:tcMar>
+            <w:vAlign w:val="top"/>
+          </w:tcPr>
+          <w:p>
+            <w:pPr>
+              <w:spacing w:after="40"/>
+            </w:pPr>
+            <w:r>
+              <w:rPr>
+                <w:rFonts w:ascii="Calibri" w:cs="Calibri" w:eastAsia="Calibri" w:hAnsi="Calibri"/>
+                <w:color w:val="1F2328"/>
+                <w:sz w:val="18"/>
+                <w:szCs w:val="18"/>
+              </w:rPr>
+              <w:t xml:space="preserve">Samenwerken</w:t>
+            </w:r>
+          </w:p>
+        </w:tc>
+        <w:tc>
+          <w:tcPr>
+            <w:tcW w:type="dxa" w:w="2800"/>
+            <w:tcBorders>
+              <w:top w:val="single" w:color="C9C4B5" w:sz="4"/>
+              <w:left w:val="single" w:color="C9C4B5" w:sz="4"/>
+              <w:bottom w:val="single" w:color="C9C4B5" w:sz="4"/>
+              <w:right w:val="single" w:color="C9C4B5" w:sz="4"/>
+            </w:tcBorders>
+            <w:tcMar>
+              <w:top w:type="dxa" w:w="60"/>
+              <w:left w:type="dxa" w:w="90"/>
+              <w:bottom w:type="dxa" w:w="60"/>
+              <w:right w:type="dxa" w:w="90"/>
+            </w:tcMar>
+            <w:vAlign w:val="top"/>
+          </w:tcPr>
+          <w:p>
+            <w:pPr>
+              <w:spacing w:after="40"/>
+            </w:pPr>
+            <w:r>
+              <w:rPr>
+                <w:rFonts w:ascii="Calibri" w:cs="Calibri" w:eastAsia="Calibri" w:hAnsi="Calibri"/>
+                <w:b/>
+                <w:bCs/>
+                <w:color w:val="1F2328"/>
+                <w:sz w:val="18"/>
+                <w:szCs w:val="18"/>
+              </w:rPr>
+              <w:t xml:space="preserve">Stellingen over de overgang</w:t>
+            </w:r>
+          </w:p>
+        </w:tc>
+        <w:tc>
+          <w:tcPr>
+            <w:tcW w:type="dxa" w:w="5300"/>
+            <w:tcBorders>
+              <w:top w:val="single" w:color="C9C4B5" w:sz="4"/>
+              <w:left w:val="single" w:color="C9C4B5" w:sz="4"/>
+              <w:bottom w:val="single" w:color="C9C4B5" w:sz="4"/>
+              <w:right w:val="single" w:color="C9C4B5" w:sz="4"/>
+            </w:tcBorders>
+            <w:tcMar>
+              <w:top w:type="dxa" w:w="60"/>
+              <w:left w:type="dxa" w:w="90"/>
+              <w:bottom w:type="dxa" w:w="60"/>
+              <w:right w:type="dxa" w:w="90"/>
+            </w:tcMar>
+            <w:vAlign w:val="top"/>
+          </w:tcPr>
+          <w:p>
+            <w:pPr>
+              <w:spacing w:after="40"/>
+            </w:pPr>
+            <w:r>
+              <w:rPr>
+                <w:rFonts w:ascii="Calibri" w:cs="Calibri" w:eastAsia="Calibri" w:hAnsi="Calibri"/>
+                <w:color w:val="1F2328"/>
+                <w:sz w:val="18"/>
+                <w:szCs w:val="18"/>
+              </w:rPr>
+              <w:t xml:space="preserve">Eens of oneens, lopend: ‘Ik weet precies wat ik nodig heb om over te gaan.’ ‘Hulp vragen vind ik lastig.’ Laat leerlingen elkaar vragen stellen, niet jij.</w:t>
+            </w:r>
+          </w:p>
+        </w:tc>
+        <w:tc>
+          <w:tcPr>
+            <w:tcW w:type="dxa" w:w="3998"/>
+            <w:tcBorders>
+              <w:top w:val="single" w:color="C9C4B5" w:sz="4"/>
+              <w:left w:val="single" w:color="C9C4B5" w:sz="4"/>
+              <w:bottom w:val="single" w:color="C9C4B5" w:sz="4"/>
+              <w:right w:val="single" w:color="C9C4B5" w:sz="4"/>
+            </w:tcBorders>
+            <w:tcMar>
+              <w:top w:type="dxa" w:w="60"/>
+              <w:left w:type="dxa" w:w="90"/>
+              <w:bottom w:type="dxa" w:w="60"/>
+              <w:right w:type="dxa" w:w="90"/>
+            </w:tcMar>
+            <w:vAlign w:val="top"/>
+          </w:tcPr>
+          <w:p>
+            <w:pPr>
+              <w:spacing w:after="40"/>
+            </w:pPr>
+            <w:r>
+              <w:rPr>
+                <w:rFonts w:ascii="Calibri" w:cs="Calibri" w:eastAsia="Calibri" w:hAnsi="Calibri"/>
+                <w:color w:val="1F2328"/>
+                <w:sz w:val="18"/>
+                <w:szCs w:val="18"/>
+              </w:rPr>
+              <w:t xml:space="preserve">Het toetsweekrecept van deze klas: in groepjes de vijf beste tips, samen één lijst in Teams.</w:t>
+            </w:r>
+          </w:p>
+        </w:tc>
+      </w:tr>
+      <w:tr>
+        <w:trPr>
+          <w:cantSplit/>
+        </w:trPr>
+        <w:tc>
+          <w:tcPr>
+            <w:tcW w:type="dxa" w:w="1300"/>
+            <w:tcBorders>
+              <w:top w:val="single" w:color="C9C4B5" w:sz="4"/>
+              <w:left w:val="single" w:color="C9C4B5" w:sz="4"/>
+              <w:bottom w:val="single" w:color="C9C4B5" w:sz="4"/>
+              <w:right w:val="single" w:color="C9C4B5" w:sz="4"/>
+            </w:tcBorders>
+            <w:tcMar>
+              <w:top w:type="dxa" w:w="60"/>
+              <w:left w:type="dxa" w:w="90"/>
+              <w:bottom w:type="dxa" w:w="60"/>
+              <w:right w:type="dxa" w:w="90"/>
+            </w:tcMar>
+            <w:vAlign w:val="top"/>
+          </w:tcPr>
+          <w:p>
+            <w:pPr>
+              <w:spacing w:after="40"/>
+            </w:pPr>
+            <w:r>
+              <w:rPr>
+                <w:rFonts w:ascii="Calibri" w:cs="Calibri" w:eastAsia="Calibri" w:hAnsi="Calibri"/>
+                <w:b/>
+                <w:bCs/>
+                <w:color w:val="1F2328"/>
+                <w:sz w:val="18"/>
+                <w:szCs w:val="18"/>
+              </w:rPr>
+              <w:t xml:space="preserve">23 en 24</w:t>
+            </w:r>
+          </w:p>
+        </w:tc>
+        <w:tc>
+          <w:tcPr>
+            <w:tcW w:type="dxa" w:w="2000"/>
+            <w:tcBorders>
+              <w:top w:val="single" w:color="C9C4B5" w:sz="4"/>
+              <w:left w:val="single" w:color="C9C4B5" w:sz="4"/>
+              <w:bottom w:val="single" w:color="C9C4B5" w:sz="4"/>
+              <w:right w:val="single" w:color="C9C4B5" w:sz="4"/>
+            </w:tcBorders>
+            <w:tcMar>
+              <w:top w:type="dxa" w:w="60"/>
+              <w:left w:type="dxa" w:w="90"/>
+              <w:bottom w:type="dxa" w:w="60"/>
+              <w:right w:type="dxa" w:w="90"/>
+            </w:tcMar>
+            <w:vAlign w:val="top"/>
+          </w:tcPr>
+          <w:p>
+            <w:pPr>
+              <w:spacing w:after="40"/>
+            </w:pPr>
+            <w:r>
+              <w:rPr>
+                <w:rFonts w:ascii="Calibri" w:cs="Calibri" w:eastAsia="Calibri" w:hAnsi="Calibri"/>
+                <w:color w:val="1F2328"/>
+                <w:sz w:val="18"/>
+                <w:szCs w:val="18"/>
+              </w:rPr>
+              <w:t xml:space="preserve">Samenwerken</w:t>
+            </w:r>
+          </w:p>
+        </w:tc>
+        <w:tc>
+          <w:tcPr>
+            <w:tcW w:type="dxa" w:w="2800"/>
+            <w:tcBorders>
+              <w:top w:val="single" w:color="C9C4B5" w:sz="4"/>
+              <w:left w:val="single" w:color="C9C4B5" w:sz="4"/>
+              <w:bottom w:val="single" w:color="C9C4B5" w:sz="4"/>
+              <w:right w:val="single" w:color="C9C4B5" w:sz="4"/>
+            </w:tcBorders>
+            <w:tcMar>
+              <w:top w:type="dxa" w:w="60"/>
+              <w:left w:type="dxa" w:w="90"/>
+              <w:bottom w:type="dxa" w:w="60"/>
+              <w:right w:type="dxa" w:w="90"/>
+            </w:tcMar>
+            <w:vAlign w:val="top"/>
+          </w:tcPr>
+          <w:p>
+            <w:pPr>
+              <w:spacing w:after="40"/>
+            </w:pPr>
+            <w:r>
+              <w:rPr>
+                <w:rFonts w:ascii="Calibri" w:cs="Calibri" w:eastAsia="Calibri" w:hAnsi="Calibri"/>
+                <w:b/>
+                <w:bCs/>
+                <w:color w:val="1F2328"/>
+                <w:sz w:val="18"/>
+                <w:szCs w:val="18"/>
+              </w:rPr>
+              <w:t xml:space="preserve">Pitch-opwarmer</w:t>
+            </w:r>
+          </w:p>
+        </w:tc>
+        <w:tc>
+          <w:tcPr>
+            <w:tcW w:type="dxa" w:w="5300"/>
+            <w:tcBorders>
+              <w:top w:val="single" w:color="C9C4B5" w:sz="4"/>
+              <w:left w:val="single" w:color="C9C4B5" w:sz="4"/>
+              <w:bottom w:val="single" w:color="C9C4B5" w:sz="4"/>
+              <w:right w:val="single" w:color="C9C4B5" w:sz="4"/>
+            </w:tcBorders>
+            <w:tcMar>
+              <w:top w:type="dxa" w:w="60"/>
+              <w:left w:type="dxa" w:w="90"/>
+              <w:bottom w:type="dxa" w:w="60"/>
+              <w:right w:type="dxa" w:w="90"/>
+            </w:tcMar>
+            <w:vAlign w:val="top"/>
+          </w:tcPr>
+          <w:p>
+            <w:pPr>
+              <w:spacing w:after="40"/>
+            </w:pPr>
+            <w:r>
+              <w:rPr>
+                <w:rFonts w:ascii="Calibri" w:cs="Calibri" w:eastAsia="Calibri" w:hAnsi="Calibri"/>
+                <w:color w:val="1F2328"/>
+                <w:sz w:val="18"/>
+                <w:szCs w:val="18"/>
+              </w:rPr>
+              <w:t xml:space="preserve">In een kring praat iedereen dertig seconden over een onderwerp uit een pot (mijn favoriete app, het slechtste cadeau ooit). Zo oefen je veiligheid voordat de eindpitch komt. Lachen mag.</w:t>
+            </w:r>
+          </w:p>
+        </w:tc>
+        <w:tc>
+          <w:tcPr>
+            <w:tcW w:type="dxa" w:w="3998"/>
+            <w:tcBorders>
+              <w:top w:val="single" w:color="C9C4B5" w:sz="4"/>
+              <w:left w:val="single" w:color="C9C4B5" w:sz="4"/>
+              <w:bottom w:val="single" w:color="C9C4B5" w:sz="4"/>
+              <w:right w:val="single" w:color="C9C4B5" w:sz="4"/>
+            </w:tcBorders>
+            <w:tcMar>
+              <w:top w:type="dxa" w:w="60"/>
+              <w:left w:type="dxa" w:w="90"/>
+              <w:bottom w:type="dxa" w:w="60"/>
+              <w:right w:type="dxa" w:w="90"/>
+            </w:tcMar>
+            <w:vAlign w:val="top"/>
+          </w:tcPr>
+          <w:p>
+            <w:pPr>
+              <w:spacing w:after="40"/>
+            </w:pPr>
+            <w:r>
+              <w:rPr>
+                <w:rFonts w:ascii="Calibri" w:cs="Calibri" w:eastAsia="Calibri" w:hAnsi="Calibri"/>
+                <w:color w:val="1F2328"/>
+                <w:sz w:val="18"/>
+                <w:szCs w:val="18"/>
+              </w:rPr>
+              <w:t xml:space="preserve">Beroep raden: iemand beschrijft een beroep zonder de naam te noemen, de groep raadt.</w:t>
+            </w:r>
+          </w:p>
+        </w:tc>
+      </w:tr>
+      <w:tr>
+        <w:trPr>
+          <w:cantSplit/>
+        </w:trPr>
+        <w:tc>
+          <w:tcPr>
+            <w:tcW w:type="dxa" w:w="1300"/>
+            <w:tcBorders>
+              <w:top w:val="single" w:color="C9C4B5" w:sz="4"/>
+              <w:left w:val="single" w:color="C9C4B5" w:sz="4"/>
+              <w:bottom w:val="single" w:color="C9C4B5" w:sz="4"/>
+              <w:right w:val="single" w:color="C9C4B5" w:sz="4"/>
+            </w:tcBorders>
+            <w:tcMar>
+              <w:top w:type="dxa" w:w="60"/>
+              <w:left w:type="dxa" w:w="90"/>
+              <w:bottom w:type="dxa" w:w="60"/>
+              <w:right w:type="dxa" w:w="90"/>
+            </w:tcMar>
+            <w:vAlign w:val="top"/>
+          </w:tcPr>
+          <w:p>
+            <w:pPr>
+              <w:spacing w:after="40"/>
+            </w:pPr>
+            <w:r>
+              <w:rPr>
+                <w:rFonts w:ascii="Calibri" w:cs="Calibri" w:eastAsia="Calibri" w:hAnsi="Calibri"/>
+                <w:b/>
+                <w:bCs/>
+                <w:color w:val="1F2328"/>
+                <w:sz w:val="18"/>
+                <w:szCs w:val="18"/>
+              </w:rPr>
+              <w:t xml:space="preserve">25 en 26</w:t>
+            </w:r>
+          </w:p>
+        </w:tc>
+        <w:tc>
+          <w:tcPr>
+            <w:tcW w:type="dxa" w:w="2000"/>
+            <w:tcBorders>
+              <w:top w:val="single" w:color="C9C4B5" w:sz="4"/>
+              <w:left w:val="single" w:color="C9C4B5" w:sz="4"/>
+              <w:bottom w:val="single" w:color="C9C4B5" w:sz="4"/>
+              <w:right w:val="single" w:color="C9C4B5" w:sz="4"/>
+            </w:tcBorders>
+            <w:tcMar>
+              <w:top w:type="dxa" w:w="60"/>
+              <w:left w:type="dxa" w:w="90"/>
+              <w:bottom w:type="dxa" w:w="60"/>
+              <w:right w:type="dxa" w:w="90"/>
+            </w:tcMar>
+            <w:vAlign w:val="top"/>
+          </w:tcPr>
+          <w:p>
+            <w:pPr>
+              <w:spacing w:after="40"/>
+            </w:pPr>
+            <w:r>
+              <w:rPr>
+                <w:rFonts w:ascii="Calibri" w:cs="Calibri" w:eastAsia="Calibri" w:hAnsi="Calibri"/>
+                <w:color w:val="1F2328"/>
+                <w:sz w:val="18"/>
+                <w:szCs w:val="18"/>
+              </w:rPr>
+              <w:t xml:space="preserve">Samenwerken</w:t>
+            </w:r>
+          </w:p>
+        </w:tc>
+        <w:tc>
+          <w:tcPr>
+            <w:tcW w:type="dxa" w:w="2800"/>
+            <w:tcBorders>
+              <w:top w:val="single" w:color="C9C4B5" w:sz="4"/>
+              <w:left w:val="single" w:color="C9C4B5" w:sz="4"/>
+              <w:bottom w:val="single" w:color="C9C4B5" w:sz="4"/>
+              <w:right w:val="single" w:color="C9C4B5" w:sz="4"/>
+            </w:tcBorders>
+            <w:tcMar>
+              <w:top w:type="dxa" w:w="60"/>
+              <w:left w:type="dxa" w:w="90"/>
+              <w:bottom w:type="dxa" w:w="60"/>
+              <w:right w:type="dxa" w:w="90"/>
+            </w:tcMar>
+            <w:vAlign w:val="top"/>
+          </w:tcPr>
+          <w:p>
+            <w:pPr>
+              <w:spacing w:after="40"/>
+            </w:pPr>
+            <w:r>
+              <w:rPr>
+                <w:rFonts w:ascii="Calibri" w:cs="Calibri" w:eastAsia="Calibri" w:hAnsi="Calibri"/>
+                <w:b/>
+                <w:bCs/>
+                <w:color w:val="1F2328"/>
+                <w:sz w:val="18"/>
+                <w:szCs w:val="18"/>
+              </w:rPr>
+              <w:t xml:space="preserve">Feedbacktrio’s</w:t>
+            </w:r>
+          </w:p>
+        </w:tc>
+        <w:tc>
+          <w:tcPr>
+            <w:tcW w:type="dxa" w:w="5300"/>
+            <w:tcBorders>
+              <w:top w:val="single" w:color="C9C4B5" w:sz="4"/>
+              <w:left w:val="single" w:color="C9C4B5" w:sz="4"/>
+              <w:bottom w:val="single" w:color="C9C4B5" w:sz="4"/>
+              <w:right w:val="single" w:color="C9C4B5" w:sz="4"/>
+            </w:tcBorders>
+            <w:tcMar>
+              <w:top w:type="dxa" w:w="60"/>
+              <w:left w:type="dxa" w:w="90"/>
+              <w:bottom w:type="dxa" w:w="60"/>
+              <w:right w:type="dxa" w:w="90"/>
+            </w:tcMar>
+            <w:vAlign w:val="top"/>
+          </w:tcPr>
+          <w:p>
+            <w:pPr>
+              <w:spacing w:after="40"/>
+            </w:pPr>
+            <w:r>
+              <w:rPr>
+                <w:rFonts w:ascii="Calibri" w:cs="Calibri" w:eastAsia="Calibri" w:hAnsi="Calibri"/>
+                <w:color w:val="1F2328"/>
+                <w:sz w:val="18"/>
+                <w:szCs w:val="18"/>
+              </w:rPr>
+              <w:t xml:space="preserve">In trio’s: één pitcht, één geeft feedback op de criteria, één let op de tijd. Wisselen. Maak de trio’s gemengd.</w:t>
+            </w:r>
+          </w:p>
+        </w:tc>
+        <w:tc>
+          <w:tcPr>
+            <w:tcW w:type="dxa" w:w="3998"/>
+            <w:tcBorders>
+              <w:top w:val="single" w:color="C9C4B5" w:sz="4"/>
+              <w:left w:val="single" w:color="C9C4B5" w:sz="4"/>
+              <w:bottom w:val="single" w:color="C9C4B5" w:sz="4"/>
+              <w:right w:val="single" w:color="C9C4B5" w:sz="4"/>
+            </w:tcBorders>
+            <w:tcMar>
+              <w:top w:type="dxa" w:w="60"/>
+              <w:left w:type="dxa" w:w="90"/>
+              <w:bottom w:type="dxa" w:w="60"/>
+              <w:right w:type="dxa" w:w="90"/>
+            </w:tcMar>
+            <w:vAlign w:val="top"/>
+          </w:tcPr>
+          <w:p>
+            <w:pPr>
+              <w:spacing w:after="40"/>
+            </w:pPr>
+            <w:r>
+              <w:rPr>
+                <w:rFonts w:ascii="Calibri" w:cs="Calibri" w:eastAsia="Calibri" w:hAnsi="Calibri"/>
+                <w:color w:val="1F2328"/>
+                <w:sz w:val="18"/>
+                <w:szCs w:val="18"/>
+              </w:rPr>
+              <w:t xml:space="preserve">Dezelfde trio’s, tweede ronde: alleen feedback op wat verbeterd is.</w:t>
+            </w:r>
+          </w:p>
+        </w:tc>
+      </w:tr>
+      <w:tr>
+        <w:trPr>
+          <w:cantSplit/>
+        </w:trPr>
+        <w:tc>
+          <w:tcPr>
+            <w:tcW w:type="dxa" w:w="1300"/>
+            <w:tcBorders>
+              <w:top w:val="single" w:color="C9C4B5" w:sz="4"/>
+              <w:left w:val="single" w:color="C9C4B5" w:sz="4"/>
+              <w:bottom w:val="single" w:color="C9C4B5" w:sz="4"/>
+              <w:right w:val="single" w:color="C9C4B5" w:sz="4"/>
+            </w:tcBorders>
+            <w:tcMar>
+              <w:top w:type="dxa" w:w="60"/>
+              <w:left w:type="dxa" w:w="90"/>
+              <w:bottom w:type="dxa" w:w="60"/>
+              <w:right w:type="dxa" w:w="90"/>
+            </w:tcMar>
+            <w:vAlign w:val="top"/>
+          </w:tcPr>
+          <w:p>
+            <w:pPr>
+              <w:spacing w:after="40"/>
+            </w:pPr>
+            <w:r>
+              <w:rPr>
+                <w:rFonts w:ascii="Calibri" w:cs="Calibri" w:eastAsia="Calibri" w:hAnsi="Calibri"/>
+                <w:b/>
+                <w:bCs/>
+                <w:color w:val="1F2328"/>
+                <w:sz w:val="18"/>
+                <w:szCs w:val="18"/>
+              </w:rPr>
+              <w:t xml:space="preserve">27 en 28</w:t>
+            </w:r>
+          </w:p>
+        </w:tc>
+        <w:tc>
+          <w:tcPr>
+            <w:tcW w:type="dxa" w:w="2000"/>
+            <w:tcBorders>
+              <w:top w:val="single" w:color="C9C4B5" w:sz="4"/>
+              <w:left w:val="single" w:color="C9C4B5" w:sz="4"/>
+              <w:bottom w:val="single" w:color="C9C4B5" w:sz="4"/>
+              <w:right w:val="single" w:color="C9C4B5" w:sz="4"/>
+            </w:tcBorders>
+            <w:tcMar>
+              <w:top w:type="dxa" w:w="60"/>
+              <w:left w:type="dxa" w:w="90"/>
+              <w:bottom w:type="dxa" w:w="60"/>
+              <w:right w:type="dxa" w:w="90"/>
+            </w:tcMar>
+            <w:vAlign w:val="top"/>
+          </w:tcPr>
+          <w:p>
+            <w:pPr>
+              <w:spacing w:after="40"/>
+            </w:pPr>
+            <w:r>
+              <w:rPr>
+                <w:rFonts w:ascii="Calibri" w:cs="Calibri" w:eastAsia="Calibri" w:hAnsi="Calibri"/>
+                <w:color w:val="1F2328"/>
+                <w:sz w:val="18"/>
+                <w:szCs w:val="18"/>
+              </w:rPr>
+              <w:t xml:space="preserve">Samenwerken</w:t>
+            </w:r>
+          </w:p>
+        </w:tc>
+        <w:tc>
+          <w:tcPr>
+            <w:tcW w:type="dxa" w:w="2800"/>
+            <w:tcBorders>
+              <w:top w:val="single" w:color="C9C4B5" w:sz="4"/>
+              <w:left w:val="single" w:color="C9C4B5" w:sz="4"/>
+              <w:bottom w:val="single" w:color="C9C4B5" w:sz="4"/>
+              <w:right w:val="single" w:color="C9C4B5" w:sz="4"/>
+            </w:tcBorders>
+            <w:tcMar>
+              <w:top w:type="dxa" w:w="60"/>
+              <w:left w:type="dxa" w:w="90"/>
+              <w:bottom w:type="dxa" w:w="60"/>
+              <w:right w:type="dxa" w:w="90"/>
+            </w:tcMar>
+            <w:vAlign w:val="top"/>
+          </w:tcPr>
+          <w:p>
+            <w:pPr>
+              <w:spacing w:after="40"/>
+            </w:pPr>
+            <w:r>
+              <w:rPr>
+                <w:rFonts w:ascii="Calibri" w:cs="Calibri" w:eastAsia="Calibri" w:hAnsi="Calibri"/>
+                <w:b/>
+                <w:bCs/>
+                <w:color w:val="1F2328"/>
+                <w:sz w:val="18"/>
+                <w:szCs w:val="18"/>
+              </w:rPr>
+              <w:t xml:space="preserve">Applaus en één compliment</w:t>
+            </w:r>
+          </w:p>
+        </w:tc>
+        <w:tc>
+          <w:tcPr>
+            <w:tcW w:type="dxa" w:w="5300"/>
+            <w:tcBorders>
+              <w:top w:val="single" w:color="C9C4B5" w:sz="4"/>
+              <w:left w:val="single" w:color="C9C4B5" w:sz="4"/>
+              <w:bottom w:val="single" w:color="C9C4B5" w:sz="4"/>
+              <w:right w:val="single" w:color="C9C4B5" w:sz="4"/>
+            </w:tcBorders>
+            <w:tcMar>
+              <w:top w:type="dxa" w:w="60"/>
+              <w:left w:type="dxa" w:w="90"/>
+              <w:bottom w:type="dxa" w:w="60"/>
+              <w:right w:type="dxa" w:w="90"/>
+            </w:tcMar>
+            <w:vAlign w:val="top"/>
+          </w:tcPr>
+          <w:p>
+            <w:pPr>
+              <w:spacing w:after="40"/>
+            </w:pPr>
+            <w:r>
+              <w:rPr>
+                <w:rFonts w:ascii="Calibri" w:cs="Calibri" w:eastAsia="Calibri" w:hAnsi="Calibri"/>
+                <w:color w:val="1F2328"/>
+                <w:sz w:val="18"/>
+                <w:szCs w:val="18"/>
+              </w:rPr>
+              <w:t xml:space="preserve">Na elke pitch applaus en één compliment uit de groep. Jij wijst aan wie het compliment geeft, zodat het niet steeds dezelfden zijn.</w:t>
+            </w:r>
+          </w:p>
+        </w:tc>
+        <w:tc>
+          <w:tcPr>
+            <w:tcW w:type="dxa" w:w="3998"/>
+            <w:tcBorders>
+              <w:top w:val="single" w:color="C9C4B5" w:sz="4"/>
+              <w:left w:val="single" w:color="C9C4B5" w:sz="4"/>
+              <w:bottom w:val="single" w:color="C9C4B5" w:sz="4"/>
+              <w:right w:val="single" w:color="C9C4B5" w:sz="4"/>
+            </w:tcBorders>
+            <w:tcMar>
+              <w:top w:type="dxa" w:w="60"/>
+              <w:left w:type="dxa" w:w="90"/>
+              <w:bottom w:type="dxa" w:w="60"/>
+              <w:right w:type="dxa" w:w="90"/>
+            </w:tcMar>
+            <w:vAlign w:val="top"/>
+          </w:tcPr>
+          <w:p>
+            <w:pPr>
+              <w:spacing w:after="40"/>
+            </w:pPr>
+            <w:r>
+              <w:rPr>
+                <w:rFonts w:ascii="Calibri" w:cs="Calibri" w:eastAsia="Calibri" w:hAnsi="Calibri"/>
+                <w:color w:val="1F2328"/>
+                <w:sz w:val="18"/>
+                <w:szCs w:val="18"/>
+              </w:rPr>
+              <w:t xml:space="preserve">Ideeënbord: wat nam je mee uit de pitch van een ander? Iedereen één post-it.</w:t>
+            </w:r>
+          </w:p>
+        </w:tc>
+      </w:tr>
+      <w:tr>
+        <w:trPr>
+          <w:cantSplit/>
+        </w:trPr>
+        <w:tc>
+          <w:tcPr>
+            <w:tcW w:type="dxa" w:w="1300"/>
+            <w:tcBorders>
+              <w:top w:val="single" w:color="C9C4B5" w:sz="4"/>
+              <w:left w:val="single" w:color="C9C4B5" w:sz="4"/>
+              <w:bottom w:val="single" w:color="C9C4B5" w:sz="4"/>
+              <w:right w:val="single" w:color="C9C4B5" w:sz="4"/>
+            </w:tcBorders>
+            <w:tcMar>
+              <w:top w:type="dxa" w:w="60"/>
+              <w:left w:type="dxa" w:w="90"/>
+              <w:bottom w:type="dxa" w:w="60"/>
+              <w:right w:type="dxa" w:w="90"/>
+            </w:tcMar>
+            <w:vAlign w:val="top"/>
+          </w:tcPr>
+          <w:p>
+            <w:pPr>
+              <w:spacing w:after="40"/>
+            </w:pPr>
+            <w:r>
+              <w:rPr>
+                <w:rFonts w:ascii="Calibri" w:cs="Calibri" w:eastAsia="Calibri" w:hAnsi="Calibri"/>
+                <w:b/>
+                <w:bCs/>
+                <w:color w:val="1F2328"/>
+                <w:sz w:val="18"/>
+                <w:szCs w:val="18"/>
+              </w:rPr>
+              <w:t xml:space="preserve">29 en 30</w:t>
+            </w:r>
+          </w:p>
+        </w:tc>
+        <w:tc>
+          <w:tcPr>
+            <w:tcW w:type="dxa" w:w="2000"/>
+            <w:tcBorders>
+              <w:top w:val="single" w:color="C9C4B5" w:sz="4"/>
+              <w:left w:val="single" w:color="C9C4B5" w:sz="4"/>
+              <w:bottom w:val="single" w:color="C9C4B5" w:sz="4"/>
+              <w:right w:val="single" w:color="C9C4B5" w:sz="4"/>
+            </w:tcBorders>
+            <w:tcMar>
+              <w:top w:type="dxa" w:w="60"/>
+              <w:left w:type="dxa" w:w="90"/>
+              <w:bottom w:type="dxa" w:w="60"/>
+              <w:right w:type="dxa" w:w="90"/>
+            </w:tcMar>
+            <w:vAlign w:val="top"/>
+          </w:tcPr>
+          <w:p>
+            <w:pPr>
+              <w:spacing w:after="40"/>
+            </w:pPr>
+            <w:r>
+              <w:rPr>
+                <w:rFonts w:ascii="Calibri" w:cs="Calibri" w:eastAsia="Calibri" w:hAnsi="Calibri"/>
+                <w:color w:val="1F2328"/>
+                <w:sz w:val="18"/>
+                <w:szCs w:val="18"/>
+              </w:rPr>
+              <w:t xml:space="preserve">Afsluiten</w:t>
+            </w:r>
+          </w:p>
+        </w:tc>
+        <w:tc>
+          <w:tcPr>
+            <w:tcW w:type="dxa" w:w="2800"/>
+            <w:tcBorders>
+              <w:top w:val="single" w:color="C9C4B5" w:sz="4"/>
+              <w:left w:val="single" w:color="C9C4B5" w:sz="4"/>
+              <w:bottom w:val="single" w:color="C9C4B5" w:sz="4"/>
+              <w:right w:val="single" w:color="C9C4B5" w:sz="4"/>
+            </w:tcBorders>
+            <w:tcMar>
+              <w:top w:type="dxa" w:w="60"/>
+              <w:left w:type="dxa" w:w="90"/>
+              <w:bottom w:type="dxa" w:w="60"/>
+              <w:right w:type="dxa" w:w="90"/>
+            </w:tcMar>
+            <w:vAlign w:val="top"/>
+          </w:tcPr>
+          <w:p>
+            <w:pPr>
+              <w:spacing w:after="40"/>
+            </w:pPr>
+            <w:r>
+              <w:rPr>
+                <w:rFonts w:ascii="Calibri" w:cs="Calibri" w:eastAsia="Calibri" w:hAnsi="Calibri"/>
+                <w:b/>
+                <w:bCs/>
+                <w:color w:val="1F2328"/>
+                <w:sz w:val="18"/>
+                <w:szCs w:val="18"/>
+              </w:rPr>
+              <w:t xml:space="preserve">Tijdlijn van het jaar</w:t>
+            </w:r>
+          </w:p>
+        </w:tc>
+        <w:tc>
+          <w:tcPr>
+            <w:tcW w:type="dxa" w:w="5300"/>
+            <w:tcBorders>
+              <w:top w:val="single" w:color="C9C4B5" w:sz="4"/>
+              <w:left w:val="single" w:color="C9C4B5" w:sz="4"/>
+              <w:bottom w:val="single" w:color="C9C4B5" w:sz="4"/>
+              <w:right w:val="single" w:color="C9C4B5" w:sz="4"/>
+            </w:tcBorders>
+            <w:tcMar>
+              <w:top w:type="dxa" w:w="60"/>
+              <w:left w:type="dxa" w:w="90"/>
+              <w:bottom w:type="dxa" w:w="60"/>
+              <w:right w:type="dxa" w:w="90"/>
+            </w:tcMar>
+            <w:vAlign w:val="top"/>
+          </w:tcPr>
+          <w:p>
+            <w:pPr>
+              <w:spacing w:after="40"/>
+            </w:pPr>
+            <w:r>
+              <w:rPr>
+                <w:rFonts w:ascii="Calibri" w:cs="Calibri" w:eastAsia="Calibri" w:hAnsi="Calibri"/>
+                <w:color w:val="1F2328"/>
+                <w:sz w:val="18"/>
+                <w:szCs w:val="18"/>
+              </w:rPr>
+              <w:t xml:space="preserve">Samen op het bord een tijdlijn van september tot nu, met hoogte- en dieptepunten van deze klas. Daarna ieder één zin: wat neem ik mee naar havo 5?</w:t>
+            </w:r>
+          </w:p>
+        </w:tc>
+        <w:tc>
+          <w:tcPr>
+            <w:tcW w:type="dxa" w:w="3998"/>
+            <w:tcBorders>
+              <w:top w:val="single" w:color="C9C4B5" w:sz="4"/>
+              <w:left w:val="single" w:color="C9C4B5" w:sz="4"/>
+              <w:bottom w:val="single" w:color="C9C4B5" w:sz="4"/>
+              <w:right w:val="single" w:color="C9C4B5" w:sz="4"/>
+            </w:tcBorders>
+            <w:tcMar>
+              <w:top w:type="dxa" w:w="60"/>
+              <w:left w:type="dxa" w:w="90"/>
+              <w:bottom w:type="dxa" w:w="60"/>
+              <w:right w:type="dxa" w:w="90"/>
+            </w:tcMar>
+            <w:vAlign w:val="top"/>
+          </w:tcPr>
+          <w:p>
+            <w:pPr>
+              <w:spacing w:after="40"/>
+            </w:pPr>
+            <w:r>
+              <w:rPr>
+                <w:rFonts w:ascii="Calibri" w:cs="Calibri" w:eastAsia="Calibri" w:hAnsi="Calibri"/>
+                <w:color w:val="1F2328"/>
+                <w:sz w:val="18"/>
+                <w:szCs w:val="18"/>
+              </w:rPr>
+              <w:t xml:space="preserve">Wenskaartjes: iedereen schrijft voor twee klasgenoten (namen trekken) een wens voor havo 5.</w:t>
+            </w:r>
+          </w:p>
+        </w:tc>
+      </w:tr>
+    </w:tbl>
     <w:p>
       <w:pPr>
         <w:pStyle w:val="Heading2"/>
@@ -1431,10 +5693,11 @@
         </w:tblBorders>
       </w:tblPr>
       <w:tblGrid>
-        <w:gridCol w:w="2300"/>
-        <w:gridCol w:w="4366"/>
-        <w:gridCol w:w="4366"/>
-        <w:gridCol w:w="4366"/>
+        <w:gridCol w:w="1898"/>
+        <w:gridCol w:w="3375"/>
+        <w:gridCol w:w="3375"/>
+        <w:gridCol w:w="3375"/>
+        <w:gridCol w:w="3375"/>
       </w:tblGrid>
       <w:tr>
         <w:trPr>
@@ -1443,7 +5706,7 @@
         </w:trPr>
         <w:tc>
           <w:tcPr>
-            <w:tcW w:type="dxa" w:w="2300"/>
+            <w:tcW w:type="dxa" w:w="1898"/>
             <w:tcBorders>
               <w:top w:val="single" w:color="C9C4B5" w:sz="4"/>
               <w:left w:val="single" w:color="C9C4B5" w:sz="4"/>
@@ -1467,7 +5730,7 @@
         </w:tc>
         <w:tc>
           <w:tcPr>
-            <w:tcW w:type="dxa" w:w="4366"/>
+            <w:tcW w:type="dxa" w:w="3375"/>
             <w:tcBorders>
               <w:top w:val="single" w:color="C9C4B5" w:sz="4"/>
               <w:left w:val="single" w:color="C9C4B5" w:sz="4"/>
@@ -1502,7 +5765,7 @@
         </w:tc>
         <w:tc>
           <w:tcPr>
-            <w:tcW w:type="dxa" w:w="4366"/>
+            <w:tcW w:type="dxa" w:w="3375"/>
             <w:tcBorders>
               <w:top w:val="single" w:color="C9C4B5" w:sz="4"/>
               <w:left w:val="single" w:color="C9C4B5" w:sz="4"/>
@@ -1537,7 +5800,7 @@
         </w:tc>
         <w:tc>
           <w:tcPr>
-            <w:tcW w:type="dxa" w:w="4366"/>
+            <w:tcW w:type="dxa" w:w="3375"/>
             <w:tcBorders>
               <w:top w:val="single" w:color="C9C4B5" w:sz="4"/>
               <w:left w:val="single" w:color="C9C4B5" w:sz="4"/>
@@ -1567,6 +5830,41 @@
                 <w:szCs w:val="18"/>
               </w:rPr>
               <w:t xml:space="preserve">LOB-dossier</w:t>
+            </w:r>
+          </w:p>
+        </w:tc>
+        <w:tc>
+          <w:tcPr>
+            <w:tcW w:type="dxa" w:w="3375"/>
+            <w:tcBorders>
+              <w:top w:val="single" w:color="C9C4B5" w:sz="4"/>
+              <w:left w:val="single" w:color="C9C4B5" w:sz="4"/>
+              <w:bottom w:val="single" w:color="C9C4B5" w:sz="4"/>
+              <w:right w:val="single" w:color="C9C4B5" w:sz="4"/>
+            </w:tcBorders>
+            <w:shd w:fill="1D5C63" w:color="auto" w:val="clear"/>
+            <w:tcMar>
+              <w:top w:type="dxa" w:w="60"/>
+              <w:left w:type="dxa" w:w="90"/>
+              <w:bottom w:type="dxa" w:w="60"/>
+              <w:right w:type="dxa" w:w="90"/>
+            </w:tcMar>
+            <w:vAlign w:val="top"/>
+          </w:tcPr>
+          <w:p>
+            <w:pPr>
+              <w:spacing w:after="40"/>
+            </w:pPr>
+            <w:r>
+              <w:rPr>
+                <w:rFonts w:ascii="Calibri" w:cs="Calibri" w:eastAsia="Calibri" w:hAnsi="Calibri"/>
+                <w:b/>
+                <w:bCs/>
+                <w:color w:val="FFFFFF"/>
+                <w:sz w:val="18"/>
+                <w:szCs w:val="18"/>
+              </w:rPr>
+              <w:t xml:space="preserve">Studievaardigheden</w:t>
             </w:r>
           </w:p>
         </w:tc>
@@ -1577,7 +5875,7 @@
         </w:trPr>
         <w:tc>
           <w:tcPr>
-            <w:tcW w:type="dxa" w:w="2300"/>
+            <w:tcW w:type="dxa" w:w="1898"/>
             <w:tcBorders>
               <w:top w:val="single" w:color="C9C4B5" w:sz="4"/>
               <w:left w:val="single" w:color="C9C4B5" w:sz="4"/>
@@ -1628,7 +5926,7 @@
         </w:tc>
         <w:tc>
           <w:tcPr>
-            <w:tcW w:type="dxa" w:w="4366"/>
+            <w:tcW w:type="dxa" w:w="3375"/>
             <w:tcBorders>
               <w:top w:val="single" w:color="C9C4B5" w:sz="4"/>
               <w:left w:val="single" w:color="C9C4B5" w:sz="4"/>
@@ -1655,13 +5953,13 @@
                 <w:sz w:val="18"/>
                 <w:szCs w:val="18"/>
               </w:rPr>
-              <w:t xml:space="preserve">Actieplan: terugblik op havo 3, nulmeting, mini-SWOT, twee doelen (SMART met als-dan-plan). Gespreksstuk MOL 1.</w:t>
-            </w:r>
-          </w:p>
-        </w:tc>
-        <w:tc>
-          <w:tcPr>
-            <w:tcW w:type="dxa" w:w="4366"/>
+              <w:t xml:space="preserve">Actieplan: terugblik op havo 3, nulmeting, mini-SWOT, twee doelen (SMART met als-dan-plan). Gespreksstuk MOL 1; de leerling bereidt het gesprek voor en voert het woord.</w:t>
+            </w:r>
+          </w:p>
+        </w:tc>
+        <w:tc>
+          <w:tcPr>
+            <w:tcW w:type="dxa" w:w="3375"/>
             <w:tcBorders>
               <w:top w:val="single" w:color="C9C4B5" w:sz="4"/>
               <w:left w:val="single" w:color="C9C4B5" w:sz="4"/>
@@ -1694,7 +5992,7 @@
         </w:tc>
         <w:tc>
           <w:tcPr>
-            <w:tcW w:type="dxa" w:w="4366"/>
+            <w:tcW w:type="dxa" w:w="3375"/>
             <w:tcBorders>
               <w:top w:val="single" w:color="C9C4B5" w:sz="4"/>
               <w:left w:val="single" w:color="C9C4B5" w:sz="4"/>
@@ -1722,6 +6020,39 @@
                 <w:szCs w:val="18"/>
               </w:rPr>
               <w:t xml:space="preserve">Deel 1 start: profielreflectie, interessetest, talententest. Workshop ‘Hoe kies ik?’, Hogeschool Leiden, SKIA.</w:t>
+            </w:r>
+          </w:p>
+        </w:tc>
+        <w:tc>
+          <w:tcPr>
+            <w:tcW w:type="dxa" w:w="3375"/>
+            <w:tcBorders>
+              <w:top w:val="single" w:color="C9C4B5" w:sz="4"/>
+              <w:left w:val="single" w:color="C9C4B5" w:sz="4"/>
+              <w:bottom w:val="single" w:color="C9C4B5" w:sz="4"/>
+              <w:right w:val="single" w:color="C9C4B5" w:sz="4"/>
+            </w:tcBorders>
+            <w:shd w:fill="F8EFD2" w:color="auto" w:val="clear"/>
+            <w:tcMar>
+              <w:top w:type="dxa" w:w="60"/>
+              <w:left w:type="dxa" w:w="90"/>
+              <w:bottom w:type="dxa" w:w="60"/>
+              <w:right w:type="dxa" w:w="90"/>
+            </w:tcMar>
+            <w:vAlign w:val="top"/>
+          </w:tcPr>
+          <w:p>
+            <w:pPr>
+              <w:spacing w:after="40"/>
+            </w:pPr>
+            <w:r>
+              <w:rPr>
+                <w:rFonts w:ascii="Calibri" w:cs="Calibri" w:eastAsia="Calibri" w:hAnsi="Calibri"/>
+                <w:color w:val="1F2328"/>
+                <w:sz w:val="18"/>
+                <w:szCs w:val="18"/>
+              </w:rPr>
+              <w:t xml:space="preserve">Nulmeting: zeven executieve functies en de eigen manier van leren, met bewijs. Ronde 1: een nieuwe manier oefenen en testen in toetsweek A.</w:t>
             </w:r>
           </w:p>
         </w:tc>
@@ -1732,7 +6063,7 @@
         </w:trPr>
         <w:tc>
           <w:tcPr>
-            <w:tcW w:type="dxa" w:w="2300"/>
+            <w:tcW w:type="dxa" w:w="1898"/>
             <w:tcBorders>
               <w:top w:val="single" w:color="C9C4B5" w:sz="4"/>
               <w:left w:val="single" w:color="C9C4B5" w:sz="4"/>
@@ -1783,7 +6114,7 @@
         </w:tc>
         <w:tc>
           <w:tcPr>
-            <w:tcW w:type="dxa" w:w="4366"/>
+            <w:tcW w:type="dxa" w:w="3375"/>
             <w:tcBorders>
               <w:top w:val="single" w:color="C9C4B5" w:sz="4"/>
               <w:left w:val="single" w:color="C9C4B5" w:sz="4"/>
@@ -1816,7 +6147,7 @@
         </w:tc>
         <w:tc>
           <w:tcPr>
-            <w:tcW w:type="dxa" w:w="4366"/>
+            <w:tcW w:type="dxa" w:w="3375"/>
             <w:tcBorders>
               <w:top w:val="single" w:color="C9C4B5" w:sz="4"/>
               <w:left w:val="single" w:color="C9C4B5" w:sz="4"/>
@@ -1849,7 +6180,7 @@
         </w:tc>
         <w:tc>
           <w:tcPr>
-            <w:tcW w:type="dxa" w:w="4366"/>
+            <w:tcW w:type="dxa" w:w="3375"/>
             <w:tcBorders>
               <w:top w:val="single" w:color="C9C4B5" w:sz="4"/>
               <w:left w:val="single" w:color="C9C4B5" w:sz="4"/>
@@ -1877,6 +6208,39 @@
                 <w:szCs w:val="18"/>
               </w:rPr>
               <w:t xml:space="preserve">Deel 1 afronden en inleveren (week 49), LOB 1-reflectie. Deel 2 start.</w:t>
+            </w:r>
+          </w:p>
+        </w:tc>
+        <w:tc>
+          <w:tcPr>
+            <w:tcW w:type="dxa" w:w="3375"/>
+            <w:tcBorders>
+              <w:top w:val="single" w:color="C9C4B5" w:sz="4"/>
+              <w:left w:val="single" w:color="C9C4B5" w:sz="4"/>
+              <w:bottom w:val="single" w:color="C9C4B5" w:sz="4"/>
+              <w:right w:val="single" w:color="C9C4B5" w:sz="4"/>
+            </w:tcBorders>
+            <w:shd w:fill="F8EFD2" w:color="auto" w:val="clear"/>
+            <w:tcMar>
+              <w:top w:type="dxa" w:w="60"/>
+              <w:left w:type="dxa" w:w="90"/>
+              <w:bottom w:type="dxa" w:w="60"/>
+              <w:right w:type="dxa" w:w="90"/>
+            </w:tcMar>
+            <w:vAlign w:val="top"/>
+          </w:tcPr>
+          <w:p>
+            <w:pPr>
+              <w:spacing w:after="40"/>
+            </w:pPr>
+            <w:r>
+              <w:rPr>
+                <w:rFonts w:ascii="Calibri" w:cs="Calibri" w:eastAsia="Calibri" w:hAnsi="Calibri"/>
+                <w:color w:val="1F2328"/>
+                <w:sz w:val="18"/>
+                <w:szCs w:val="18"/>
+              </w:rPr>
+              <w:t xml:space="preserve">Ronde 2: een tweede nieuwe manier, getest in toetsweek B.</w:t>
             </w:r>
           </w:p>
         </w:tc>
@@ -1887,7 +6251,7 @@
         </w:trPr>
         <w:tc>
           <w:tcPr>
-            <w:tcW w:type="dxa" w:w="2300"/>
+            <w:tcW w:type="dxa" w:w="1898"/>
             <w:tcBorders>
               <w:top w:val="single" w:color="C9C4B5" w:sz="4"/>
               <w:left w:val="single" w:color="C9C4B5" w:sz="4"/>
@@ -1938,7 +6302,7 @@
         </w:tc>
         <w:tc>
           <w:tcPr>
-            <w:tcW w:type="dxa" w:w="4366"/>
+            <w:tcW w:type="dxa" w:w="3375"/>
             <w:tcBorders>
               <w:top w:val="single" w:color="C9C4B5" w:sz="4"/>
               <w:left w:val="single" w:color="C9C4B5" w:sz="4"/>
@@ -1971,7 +6335,7 @@
         </w:tc>
         <w:tc>
           <w:tcPr>
-            <w:tcW w:type="dxa" w:w="4366"/>
+            <w:tcW w:type="dxa" w:w="3375"/>
             <w:tcBorders>
               <w:top w:val="single" w:color="C9C4B5" w:sz="4"/>
               <w:left w:val="single" w:color="C9C4B5" w:sz="4"/>
@@ -2004,7 +6368,7 @@
         </w:tc>
         <w:tc>
           <w:tcPr>
-            <w:tcW w:type="dxa" w:w="4366"/>
+            <w:tcW w:type="dxa" w:w="3375"/>
             <w:tcBorders>
               <w:top w:val="single" w:color="C9C4B5" w:sz="4"/>
               <w:left w:val="single" w:color="C9C4B5" w:sz="4"/>
@@ -2032,6 +6396,39 @@
                 <w:szCs w:val="18"/>
               </w:rPr>
               <w:t xml:space="preserve">Deel 2: opleidingen, open dagen, interview, beroepen. Inleveren week 11, LOB 2-reflectie.</w:t>
+            </w:r>
+          </w:p>
+        </w:tc>
+        <w:tc>
+          <w:tcPr>
+            <w:tcW w:type="dxa" w:w="3375"/>
+            <w:tcBorders>
+              <w:top w:val="single" w:color="C9C4B5" w:sz="4"/>
+              <w:left w:val="single" w:color="C9C4B5" w:sz="4"/>
+              <w:bottom w:val="single" w:color="C9C4B5" w:sz="4"/>
+              <w:right w:val="single" w:color="C9C4B5" w:sz="4"/>
+            </w:tcBorders>
+            <w:shd w:fill="F8EFD2" w:color="auto" w:val="clear"/>
+            <w:tcMar>
+              <w:top w:type="dxa" w:w="60"/>
+              <w:left w:type="dxa" w:w="90"/>
+              <w:bottom w:type="dxa" w:w="60"/>
+              <w:right w:type="dxa" w:w="90"/>
+            </w:tcMar>
+            <w:vAlign w:val="top"/>
+          </w:tcPr>
+          <w:p>
+            <w:pPr>
+              <w:spacing w:after="40"/>
+            </w:pPr>
+            <w:r>
+              <w:rPr>
+                <w:rFonts w:ascii="Calibri" w:cs="Calibri" w:eastAsia="Calibri" w:hAnsi="Calibri"/>
+                <w:color w:val="1F2328"/>
+                <w:sz w:val="18"/>
+                <w:szCs w:val="18"/>
+              </w:rPr>
+              <w:t xml:space="preserve">Ronde 3: een derde nieuwe manier, getest in toetsweek C.</w:t>
             </w:r>
           </w:p>
         </w:tc>
@@ -2042,7 +6439,7 @@
         </w:trPr>
         <w:tc>
           <w:tcPr>
-            <w:tcW w:type="dxa" w:w="2300"/>
+            <w:tcW w:type="dxa" w:w="1898"/>
             <w:tcBorders>
               <w:top w:val="single" w:color="C9C4B5" w:sz="4"/>
               <w:left w:val="single" w:color="C9C4B5" w:sz="4"/>
@@ -2093,7 +6490,7 @@
         </w:tc>
         <w:tc>
           <w:tcPr>
-            <w:tcW w:type="dxa" w:w="4366"/>
+            <w:tcW w:type="dxa" w:w="3375"/>
             <w:tcBorders>
               <w:top w:val="single" w:color="C9C4B5" w:sz="4"/>
               <w:left w:val="single" w:color="C9C4B5" w:sz="4"/>
@@ -2126,7 +6523,7 @@
         </w:tc>
         <w:tc>
           <w:tcPr>
-            <w:tcW w:type="dxa" w:w="4366"/>
+            <w:tcW w:type="dxa" w:w="3375"/>
             <w:tcBorders>
               <w:top w:val="single" w:color="C9C4B5" w:sz="4"/>
               <w:left w:val="single" w:color="C9C4B5" w:sz="4"/>
@@ -2159,7 +6556,7 @@
         </w:tc>
         <w:tc>
           <w:tcPr>
-            <w:tcW w:type="dxa" w:w="4366"/>
+            <w:tcW w:type="dxa" w:w="3375"/>
             <w:tcBorders>
               <w:top w:val="single" w:color="C9C4B5" w:sz="4"/>
               <w:left w:val="single" w:color="C9C4B5" w:sz="4"/>
@@ -2187,6 +6584,39 @@
                 <w:szCs w:val="18"/>
               </w:rPr>
               <w:t xml:space="preserve">Deel 3: eindpitch (week 21 – 22), LOB 3-reflectie.</w:t>
+            </w:r>
+          </w:p>
+        </w:tc>
+        <w:tc>
+          <w:tcPr>
+            <w:tcW w:type="dxa" w:w="3375"/>
+            <w:tcBorders>
+              <w:top w:val="single" w:color="C9C4B5" w:sz="4"/>
+              <w:left w:val="single" w:color="C9C4B5" w:sz="4"/>
+              <w:bottom w:val="single" w:color="C9C4B5" w:sz="4"/>
+              <w:right w:val="single" w:color="C9C4B5" w:sz="4"/>
+            </w:tcBorders>
+            <w:shd w:fill="F8EFD2" w:color="auto" w:val="clear"/>
+            <w:tcMar>
+              <w:top w:type="dxa" w:w="60"/>
+              <w:left w:type="dxa" w:w="90"/>
+              <w:bottom w:type="dxa" w:w="60"/>
+              <w:right w:type="dxa" w:w="90"/>
+            </w:tcMar>
+            <w:vAlign w:val="top"/>
+          </w:tcPr>
+          <w:p>
+            <w:pPr>
+              <w:spacing w:after="40"/>
+            </w:pPr>
+            <w:r>
+              <w:rPr>
+                <w:rFonts w:ascii="Calibri" w:cs="Calibri" w:eastAsia="Calibri" w:hAnsi="Calibri"/>
+                <w:color w:val="1F2328"/>
+                <w:sz w:val="18"/>
+                <w:szCs w:val="18"/>
+              </w:rPr>
+              <w:t xml:space="preserve">Keuze voor de lange termijn, onderbouwd met bewijs uit de rondes. Gebruiken in toetsweek D.</w:t>
             </w:r>
           </w:p>
         </w:tc>
@@ -2698,6 +7128,31 @@
             <w:r>
               <w:rPr>
                 <w:rFonts w:ascii="Calibri" w:cs="Calibri" w:eastAsia="Calibri" w:hAnsi="Calibri"/>
+                <w:b/>
+                <w:bCs/>
+                <w:color w:val="1F2328"/>
+                <w:sz w:val="18"/>
+                <w:szCs w:val="18"/>
+              </w:rPr>
+              <w:t xml:space="preserve">Opener:</w:t>
+            </w:r>
+            <w:r>
+              <w:rPr>
+                <w:rFonts w:ascii="Calibri" w:cs="Calibri" w:eastAsia="Calibri" w:hAnsi="Calibri"/>
+                <w:color w:val="1F2328"/>
+                <w:sz w:val="18"/>
+                <w:szCs w:val="18"/>
+              </w:rPr>
+              <w:t xml:space="preserve"> Twee waarheden en een leugen.</w:t>
+            </w:r>
+          </w:p>
+          <w:p>
+            <w:pPr>
+              <w:spacing w:after="40"/>
+            </w:pPr>
+            <w:r>
+              <w:rPr>
+                <w:rFonts w:ascii="Calibri" w:cs="Calibri" w:eastAsia="Calibri" w:hAnsi="Calibri"/>
                 <w:color w:val="1F2328"/>
                 <w:sz w:val="18"/>
                 <w:szCs w:val="18"/>
@@ -2919,6 +7374,31 @@
             <w:r>
               <w:rPr>
                 <w:rFonts w:ascii="Calibri" w:cs="Calibri" w:eastAsia="Calibri" w:hAnsi="Calibri"/>
+                <w:b/>
+                <w:bCs/>
+                <w:color w:val="1F2328"/>
+                <w:sz w:val="18"/>
+                <w:szCs w:val="18"/>
+              </w:rPr>
+              <w:t xml:space="preserve">Opener:</w:t>
+            </w:r>
+            <w:r>
+              <w:rPr>
+                <w:rFonts w:ascii="Calibri" w:cs="Calibri" w:eastAsia="Calibri" w:hAnsi="Calibri"/>
+                <w:color w:val="1F2328"/>
+                <w:sz w:val="18"/>
+                <w:szCs w:val="18"/>
+              </w:rPr>
+              <w:t xml:space="preserve"> variant na ‘Twee waarheden en een leugen’.</w:t>
+            </w:r>
+          </w:p>
+          <w:p>
+            <w:pPr>
+              <w:spacing w:after="40"/>
+            </w:pPr>
+            <w:r>
+              <w:rPr>
+                <w:rFonts w:ascii="Calibri" w:cs="Calibri" w:eastAsia="Calibri" w:hAnsi="Calibri"/>
                 <w:color w:val="1F2328"/>
                 <w:sz w:val="18"/>
                 <w:szCs w:val="18"/>
@@ -3153,11 +7633,36 @@
             <w:r>
               <w:rPr>
                 <w:rFonts w:ascii="Calibri" w:cs="Calibri" w:eastAsia="Calibri" w:hAnsi="Calibri"/>
-                <w:color w:val="1F2328"/>
-                <w:sz w:val="18"/>
-                <w:szCs w:val="18"/>
-              </w:rPr>
-              <w:t xml:space="preserve">Korte uitleg: leerdoel of prestatiedoel, en waarom een als-dan-plan werkt. Leerlingen checken elkaars doelen in duo’s met de SMART-check in de tool. Gesprekjes over doelen die nog vaag zijn.</w:t>
+                <w:b/>
+                <w:bCs/>
+                <w:color w:val="1F2328"/>
+                <w:sz w:val="18"/>
+                <w:szCs w:val="18"/>
+              </w:rPr>
+              <w:t xml:space="preserve">Opener:</w:t>
+            </w:r>
+            <w:r>
+              <w:rPr>
+                <w:rFonts w:ascii="Calibri" w:cs="Calibri" w:eastAsia="Calibri" w:hAnsi="Calibri"/>
+                <w:color w:val="1F2328"/>
+                <w:sz w:val="18"/>
+                <w:szCs w:val="18"/>
+              </w:rPr>
+              <w:t xml:space="preserve"> Duo-interview.</w:t>
+            </w:r>
+          </w:p>
+          <w:p>
+            <w:pPr>
+              <w:spacing w:after="40"/>
+            </w:pPr>
+            <w:r>
+              <w:rPr>
+                <w:rFonts w:ascii="Calibri" w:cs="Calibri" w:eastAsia="Calibri" w:hAnsi="Calibri"/>
+                <w:color w:val="1F2328"/>
+                <w:sz w:val="18"/>
+                <w:szCs w:val="18"/>
+              </w:rPr>
+              <w:t xml:space="preserve">Korte uitleg: leerdoel of prestatiedoel, en waarom een als-dan-plan werkt. Leerlingen checken elkaars doelen in duo’s met de SMART-check in de tool. Daarna: in het MOL-gesprek is de leerling aan het woord. Laat duo’s elkaar in één minuut hun plan vertellen, met twee argumenten en bewijs. Gesprekjes over doelen die nog vaag zijn.</w:t>
             </w:r>
           </w:p>
         </w:tc>
@@ -3189,7 +7694,7 @@
                 <w:sz w:val="18"/>
                 <w:szCs w:val="18"/>
               </w:rPr>
-              <w:t xml:space="preserve">Doelen aanscherpen in duo’s, actieplan afronden, PDF maken en inleveren.</w:t>
+              <w:t xml:space="preserve">Doelen aanscherpen in duo’s, actieplan afronden. MOL-gesprek 1 voorbereiden (spiekkaart) en thuis laten zien. PDF maken en inleveren.</w:t>
             </w:r>
           </w:p>
         </w:tc>
@@ -3403,11 +7908,36 @@
             <w:r>
               <w:rPr>
                 <w:rFonts w:ascii="Calibri" w:cs="Calibri" w:eastAsia="Calibri" w:hAnsi="Calibri"/>
-                <w:color w:val="1F2328"/>
-                <w:sz w:val="18"/>
-                <w:szCs w:val="18"/>
-              </w:rPr>
-              <w:t xml:space="preserve">De leerlingen werken zelfstandig aan: MOL-afspraken invullen in de tool. LOB deel 1: interessetest. Jij voert gesprekjes en helpt waar het vastloopt.</w:t>
+                <w:b/>
+                <w:bCs/>
+                <w:color w:val="1F2328"/>
+                <w:sz w:val="18"/>
+                <w:szCs w:val="18"/>
+              </w:rPr>
+              <w:t xml:space="preserve">Opener:</w:t>
+            </w:r>
+            <w:r>
+              <w:rPr>
+                <w:rFonts w:ascii="Calibri" w:cs="Calibri" w:eastAsia="Calibri" w:hAnsi="Calibri"/>
+                <w:color w:val="1F2328"/>
+                <w:sz w:val="18"/>
+                <w:szCs w:val="18"/>
+              </w:rPr>
+              <w:t xml:space="preserve"> variant na ‘Duo-interview’.</w:t>
+            </w:r>
+          </w:p>
+          <w:p>
+            <w:pPr>
+              <w:spacing w:after="40"/>
+            </w:pPr>
+            <w:r>
+              <w:rPr>
+                <w:rFonts w:ascii="Calibri" w:cs="Calibri" w:eastAsia="Calibri" w:hAnsi="Calibri"/>
+                <w:color w:val="1F2328"/>
+                <w:sz w:val="18"/>
+                <w:szCs w:val="18"/>
+              </w:rPr>
+              <w:t xml:space="preserve">De leerlingen werken zelfstandig aan: Na het MOL-gesprek: afspraken invullen en terugkijken. LOB deel 1: interessetest. Jij voert gesprekjes en helpt waar het vastloopt.</w:t>
             </w:r>
           </w:p>
         </w:tc>
@@ -3439,7 +7969,7 @@
                 <w:sz w:val="18"/>
                 <w:szCs w:val="18"/>
               </w:rPr>
-              <w:t xml:space="preserve">MOL-afspraken invullen in de tool. LOB deel 1: interessetest.</w:t>
+              <w:t xml:space="preserve">Na het MOL-gesprek: afspraken invullen en terugkijken. LOB deel 1: interessetest.</w:t>
             </w:r>
           </w:p>
         </w:tc>
@@ -3637,6 +8167,31 @@
             <w:r>
               <w:rPr>
                 <w:rFonts w:ascii="Calibri" w:cs="Calibri" w:eastAsia="Calibri" w:hAnsi="Calibri"/>
+                <w:b/>
+                <w:bCs/>
+                <w:color w:val="1F2328"/>
+                <w:sz w:val="18"/>
+                <w:szCs w:val="18"/>
+              </w:rPr>
+              <w:t xml:space="preserve">Opener:</w:t>
+            </w:r>
+            <w:r>
+              <w:rPr>
+                <w:rFonts w:ascii="Calibri" w:cs="Calibri" w:eastAsia="Calibri" w:hAnsi="Calibri"/>
+                <w:color w:val="1F2328"/>
+                <w:sz w:val="18"/>
+                <w:szCs w:val="18"/>
+              </w:rPr>
+              <w:t xml:space="preserve"> Klassenafspraken.</w:t>
+            </w:r>
+          </w:p>
+          <w:p>
+            <w:pPr>
+              <w:spacing w:after="40"/>
+            </w:pPr>
+            <w:r>
+              <w:rPr>
+                <w:rFonts w:ascii="Calibri" w:cs="Calibri" w:eastAsia="Calibri" w:hAnsi="Calibri"/>
                 <w:color w:val="1F2328"/>
                 <w:sz w:val="18"/>
                 <w:szCs w:val="18"/>
@@ -4078,6 +8633,31 @@
             <w:r>
               <w:rPr>
                 <w:rFonts w:ascii="Calibri" w:cs="Calibri" w:eastAsia="Calibri" w:hAnsi="Calibri"/>
+                <w:b/>
+                <w:bCs/>
+                <w:color w:val="1F2328"/>
+                <w:sz w:val="18"/>
+                <w:szCs w:val="18"/>
+              </w:rPr>
+              <w:t xml:space="preserve">Opener:</w:t>
+            </w:r>
+            <w:r>
+              <w:rPr>
+                <w:rFonts w:ascii="Calibri" w:cs="Calibri" w:eastAsia="Calibri" w:hAnsi="Calibri"/>
+                <w:color w:val="1F2328"/>
+                <w:sz w:val="18"/>
+                <w:szCs w:val="18"/>
+              </w:rPr>
+              <w:t xml:space="preserve"> variant na ‘Klassenafspraken’.</w:t>
+            </w:r>
+          </w:p>
+          <w:p>
+            <w:pPr>
+              <w:spacing w:after="40"/>
+            </w:pPr>
+            <w:r>
+              <w:rPr>
+                <w:rFonts w:ascii="Calibri" w:cs="Calibri" w:eastAsia="Calibri" w:hAnsi="Calibri"/>
                 <w:color w:val="1F2328"/>
                 <w:sz w:val="18"/>
                 <w:szCs w:val="18"/>
@@ -4792,6 +9372,31 @@
             <w:r>
               <w:rPr>
                 <w:rFonts w:ascii="Calibri" w:cs="Calibri" w:eastAsia="Calibri" w:hAnsi="Calibri"/>
+                <w:b/>
+                <w:bCs/>
+                <w:color w:val="1F2328"/>
+                <w:sz w:val="18"/>
+                <w:szCs w:val="18"/>
+              </w:rPr>
+              <w:t xml:space="preserve">Opener:</w:t>
+            </w:r>
+            <w:r>
+              <w:rPr>
+                <w:rFonts w:ascii="Calibri" w:cs="Calibri" w:eastAsia="Calibri" w:hAnsi="Calibri"/>
+                <w:color w:val="1F2328"/>
+                <w:sz w:val="18"/>
+                <w:szCs w:val="18"/>
+              </w:rPr>
+              <w:t xml:space="preserve"> Tips-carrousel na toetsweek A.</w:t>
+            </w:r>
+          </w:p>
+          <w:p>
+            <w:pPr>
+              <w:spacing w:after="40"/>
+            </w:pPr>
+            <w:r>
+              <w:rPr>
+                <w:rFonts w:ascii="Calibri" w:cs="Calibri" w:eastAsia="Calibri" w:hAnsi="Calibri"/>
                 <w:color w:val="1F2328"/>
                 <w:sz w:val="18"/>
                 <w:szCs w:val="18"/>
@@ -5026,6 +9631,31 @@
             <w:r>
               <w:rPr>
                 <w:rFonts w:ascii="Calibri" w:cs="Calibri" w:eastAsia="Calibri" w:hAnsi="Calibri"/>
+                <w:b/>
+                <w:bCs/>
+                <w:color w:val="1F2328"/>
+                <w:sz w:val="18"/>
+                <w:szCs w:val="18"/>
+              </w:rPr>
+              <w:t xml:space="preserve">Opener:</w:t>
+            </w:r>
+            <w:r>
+              <w:rPr>
+                <w:rFonts w:ascii="Calibri" w:cs="Calibri" w:eastAsia="Calibri" w:hAnsi="Calibri"/>
+                <w:color w:val="1F2328"/>
+                <w:sz w:val="18"/>
+                <w:szCs w:val="18"/>
+              </w:rPr>
+              <w:t xml:space="preserve"> variant na ‘Tips-carrousel na toetsweek A’.</w:t>
+            </w:r>
+          </w:p>
+          <w:p>
+            <w:pPr>
+              <w:spacing w:after="40"/>
+            </w:pPr>
+            <w:r>
+              <w:rPr>
+                <w:rFonts w:ascii="Calibri" w:cs="Calibri" w:eastAsia="Calibri" w:hAnsi="Calibri"/>
                 <w:color w:val="1F2328"/>
                 <w:sz w:val="18"/>
                 <w:szCs w:val="18"/>
@@ -5317,6 +9947,31 @@
             <w:r>
               <w:rPr>
                 <w:rFonts w:ascii="Calibri" w:cs="Calibri" w:eastAsia="Calibri" w:hAnsi="Calibri"/>
+                <w:b/>
+                <w:bCs/>
+                <w:color w:val="1F2328"/>
+                <w:sz w:val="18"/>
+                <w:szCs w:val="18"/>
+              </w:rPr>
+              <w:t xml:space="preserve">Opener:</w:t>
+            </w:r>
+            <w:r>
+              <w:rPr>
+                <w:rFonts w:ascii="Calibri" w:cs="Calibri" w:eastAsia="Calibri" w:hAnsi="Calibri"/>
+                <w:color w:val="1F2328"/>
+                <w:sz w:val="18"/>
+                <w:szCs w:val="18"/>
+              </w:rPr>
+              <w:t xml:space="preserve"> Wat werkt hier, wat stoort?.</w:t>
+            </w:r>
+          </w:p>
+          <w:p>
+            <w:pPr>
+              <w:spacing w:after="40"/>
+            </w:pPr>
+            <w:r>
+              <w:rPr>
+                <w:rFonts w:ascii="Calibri" w:cs="Calibri" w:eastAsia="Calibri" w:hAnsi="Calibri"/>
                 <w:color w:val="1F2328"/>
                 <w:sz w:val="18"/>
                 <w:szCs w:val="18"/>
@@ -5567,6 +10222,31 @@
             <w:r>
               <w:rPr>
                 <w:rFonts w:ascii="Calibri" w:cs="Calibri" w:eastAsia="Calibri" w:hAnsi="Calibri"/>
+                <w:b/>
+                <w:bCs/>
+                <w:color w:val="1F2328"/>
+                <w:sz w:val="18"/>
+                <w:szCs w:val="18"/>
+              </w:rPr>
+              <w:t xml:space="preserve">Opener:</w:t>
+            </w:r>
+            <w:r>
+              <w:rPr>
+                <w:rFonts w:ascii="Calibri" w:cs="Calibri" w:eastAsia="Calibri" w:hAnsi="Calibri"/>
+                <w:color w:val="1F2328"/>
+                <w:sz w:val="18"/>
+                <w:szCs w:val="18"/>
+              </w:rPr>
+              <w:t xml:space="preserve"> variant na ‘Wat werkt hier, wat stoort?’.</w:t>
+            </w:r>
+          </w:p>
+          <w:p>
+            <w:pPr>
+              <w:spacing w:after="40"/>
+            </w:pPr>
+            <w:r>
+              <w:rPr>
+                <w:rFonts w:ascii="Calibri" w:cs="Calibri" w:eastAsia="Calibri" w:hAnsi="Calibri"/>
                 <w:color w:val="1F2328"/>
                 <w:sz w:val="18"/>
                 <w:szCs w:val="18"/>
@@ -5817,6 +10497,31 @@
             <w:r>
               <w:rPr>
                 <w:rFonts w:ascii="Calibri" w:cs="Calibri" w:eastAsia="Calibri" w:hAnsi="Calibri"/>
+                <w:b/>
+                <w:bCs/>
+                <w:color w:val="1F2328"/>
+                <w:sz w:val="18"/>
+                <w:szCs w:val="18"/>
+              </w:rPr>
+              <w:t xml:space="preserve">Opener:</w:t>
+            </w:r>
+            <w:r>
+              <w:rPr>
+                <w:rFonts w:ascii="Calibri" w:cs="Calibri" w:eastAsia="Calibri" w:hAnsi="Calibri"/>
+                <w:color w:val="1F2328"/>
+                <w:sz w:val="18"/>
+                <w:szCs w:val="18"/>
+              </w:rPr>
+              <w:t xml:space="preserve"> Papieren toren.</w:t>
+            </w:r>
+          </w:p>
+          <w:p>
+            <w:pPr>
+              <w:spacing w:after="40"/>
+            </w:pPr>
+            <w:r>
+              <w:rPr>
+                <w:rFonts w:ascii="Calibri" w:cs="Calibri" w:eastAsia="Calibri" w:hAnsi="Calibri"/>
                 <w:color w:val="1F2328"/>
                 <w:sz w:val="18"/>
                 <w:szCs w:val="18"/>
@@ -6051,6 +10756,31 @@
             <w:r>
               <w:rPr>
                 <w:rFonts w:ascii="Calibri" w:cs="Calibri" w:eastAsia="Calibri" w:hAnsi="Calibri"/>
+                <w:b/>
+                <w:bCs/>
+                <w:color w:val="1F2328"/>
+                <w:sz w:val="18"/>
+                <w:szCs w:val="18"/>
+              </w:rPr>
+              <w:t xml:space="preserve">Opener:</w:t>
+            </w:r>
+            <w:r>
+              <w:rPr>
+                <w:rFonts w:ascii="Calibri" w:cs="Calibri" w:eastAsia="Calibri" w:hAnsi="Calibri"/>
+                <w:color w:val="1F2328"/>
+                <w:sz w:val="18"/>
+                <w:szCs w:val="18"/>
+              </w:rPr>
+              <w:t xml:space="preserve"> variant na ‘Papieren toren’.</w:t>
+            </w:r>
+          </w:p>
+          <w:p>
+            <w:pPr>
+              <w:spacing w:after="40"/>
+            </w:pPr>
+            <w:r>
+              <w:rPr>
+                <w:rFonts w:ascii="Calibri" w:cs="Calibri" w:eastAsia="Calibri" w:hAnsi="Calibri"/>
                 <w:color w:val="1F2328"/>
                 <w:sz w:val="18"/>
                 <w:szCs w:val="18"/>
@@ -6492,6 +11222,31 @@
             <w:r>
               <w:rPr>
                 <w:rFonts w:ascii="Calibri" w:cs="Calibri" w:eastAsia="Calibri" w:hAnsi="Calibri"/>
+                <w:b/>
+                <w:bCs/>
+                <w:color w:val="1F2328"/>
+                <w:sz w:val="18"/>
+                <w:szCs w:val="18"/>
+              </w:rPr>
+              <w:t xml:space="preserve">Opener:</w:t>
+            </w:r>
+            <w:r>
+              <w:rPr>
+                <w:rFonts w:ascii="Calibri" w:cs="Calibri" w:eastAsia="Calibri" w:hAnsi="Calibri"/>
+                <w:color w:val="1F2328"/>
+                <w:sz w:val="18"/>
+                <w:szCs w:val="18"/>
+              </w:rPr>
+              <w:t xml:space="preserve"> Studiebuddy’s.</w:t>
+            </w:r>
+          </w:p>
+          <w:p>
+            <w:pPr>
+              <w:spacing w:after="40"/>
+            </w:pPr>
+            <w:r>
+              <w:rPr>
+                <w:rFonts w:ascii="Calibri" w:cs="Calibri" w:eastAsia="Calibri" w:hAnsi="Calibri"/>
                 <w:color w:val="1F2328"/>
                 <w:sz w:val="18"/>
                 <w:szCs w:val="18"/>
@@ -6742,6 +11497,31 @@
             <w:r>
               <w:rPr>
                 <w:rFonts w:ascii="Calibri" w:cs="Calibri" w:eastAsia="Calibri" w:hAnsi="Calibri"/>
+                <w:b/>
+                <w:bCs/>
+                <w:color w:val="1F2328"/>
+                <w:sz w:val="18"/>
+                <w:szCs w:val="18"/>
+              </w:rPr>
+              <w:t xml:space="preserve">Opener:</w:t>
+            </w:r>
+            <w:r>
+              <w:rPr>
+                <w:rFonts w:ascii="Calibri" w:cs="Calibri" w:eastAsia="Calibri" w:hAnsi="Calibri"/>
+                <w:color w:val="1F2328"/>
+                <w:sz w:val="18"/>
+                <w:szCs w:val="18"/>
+              </w:rPr>
+              <w:t xml:space="preserve"> variant na ‘Studiebuddy’s’.</w:t>
+            </w:r>
+          </w:p>
+          <w:p>
+            <w:pPr>
+              <w:spacing w:after="40"/>
+            </w:pPr>
+            <w:r>
+              <w:rPr>
+                <w:rFonts w:ascii="Calibri" w:cs="Calibri" w:eastAsia="Calibri" w:hAnsi="Calibri"/>
                 <w:color w:val="1F2328"/>
                 <w:sz w:val="18"/>
                 <w:szCs w:val="18"/>
@@ -7224,6 +12004,31 @@
             <w:r>
               <w:rPr>
                 <w:rFonts w:ascii="Calibri" w:cs="Calibri" w:eastAsia="Calibri" w:hAnsi="Calibri"/>
+                <w:b/>
+                <w:bCs/>
+                <w:color w:val="1F2328"/>
+                <w:sz w:val="18"/>
+                <w:szCs w:val="18"/>
+              </w:rPr>
+              <w:t xml:space="preserve">Opener:</w:t>
+            </w:r>
+            <w:r>
+              <w:rPr>
+                <w:rFonts w:ascii="Calibri" w:cs="Calibri" w:eastAsia="Calibri" w:hAnsi="Calibri"/>
+                <w:color w:val="1F2328"/>
+                <w:sz w:val="18"/>
+                <w:szCs w:val="18"/>
+              </w:rPr>
+              <w:t xml:space="preserve"> Complimentenronde.</w:t>
+            </w:r>
+          </w:p>
+          <w:p>
+            <w:pPr>
+              <w:spacing w:after="40"/>
+            </w:pPr>
+            <w:r>
+              <w:rPr>
+                <w:rFonts w:ascii="Calibri" w:cs="Calibri" w:eastAsia="Calibri" w:hAnsi="Calibri"/>
                 <w:color w:val="1F2328"/>
                 <w:sz w:val="18"/>
                 <w:szCs w:val="18"/>
@@ -7458,6 +12263,31 @@
             <w:r>
               <w:rPr>
                 <w:rFonts w:ascii="Calibri" w:cs="Calibri" w:eastAsia="Calibri" w:hAnsi="Calibri"/>
+                <w:b/>
+                <w:bCs/>
+                <w:color w:val="1F2328"/>
+                <w:sz w:val="18"/>
+                <w:szCs w:val="18"/>
+              </w:rPr>
+              <w:t xml:space="preserve">Opener:</w:t>
+            </w:r>
+            <w:r>
+              <w:rPr>
+                <w:rFonts w:ascii="Calibri" w:cs="Calibri" w:eastAsia="Calibri" w:hAnsi="Calibri"/>
+                <w:color w:val="1F2328"/>
+                <w:sz w:val="18"/>
+                <w:szCs w:val="18"/>
+              </w:rPr>
+              <w:t xml:space="preserve"> variant na ‘Complimentenronde’.</w:t>
+            </w:r>
+          </w:p>
+          <w:p>
+            <w:pPr>
+              <w:spacing w:after="40"/>
+            </w:pPr>
+            <w:r>
+              <w:rPr>
+                <w:rFonts w:ascii="Calibri" w:cs="Calibri" w:eastAsia="Calibri" w:hAnsi="Calibri"/>
                 <w:color w:val="1F2328"/>
                 <w:sz w:val="18"/>
                 <w:szCs w:val="18"/>
@@ -7749,11 +12579,36 @@
             <w:r>
               <w:rPr>
                 <w:rFonts w:ascii="Calibri" w:cs="Calibri" w:eastAsia="Calibri" w:hAnsi="Calibri"/>
-                <w:color w:val="1F2328"/>
-                <w:sz w:val="18"/>
-                <w:szCs w:val="18"/>
-              </w:rPr>
-              <w:t xml:space="preserve">Tussenbalans: opnieuw meten, doelen van september evalueren, nieuwe doelen stellen. Gesprekjes over de nieuwe doelen en over de uitkomst van de spiegel.</w:t>
+                <w:b/>
+                <w:bCs/>
+                <w:color w:val="1F2328"/>
+                <w:sz w:val="18"/>
+                <w:szCs w:val="18"/>
+              </w:rPr>
+              <w:t xml:space="preserve">Opener:</w:t>
+            </w:r>
+            <w:r>
+              <w:rPr>
+                <w:rFonts w:ascii="Calibri" w:cs="Calibri" w:eastAsia="Calibri" w:hAnsi="Calibri"/>
+                <w:color w:val="1F2328"/>
+                <w:sz w:val="18"/>
+                <w:szCs w:val="18"/>
+              </w:rPr>
+              <w:t xml:space="preserve"> Speeddate over je doelen.</w:t>
+            </w:r>
+          </w:p>
+          <w:p>
+            <w:pPr>
+              <w:spacing w:after="40"/>
+            </w:pPr>
+            <w:r>
+              <w:rPr>
+                <w:rFonts w:ascii="Calibri" w:cs="Calibri" w:eastAsia="Calibri" w:hAnsi="Calibri"/>
+                <w:color w:val="1F2328"/>
+                <w:sz w:val="18"/>
+                <w:szCs w:val="18"/>
+              </w:rPr>
+              <w:t xml:space="preserve">Tussenbalans: opnieuw meten, doelen van september evalueren, nieuwe doelen stellen. Daarna MOL-gesprek 2 voorbereiden: de leerling legt zijn plan voor en onderbouwt het met bewijs. Gesprekjes over de nieuwe doelen en over de uitkomst van de spiegel.</w:t>
             </w:r>
           </w:p>
         </w:tc>
@@ -7785,7 +12640,7 @@
                 <w:sz w:val="18"/>
                 <w:szCs w:val="18"/>
               </w:rPr>
-              <w:t xml:space="preserve">Tussenbalans maken en PDF inleveren.</w:t>
+              <w:t xml:space="preserve">Tussenbalans maken. MOL-gesprek 2 voorbereiden (spiekkaart) en thuis laten zien. PDF inleveren.</w:t>
             </w:r>
           </w:p>
         </w:tc>
@@ -7999,11 +12854,36 @@
             <w:r>
               <w:rPr>
                 <w:rFonts w:ascii="Calibri" w:cs="Calibri" w:eastAsia="Calibri" w:hAnsi="Calibri"/>
-                <w:color w:val="1F2328"/>
-                <w:sz w:val="18"/>
-                <w:szCs w:val="18"/>
-              </w:rPr>
-              <w:t xml:space="preserve">De leerlingen werken zelfstandig aan: MOL-afspraken invullen. LOB deel 2: interview afspreken en voorbereiden. Jij voert gesprekjes en helpt waar het vastloopt.</w:t>
+                <w:b/>
+                <w:bCs/>
+                <w:color w:val="1F2328"/>
+                <w:sz w:val="18"/>
+                <w:szCs w:val="18"/>
+              </w:rPr>
+              <w:t xml:space="preserve">Opener:</w:t>
+            </w:r>
+            <w:r>
+              <w:rPr>
+                <w:rFonts w:ascii="Calibri" w:cs="Calibri" w:eastAsia="Calibri" w:hAnsi="Calibri"/>
+                <w:color w:val="1F2328"/>
+                <w:sz w:val="18"/>
+                <w:szCs w:val="18"/>
+              </w:rPr>
+              <w:t xml:space="preserve"> variant na ‘Speeddate over je doelen’.</w:t>
+            </w:r>
+          </w:p>
+          <w:p>
+            <w:pPr>
+              <w:spacing w:after="40"/>
+            </w:pPr>
+            <w:r>
+              <w:rPr>
+                <w:rFonts w:ascii="Calibri" w:cs="Calibri" w:eastAsia="Calibri" w:hAnsi="Calibri"/>
+                <w:color w:val="1F2328"/>
+                <w:sz w:val="18"/>
+                <w:szCs w:val="18"/>
+              </w:rPr>
+              <w:t xml:space="preserve">De leerlingen werken zelfstandig aan: Na het MOL-gesprek: afspraken invullen en terugkijken. LOB deel 2: interview afspreken en voorbereiden. Jij voert gesprekjes en helpt waar het vastloopt.</w:t>
             </w:r>
           </w:p>
         </w:tc>
@@ -8035,7 +12915,7 @@
                 <w:sz w:val="18"/>
                 <w:szCs w:val="18"/>
               </w:rPr>
-              <w:t xml:space="preserve">MOL-afspraken invullen. LOB deel 2: interview afspreken en voorbereiden.</w:t>
+              <w:t xml:space="preserve">Na het MOL-gesprek: afspraken invullen en terugkijken. LOB deel 2: interview afspreken en voorbereiden.</w:t>
             </w:r>
           </w:p>
         </w:tc>
@@ -8440,6 +13320,31 @@
             <w:r>
               <w:rPr>
                 <w:rFonts w:ascii="Calibri" w:cs="Calibri" w:eastAsia="Calibri" w:hAnsi="Calibri"/>
+                <w:b/>
+                <w:bCs/>
+                <w:color w:val="1F2328"/>
+                <w:sz w:val="18"/>
+                <w:szCs w:val="18"/>
+              </w:rPr>
+              <w:t xml:space="preserve">Opener:</w:t>
+            </w:r>
+            <w:r>
+              <w:rPr>
+                <w:rFonts w:ascii="Calibri" w:cs="Calibri" w:eastAsia="Calibri" w:hAnsi="Calibri"/>
+                <w:color w:val="1F2328"/>
+                <w:sz w:val="18"/>
+                <w:szCs w:val="18"/>
+              </w:rPr>
+              <w:t xml:space="preserve"> Expertbord.</w:t>
+            </w:r>
+          </w:p>
+          <w:p>
+            <w:pPr>
+              <w:spacing w:after="40"/>
+            </w:pPr>
+            <w:r>
+              <w:rPr>
+                <w:rFonts w:ascii="Calibri" w:cs="Calibri" w:eastAsia="Calibri" w:hAnsi="Calibri"/>
                 <w:color w:val="1F2328"/>
                 <w:sz w:val="18"/>
                 <w:szCs w:val="18"/>
@@ -8661,6 +13566,31 @@
             <w:r>
               <w:rPr>
                 <w:rFonts w:ascii="Calibri" w:cs="Calibri" w:eastAsia="Calibri" w:hAnsi="Calibri"/>
+                <w:b/>
+                <w:bCs/>
+                <w:color w:val="1F2328"/>
+                <w:sz w:val="18"/>
+                <w:szCs w:val="18"/>
+              </w:rPr>
+              <w:t xml:space="preserve">Opener:</w:t>
+            </w:r>
+            <w:r>
+              <w:rPr>
+                <w:rFonts w:ascii="Calibri" w:cs="Calibri" w:eastAsia="Calibri" w:hAnsi="Calibri"/>
+                <w:color w:val="1F2328"/>
+                <w:sz w:val="18"/>
+                <w:szCs w:val="18"/>
+              </w:rPr>
+              <w:t xml:space="preserve"> variant na ‘Expertbord’.</w:t>
+            </w:r>
+          </w:p>
+          <w:p>
+            <w:pPr>
+              <w:spacing w:after="40"/>
+            </w:pPr>
+            <w:r>
+              <w:rPr>
+                <w:rFonts w:ascii="Calibri" w:cs="Calibri" w:eastAsia="Calibri" w:hAnsi="Calibri"/>
                 <w:color w:val="1F2328"/>
                 <w:sz w:val="18"/>
                 <w:szCs w:val="18"/>
@@ -8895,11 +13825,36 @@
             <w:r>
               <w:rPr>
                 <w:rFonts w:ascii="Calibri" w:cs="Calibri" w:eastAsia="Calibri" w:hAnsi="Calibri"/>
-                <w:color w:val="1F2328"/>
-                <w:sz w:val="18"/>
-                <w:szCs w:val="18"/>
-              </w:rPr>
-              <w:t xml:space="preserve">Kolom ‘vlak ervoor’, check op de doelen en de overgang: in welk beeld van de overgangsnormering zit je nu? Dit is het gespreksstuk voor MOL 3. LOB 2-reflectie in de tool.</w:t>
+                <w:b/>
+                <w:bCs/>
+                <w:color w:val="1F2328"/>
+                <w:sz w:val="18"/>
+                <w:szCs w:val="18"/>
+              </w:rPr>
+              <w:t xml:space="preserve">Opener:</w:t>
+            </w:r>
+            <w:r>
+              <w:rPr>
+                <w:rFonts w:ascii="Calibri" w:cs="Calibri" w:eastAsia="Calibri" w:hAnsi="Calibri"/>
+                <w:color w:val="1F2328"/>
+                <w:sz w:val="18"/>
+                <w:szCs w:val="18"/>
+              </w:rPr>
+              <w:t xml:space="preserve"> Stellingen over de overgang.</w:t>
+            </w:r>
+          </w:p>
+          <w:p>
+            <w:pPr>
+              <w:spacing w:after="40"/>
+            </w:pPr>
+            <w:r>
+              <w:rPr>
+                <w:rFonts w:ascii="Calibri" w:cs="Calibri" w:eastAsia="Calibri" w:hAnsi="Calibri"/>
+                <w:color w:val="1F2328"/>
+                <w:sz w:val="18"/>
+                <w:szCs w:val="18"/>
+              </w:rPr>
+              <w:t xml:space="preserve">Kolom ‘vlak ervoor’, check op de doelen en de overgang: in welk beeld van de overgangsnormering zit je nu? Dit is het gespreksstuk voor MOL 3; de leerling bereidt het gesprek voor met een spiekkaart. LOB 2-reflectie in de tool.</w:t>
             </w:r>
           </w:p>
         </w:tc>
@@ -8931,7 +13886,7 @@
                 <w:sz w:val="18"/>
                 <w:szCs w:val="18"/>
               </w:rPr>
-              <w:t xml:space="preserve">Toetsweekplan C afronden met doelcheck en overgang. LOB 2-reflectie.</w:t>
+              <w:t xml:space="preserve">Toetsweekplan C afronden met doelcheck en overgang. LOB 2-reflectie. MOL-gesprek 3 voorbereiden en thuis laten zien.</w:t>
             </w:r>
           </w:p>
         </w:tc>
@@ -9618,11 +14573,36 @@
             <w:r>
               <w:rPr>
                 <w:rFonts w:ascii="Calibri" w:cs="Calibri" w:eastAsia="Calibri" w:hAnsi="Calibri"/>
-                <w:color w:val="1F2328"/>
-                <w:sz w:val="18"/>
-                <w:szCs w:val="18"/>
-              </w:rPr>
-              <w:t xml:space="preserve">De leerlingen werken zelfstandig aan: MOL-afspraken invullen. Terugblik toetsweek C: organisatie. Jij voert gesprekjes en helpt waar het vastloopt.</w:t>
+                <w:b/>
+                <w:bCs/>
+                <w:color w:val="1F2328"/>
+                <w:sz w:val="18"/>
+                <w:szCs w:val="18"/>
+              </w:rPr>
+              <w:t xml:space="preserve">Opener:</w:t>
+            </w:r>
+            <w:r>
+              <w:rPr>
+                <w:rFonts w:ascii="Calibri" w:cs="Calibri" w:eastAsia="Calibri" w:hAnsi="Calibri"/>
+                <w:color w:val="1F2328"/>
+                <w:sz w:val="18"/>
+                <w:szCs w:val="18"/>
+              </w:rPr>
+              <w:t xml:space="preserve"> variant na ‘Stellingen over de overgang’.</w:t>
+            </w:r>
+          </w:p>
+          <w:p>
+            <w:pPr>
+              <w:spacing w:after="40"/>
+            </w:pPr>
+            <w:r>
+              <w:rPr>
+                <w:rFonts w:ascii="Calibri" w:cs="Calibri" w:eastAsia="Calibri" w:hAnsi="Calibri"/>
+                <w:color w:val="1F2328"/>
+                <w:sz w:val="18"/>
+                <w:szCs w:val="18"/>
+              </w:rPr>
+              <w:t xml:space="preserve">De leerlingen werken zelfstandig aan: Na het MOL-gesprek: afspraken invullen en terugkijken. Terugblik toetsweek C: organisatie. Jij voert gesprekjes en helpt waar het vastloopt.</w:t>
             </w:r>
           </w:p>
         </w:tc>
@@ -9654,7 +14634,7 @@
                 <w:sz w:val="18"/>
                 <w:szCs w:val="18"/>
               </w:rPr>
-              <w:t xml:space="preserve">MOL-afspraken invullen. Terugblik toetsweek C: organisatie.</w:t>
+              <w:t xml:space="preserve">Na het MOL-gesprek: afspraken invullen en terugkijken. Terugblik toetsweek C: organisatie.</w:t>
             </w:r>
           </w:p>
         </w:tc>
@@ -9852,6 +14832,31 @@
             <w:r>
               <w:rPr>
                 <w:rFonts w:ascii="Calibri" w:cs="Calibri" w:eastAsia="Calibri" w:hAnsi="Calibri"/>
+                <w:b/>
+                <w:bCs/>
+                <w:color w:val="1F2328"/>
+                <w:sz w:val="18"/>
+                <w:szCs w:val="18"/>
+              </w:rPr>
+              <w:t xml:space="preserve">Opener:</w:t>
+            </w:r>
+            <w:r>
+              <w:rPr>
+                <w:rFonts w:ascii="Calibri" w:cs="Calibri" w:eastAsia="Calibri" w:hAnsi="Calibri"/>
+                <w:color w:val="1F2328"/>
+                <w:sz w:val="18"/>
+                <w:szCs w:val="18"/>
+              </w:rPr>
+              <w:t xml:space="preserve"> Pitch-opwarmer.</w:t>
+            </w:r>
+          </w:p>
+          <w:p>
+            <w:pPr>
+              <w:spacing w:after="40"/>
+            </w:pPr>
+            <w:r>
+              <w:rPr>
+                <w:rFonts w:ascii="Calibri" w:cs="Calibri" w:eastAsia="Calibri" w:hAnsi="Calibri"/>
                 <w:color w:val="1F2328"/>
                 <w:sz w:val="18"/>
                 <w:szCs w:val="18"/>
@@ -10102,6 +15107,31 @@
             <w:r>
               <w:rPr>
                 <w:rFonts w:ascii="Calibri" w:cs="Calibri" w:eastAsia="Calibri" w:hAnsi="Calibri"/>
+                <w:b/>
+                <w:bCs/>
+                <w:color w:val="1F2328"/>
+                <w:sz w:val="18"/>
+                <w:szCs w:val="18"/>
+              </w:rPr>
+              <w:t xml:space="preserve">Opener:</w:t>
+            </w:r>
+            <w:r>
+              <w:rPr>
+                <w:rFonts w:ascii="Calibri" w:cs="Calibri" w:eastAsia="Calibri" w:hAnsi="Calibri"/>
+                <w:color w:val="1F2328"/>
+                <w:sz w:val="18"/>
+                <w:szCs w:val="18"/>
+              </w:rPr>
+              <w:t xml:space="preserve"> variant na ‘Pitch-opwarmer’.</w:t>
+            </w:r>
+          </w:p>
+          <w:p>
+            <w:pPr>
+              <w:spacing w:after="40"/>
+            </w:pPr>
+            <w:r>
+              <w:rPr>
+                <w:rFonts w:ascii="Calibri" w:cs="Calibri" w:eastAsia="Calibri" w:hAnsi="Calibri"/>
                 <w:color w:val="1F2328"/>
                 <w:sz w:val="18"/>
                 <w:szCs w:val="18"/>
@@ -10600,6 +15630,31 @@
             <w:r>
               <w:rPr>
                 <w:rFonts w:ascii="Calibri" w:cs="Calibri" w:eastAsia="Calibri" w:hAnsi="Calibri"/>
+                <w:b/>
+                <w:bCs/>
+                <w:color w:val="1F2328"/>
+                <w:sz w:val="18"/>
+                <w:szCs w:val="18"/>
+              </w:rPr>
+              <w:t xml:space="preserve">Opener:</w:t>
+            </w:r>
+            <w:r>
+              <w:rPr>
+                <w:rFonts w:ascii="Calibri" w:cs="Calibri" w:eastAsia="Calibri" w:hAnsi="Calibri"/>
+                <w:color w:val="1F2328"/>
+                <w:sz w:val="18"/>
+                <w:szCs w:val="18"/>
+              </w:rPr>
+              <w:t xml:space="preserve"> Feedbacktrio’s.</w:t>
+            </w:r>
+          </w:p>
+          <w:p>
+            <w:pPr>
+              <w:spacing w:after="40"/>
+            </w:pPr>
+            <w:r>
+              <w:rPr>
+                <w:rFonts w:ascii="Calibri" w:cs="Calibri" w:eastAsia="Calibri" w:hAnsi="Calibri"/>
                 <w:color w:val="1F2328"/>
                 <w:sz w:val="18"/>
                 <w:szCs w:val="18"/>
@@ -10821,6 +15876,31 @@
             <w:r>
               <w:rPr>
                 <w:rFonts w:ascii="Calibri" w:cs="Calibri" w:eastAsia="Calibri" w:hAnsi="Calibri"/>
+                <w:b/>
+                <w:bCs/>
+                <w:color w:val="1F2328"/>
+                <w:sz w:val="18"/>
+                <w:szCs w:val="18"/>
+              </w:rPr>
+              <w:t xml:space="preserve">Opener:</w:t>
+            </w:r>
+            <w:r>
+              <w:rPr>
+                <w:rFonts w:ascii="Calibri" w:cs="Calibri" w:eastAsia="Calibri" w:hAnsi="Calibri"/>
+                <w:color w:val="1F2328"/>
+                <w:sz w:val="18"/>
+                <w:szCs w:val="18"/>
+              </w:rPr>
+              <w:t xml:space="preserve"> variant na ‘Feedbacktrio’s’.</w:t>
+            </w:r>
+          </w:p>
+          <w:p>
+            <w:pPr>
+              <w:spacing w:after="40"/>
+            </w:pPr>
+            <w:r>
+              <w:rPr>
+                <w:rFonts w:ascii="Calibri" w:cs="Calibri" w:eastAsia="Calibri" w:hAnsi="Calibri"/>
                 <w:color w:val="1F2328"/>
                 <w:sz w:val="18"/>
                 <w:szCs w:val="18"/>
@@ -11055,6 +16135,31 @@
             <w:r>
               <w:rPr>
                 <w:rFonts w:ascii="Calibri" w:cs="Calibri" w:eastAsia="Calibri" w:hAnsi="Calibri"/>
+                <w:b/>
+                <w:bCs/>
+                <w:color w:val="1F2328"/>
+                <w:sz w:val="18"/>
+                <w:szCs w:val="18"/>
+              </w:rPr>
+              <w:t xml:space="preserve">Opener:</w:t>
+            </w:r>
+            <w:r>
+              <w:rPr>
+                <w:rFonts w:ascii="Calibri" w:cs="Calibri" w:eastAsia="Calibri" w:hAnsi="Calibri"/>
+                <w:color w:val="1F2328"/>
+                <w:sz w:val="18"/>
+                <w:szCs w:val="18"/>
+              </w:rPr>
+              <w:t xml:space="preserve"> Applaus en één compliment.</w:t>
+            </w:r>
+          </w:p>
+          <w:p>
+            <w:pPr>
+              <w:spacing w:after="40"/>
+            </w:pPr>
+            <w:r>
+              <w:rPr>
+                <w:rFonts w:ascii="Calibri" w:cs="Calibri" w:eastAsia="Calibri" w:hAnsi="Calibri"/>
                 <w:color w:val="1F2328"/>
                 <w:sz w:val="18"/>
                 <w:szCs w:val="18"/>
@@ -11276,6 +16381,31 @@
             <w:r>
               <w:rPr>
                 <w:rFonts w:ascii="Calibri" w:cs="Calibri" w:eastAsia="Calibri" w:hAnsi="Calibri"/>
+                <w:b/>
+                <w:bCs/>
+                <w:color w:val="1F2328"/>
+                <w:sz w:val="18"/>
+                <w:szCs w:val="18"/>
+              </w:rPr>
+              <w:t xml:space="preserve">Opener:</w:t>
+            </w:r>
+            <w:r>
+              <w:rPr>
+                <w:rFonts w:ascii="Calibri" w:cs="Calibri" w:eastAsia="Calibri" w:hAnsi="Calibri"/>
+                <w:color w:val="1F2328"/>
+                <w:sz w:val="18"/>
+                <w:szCs w:val="18"/>
+              </w:rPr>
+              <w:t xml:space="preserve"> variant na ‘Applaus en één compliment’.</w:t>
+            </w:r>
+          </w:p>
+          <w:p>
+            <w:pPr>
+              <w:spacing w:after="40"/>
+            </w:pPr>
+            <w:r>
+              <w:rPr>
+                <w:rFonts w:ascii="Calibri" w:cs="Calibri" w:eastAsia="Calibri" w:hAnsi="Calibri"/>
                 <w:color w:val="1F2328"/>
                 <w:sz w:val="18"/>
                 <w:szCs w:val="18"/>
@@ -11526,6 +16656,31 @@
             <w:r>
               <w:rPr>
                 <w:rFonts w:ascii="Calibri" w:cs="Calibri" w:eastAsia="Calibri" w:hAnsi="Calibri"/>
+                <w:b/>
+                <w:bCs/>
+                <w:color w:val="1F2328"/>
+                <w:sz w:val="18"/>
+                <w:szCs w:val="18"/>
+              </w:rPr>
+              <w:t xml:space="preserve">Opener:</w:t>
+            </w:r>
+            <w:r>
+              <w:rPr>
+                <w:rFonts w:ascii="Calibri" w:cs="Calibri" w:eastAsia="Calibri" w:hAnsi="Calibri"/>
+                <w:color w:val="1F2328"/>
+                <w:sz w:val="18"/>
+                <w:szCs w:val="18"/>
+              </w:rPr>
+              <w:t xml:space="preserve"> Tijdlijn van het jaar.</w:t>
+            </w:r>
+          </w:p>
+          <w:p>
+            <w:pPr>
+              <w:spacing w:after="40"/>
+            </w:pPr>
+            <w:r>
+              <w:rPr>
+                <w:rFonts w:ascii="Calibri" w:cs="Calibri" w:eastAsia="Calibri" w:hAnsi="Calibri"/>
                 <w:color w:val="1F2328"/>
                 <w:sz w:val="18"/>
                 <w:szCs w:val="18"/>
@@ -11740,6 +16895,31 @@
             </w:tcMar>
             <w:vAlign w:val="top"/>
           </w:tcPr>
+          <w:p>
+            <w:pPr>
+              <w:spacing w:after="40"/>
+            </w:pPr>
+            <w:r>
+              <w:rPr>
+                <w:rFonts w:ascii="Calibri" w:cs="Calibri" w:eastAsia="Calibri" w:hAnsi="Calibri"/>
+                <w:b/>
+                <w:bCs/>
+                <w:color w:val="1F2328"/>
+                <w:sz w:val="18"/>
+                <w:szCs w:val="18"/>
+              </w:rPr>
+              <w:t xml:space="preserve">Opener:</w:t>
+            </w:r>
+            <w:r>
+              <w:rPr>
+                <w:rFonts w:ascii="Calibri" w:cs="Calibri" w:eastAsia="Calibri" w:hAnsi="Calibri"/>
+                <w:color w:val="1F2328"/>
+                <w:sz w:val="18"/>
+                <w:szCs w:val="18"/>
+              </w:rPr>
+              <w:t xml:space="preserve"> variant na ‘Tijdlijn van het jaar’.</w:t>
+            </w:r>
+          </w:p>
           <w:p>
             <w:pPr>
               <w:spacing w:after="40"/>
@@ -12995,6 +18175,290 @@
                 <w:sz w:val="18"/>
                 <w:szCs w:val="18"/>
               </w:rPr>
+              <w:t xml:space="preserve">MOL-gesprek door de leerling</w:t>
+            </w:r>
+          </w:p>
+        </w:tc>
+        <w:tc>
+          <w:tcPr>
+            <w:tcW w:type="dxa" w:w="12798"/>
+            <w:tcBorders>
+              <w:top w:val="single" w:color="C9C4B5" w:sz="4"/>
+              <w:left w:val="single" w:color="C9C4B5" w:sz="4"/>
+              <w:bottom w:val="single" w:color="C9C4B5" w:sz="4"/>
+              <w:right w:val="single" w:color="C9C4B5" w:sz="4"/>
+            </w:tcBorders>
+            <w:tcMar>
+              <w:top w:type="dxa" w:w="60"/>
+              <w:left w:type="dxa" w:w="90"/>
+              <w:bottom w:type="dxa" w:w="60"/>
+              <w:right w:type="dxa" w:w="90"/>
+            </w:tcMar>
+            <w:vAlign w:val="top"/>
+          </w:tcPr>
+          <w:p>
+            <w:pPr>
+              <w:spacing w:after="40"/>
+            </w:pPr>
+            <w:r>
+              <w:rPr>
+                <w:rFonts w:ascii="Calibri" w:cs="Calibri" w:eastAsia="Calibri" w:hAnsi="Calibri"/>
+                <w:color w:val="1F2328"/>
+                <w:sz w:val="18"/>
+                <w:szCs w:val="18"/>
+              </w:rPr>
+              <w:t xml:space="preserve">In een leerlinggestuurd gesprek (student-led conference) presenteert de leerling zijn eigen plan en onderbouwt hij het. Dat vraagt reflectie vooraf en maakt de leerling eigenaar. Ouders lezen vooraf mee, zodat het een echt driehoeksgesprek wordt.</w:t>
+            </w:r>
+          </w:p>
+        </w:tc>
+      </w:tr>
+      <w:tr>
+        <w:trPr>
+          <w:cantSplit/>
+        </w:trPr>
+        <w:tc>
+          <w:tcPr>
+            <w:tcW w:type="dxa" w:w="2600"/>
+            <w:tcBorders>
+              <w:top w:val="single" w:color="C9C4B5" w:sz="4"/>
+              <w:left w:val="single" w:color="C9C4B5" w:sz="4"/>
+              <w:bottom w:val="single" w:color="C9C4B5" w:sz="4"/>
+              <w:right w:val="single" w:color="C9C4B5" w:sz="4"/>
+            </w:tcBorders>
+            <w:tcMar>
+              <w:top w:type="dxa" w:w="60"/>
+              <w:left w:type="dxa" w:w="90"/>
+              <w:bottom w:type="dxa" w:w="60"/>
+              <w:right w:type="dxa" w:w="90"/>
+            </w:tcMar>
+            <w:vAlign w:val="top"/>
+          </w:tcPr>
+          <w:p>
+            <w:pPr>
+              <w:spacing w:after="40"/>
+            </w:pPr>
+            <w:r>
+              <w:rPr>
+                <w:rFonts w:ascii="Calibri" w:cs="Calibri" w:eastAsia="Calibri" w:hAnsi="Calibri"/>
+                <w:b/>
+                <w:bCs/>
+                <w:color w:val="1F2328"/>
+                <w:sz w:val="18"/>
+                <w:szCs w:val="18"/>
+              </w:rPr>
+              <w:t xml:space="preserve">Executieve functies</w:t>
+            </w:r>
+          </w:p>
+        </w:tc>
+        <w:tc>
+          <w:tcPr>
+            <w:tcW w:type="dxa" w:w="12798"/>
+            <w:tcBorders>
+              <w:top w:val="single" w:color="C9C4B5" w:sz="4"/>
+              <w:left w:val="single" w:color="C9C4B5" w:sz="4"/>
+              <w:bottom w:val="single" w:color="C9C4B5" w:sz="4"/>
+              <w:right w:val="single" w:color="C9C4B5" w:sz="4"/>
+            </w:tcBorders>
+            <w:tcMar>
+              <w:top w:type="dxa" w:w="60"/>
+              <w:left w:type="dxa" w:w="90"/>
+              <w:bottom w:type="dxa" w:w="60"/>
+              <w:right w:type="dxa" w:w="90"/>
+            </w:tcMar>
+            <w:vAlign w:val="top"/>
+          </w:tcPr>
+          <w:p>
+            <w:pPr>
+              <w:spacing w:after="40"/>
+            </w:pPr>
+            <w:r>
+              <w:rPr>
+                <w:rFonts w:ascii="Calibri" w:cs="Calibri" w:eastAsia="Calibri" w:hAnsi="Calibri"/>
+                <w:color w:val="1F2328"/>
+                <w:sz w:val="18"/>
+                <w:szCs w:val="18"/>
+              </w:rPr>
+              <w:t xml:space="preserve">Dawson en Guare onderscheiden elf executieve functies. Voor havo 4 gebruikt de tool er zeven: impulsbeheersing, werkgeheugen, op gang komen, volgehouden aandacht, plannen en prioriteren, timemanagement en zelfmonitoring. De zelfscan is een startpunt voor het kiezen van een aanpak, geen diagnose.</w:t>
+            </w:r>
+          </w:p>
+        </w:tc>
+      </w:tr>
+      <w:tr>
+        <w:trPr>
+          <w:cantSplit/>
+        </w:trPr>
+        <w:tc>
+          <w:tcPr>
+            <w:tcW w:type="dxa" w:w="2600"/>
+            <w:tcBorders>
+              <w:top w:val="single" w:color="C9C4B5" w:sz="4"/>
+              <w:left w:val="single" w:color="C9C4B5" w:sz="4"/>
+              <w:bottom w:val="single" w:color="C9C4B5" w:sz="4"/>
+              <w:right w:val="single" w:color="C9C4B5" w:sz="4"/>
+            </w:tcBorders>
+            <w:tcMar>
+              <w:top w:type="dxa" w:w="60"/>
+              <w:left w:type="dxa" w:w="90"/>
+              <w:bottom w:type="dxa" w:w="60"/>
+              <w:right w:type="dxa" w:w="90"/>
+            </w:tcMar>
+            <w:vAlign w:val="top"/>
+          </w:tcPr>
+          <w:p>
+            <w:pPr>
+              <w:spacing w:after="40"/>
+            </w:pPr>
+            <w:r>
+              <w:rPr>
+                <w:rFonts w:ascii="Calibri" w:cs="Calibri" w:eastAsia="Calibri" w:hAnsi="Calibri"/>
+                <w:b/>
+                <w:bCs/>
+                <w:color w:val="1F2328"/>
+                <w:sz w:val="18"/>
+                <w:szCs w:val="18"/>
+              </w:rPr>
+              <w:t xml:space="preserve">Studievaardigheden</w:t>
+            </w:r>
+          </w:p>
+        </w:tc>
+        <w:tc>
+          <w:tcPr>
+            <w:tcW w:type="dxa" w:w="12798"/>
+            <w:tcBorders>
+              <w:top w:val="single" w:color="C9C4B5" w:sz="4"/>
+              <w:left w:val="single" w:color="C9C4B5" w:sz="4"/>
+              <w:bottom w:val="single" w:color="C9C4B5" w:sz="4"/>
+              <w:right w:val="single" w:color="C9C4B5" w:sz="4"/>
+            </w:tcBorders>
+            <w:tcMar>
+              <w:top w:type="dxa" w:w="60"/>
+              <w:left w:type="dxa" w:w="90"/>
+              <w:bottom w:type="dxa" w:w="60"/>
+              <w:right w:type="dxa" w:w="90"/>
+            </w:tcMar>
+            <w:vAlign w:val="top"/>
+          </w:tcPr>
+          <w:p>
+            <w:pPr>
+              <w:spacing w:after="40"/>
+            </w:pPr>
+            <w:r>
+              <w:rPr>
+                <w:rFonts w:ascii="Calibri" w:cs="Calibri" w:eastAsia="Calibri" w:hAnsi="Calibri"/>
+                <w:color w:val="1F2328"/>
+                <w:sz w:val="18"/>
+                <w:szCs w:val="18"/>
+              </w:rPr>
+              <w:t xml:space="preserve">Dunlosky e.a. (2013) en The Learning Scientists: jezelf overhoren en gespreid leren werken het best, door elkaar oefenen, uitleggen en woord-en-beeld helpen ook. Leerlingen proberen in drie rondes een nieuwe manier uit en testen die in een toetsweek: zo verzamelen ze zelf bewijs.</w:t>
+            </w:r>
+          </w:p>
+        </w:tc>
+      </w:tr>
+      <w:tr>
+        <w:trPr>
+          <w:cantSplit/>
+        </w:trPr>
+        <w:tc>
+          <w:tcPr>
+            <w:tcW w:type="dxa" w:w="2600"/>
+            <w:tcBorders>
+              <w:top w:val="single" w:color="C9C4B5" w:sz="4"/>
+              <w:left w:val="single" w:color="C9C4B5" w:sz="4"/>
+              <w:bottom w:val="single" w:color="C9C4B5" w:sz="4"/>
+              <w:right w:val="single" w:color="C9C4B5" w:sz="4"/>
+            </w:tcBorders>
+            <w:tcMar>
+              <w:top w:type="dxa" w:w="60"/>
+              <w:left w:type="dxa" w:w="90"/>
+              <w:bottom w:type="dxa" w:w="60"/>
+              <w:right w:type="dxa" w:w="90"/>
+            </w:tcMar>
+            <w:vAlign w:val="top"/>
+          </w:tcPr>
+          <w:p>
+            <w:pPr>
+              <w:spacing w:after="40"/>
+            </w:pPr>
+            <w:r>
+              <w:rPr>
+                <w:rFonts w:ascii="Calibri" w:cs="Calibri" w:eastAsia="Calibri" w:hAnsi="Calibri"/>
+                <w:b/>
+                <w:bCs/>
+                <w:color w:val="1F2328"/>
+                <w:sz w:val="18"/>
+                <w:szCs w:val="18"/>
+              </w:rPr>
+              <w:t xml:space="preserve">Groepsvorming</w:t>
+            </w:r>
+          </w:p>
+        </w:tc>
+        <w:tc>
+          <w:tcPr>
+            <w:tcW w:type="dxa" w:w="12798"/>
+            <w:tcBorders>
+              <w:top w:val="single" w:color="C9C4B5" w:sz="4"/>
+              <w:left w:val="single" w:color="C9C4B5" w:sz="4"/>
+              <w:bottom w:val="single" w:color="C9C4B5" w:sz="4"/>
+              <w:right w:val="single" w:color="C9C4B5" w:sz="4"/>
+            </w:tcBorders>
+            <w:tcMar>
+              <w:top w:type="dxa" w:w="60"/>
+              <w:left w:type="dxa" w:w="90"/>
+              <w:bottom w:type="dxa" w:w="60"/>
+              <w:right w:type="dxa" w:w="90"/>
+            </w:tcMar>
+            <w:vAlign w:val="top"/>
+          </w:tcPr>
+          <w:p>
+            <w:pPr>
+              <w:spacing w:after="40"/>
+            </w:pPr>
+            <w:r>
+              <w:rPr>
+                <w:rFonts w:ascii="Calibri" w:cs="Calibri" w:eastAsia="Calibri" w:hAnsi="Calibri"/>
+                <w:color w:val="1F2328"/>
+                <w:sz w:val="18"/>
+                <w:szCs w:val="18"/>
+              </w:rPr>
+              <w:t xml:space="preserve">Tuckman (1965; met Jensen 1977): groepen doorlopen fasen van kennismaken via posities innemen en normen maken naar samenwerken en afsluiten. De eerste weken (Gouden Weken) en de weken na de kerst (Zilveren Weken) bepalen de toon. Een korte, vaste opener per les houdt de groep in beweging.</w:t>
+            </w:r>
+          </w:p>
+        </w:tc>
+      </w:tr>
+      <w:tr>
+        <w:trPr>
+          <w:cantSplit/>
+        </w:trPr>
+        <w:tc>
+          <w:tcPr>
+            <w:tcW w:type="dxa" w:w="2600"/>
+            <w:tcBorders>
+              <w:top w:val="single" w:color="C9C4B5" w:sz="4"/>
+              <w:left w:val="single" w:color="C9C4B5" w:sz="4"/>
+              <w:bottom w:val="single" w:color="C9C4B5" w:sz="4"/>
+              <w:right w:val="single" w:color="C9C4B5" w:sz="4"/>
+            </w:tcBorders>
+            <w:tcMar>
+              <w:top w:type="dxa" w:w="60"/>
+              <w:left w:type="dxa" w:w="90"/>
+              <w:bottom w:type="dxa" w:w="60"/>
+              <w:right w:type="dxa" w:w="90"/>
+            </w:tcMar>
+            <w:vAlign w:val="top"/>
+          </w:tcPr>
+          <w:p>
+            <w:pPr>
+              <w:spacing w:after="40"/>
+            </w:pPr>
+            <w:r>
+              <w:rPr>
+                <w:rFonts w:ascii="Calibri" w:cs="Calibri" w:eastAsia="Calibri" w:hAnsi="Calibri"/>
+                <w:b/>
+                <w:bCs/>
+                <w:color w:val="1F2328"/>
+                <w:sz w:val="18"/>
+                <w:szCs w:val="18"/>
+              </w:rPr>
               <w:t xml:space="preserve">Toetsweken</w:t>
             </w:r>
           </w:p>
@@ -13115,7 +18579,7 @@
           <w:sz w:val="16"/>
           <w:szCs w:val="16"/>
         </w:rPr>
-        <w:t xml:space="preserve">Bronnen: Zimmerman (2002), Self-regulated learning; Education Endowment Foundation (2018/2021), Metacognition and self-regulated learning; Locke en Latham (2002), American Psychologist; Duckworth, Grant, Loew, Oettingen en Gollwitzer (2011), Educational Psychology; Deci en Ryan, zelfdeterminatietheorie; Hattie en Timperley (2007), The power of feedback; Dunlosky e.a. (2013), Psychological Science in the Public Interest; Kuijpers, loopbaancompetenties, en SLO/Expertisepunt LOB, Van kiezen naar leren kiezen.</w:t>
+        <w:t xml:space="preserve">Bronnen: Zimmerman (2002), Self-regulated learning; Education Endowment Foundation (2018/2021), Metacognition and self-regulated learning; Locke en Latham (2002), American Psychologist; Duckworth, Grant, Loew, Oettingen en Gollwitzer (2011), Educational Psychology; Deci en Ryan, zelfdeterminatietheorie; Hattie en Timperley (2007), The power of feedback; Dunlosky e.a. (2013), Psychological Science in the Public Interest; Kuijpers, loopbaancompetenties, en SLO/Expertisepunt LOB, Van kiezen naar leren kiezen; Dawson en Guare (2010), Smart but scattered teens; Tuckman (1965) en Tuckman en Jensen (1977); Ward e.a. (2017), Brain drain.</w:t>
       </w:r>
     </w:p>
     <w:p>

--- a/Jaarplanner_mentorlessen_havo4_hele_klas_2026-2027.docx
+++ b/Jaarplanner_mentorlessen_havo4_hele_klas_2026-2027.docx
@@ -676,7 +676,7 @@
           <w:sz w:val="20"/>
           <w:szCs w:val="20"/>
         </w:rPr>
-        <w:t xml:space="preserve">. Juist leerlingen die langzaam werken hebben er het meest aan; stel daarom de nulmeting en de eindkeuze voor iedereen verplicht en de drie rondes voor wie tijd heeft. In de nulmeting scoort de leerling zichzelf op zeven executieve functies (impulsbeheersing, werkgeheugen, op gang komen, volgehouden aandacht, plannen en prioriteren, timemanagement, zelfmonitoring) en beschrijft hij hoe hij nu leert, met bewijs of argumenten. Daarna volgen drie rondes: een nieuwe manier onderzoeken en kiezen, oefenen met een logboek, het proces beschrijven en met bewijs beoordelen. Elke ronde wordt getest in een toetsweek. Na de derde ronde kiest de leerling één manier voor de lange termijn.</w:t>
+        <w:t xml:space="preserve">. De nulmeting en de eindkeuze zijn voor iedereen verplicht. Hoeveel rondes een leerling daartussen doet en welke manieren hij kiest, bepaalt hij zelf, met akkoord van de mentor. In de nulmeting scoort de leerling zichzelf op de elf executieve functies van SLO: zes kernfuncties (emotieregulatie, werkgeheugen, reactie-inhibitie, volgehouden aandacht, taakinitiatie, flexibiliteit) en vijf denkvaardigheden die erop voortbouwen (plannen, organiseren, timemanagement, doelgericht gedrag, metacognitie). Daarnaast beschrijft hij hoe hij nu leert, met bewijs of argumenten. Een ronde gaat zo: een nieuwe manier onderzoeken en kiezen, oefenen met een logboek, het proces beschrijven en met bewijs beoordelen. Elke ronde wordt getest in een toetsweek. Aan het eind kiest de leerling één manier voor de lange termijn.</w:t>
       </w:r>
     </w:p>
     <w:tbl>
@@ -842,7 +842,7 @@
                 <w:sz w:val="18"/>
                 <w:szCs w:val="18"/>
               </w:rPr>
-              <w:t xml:space="preserve">Nulmeting</w:t>
+              <w:t xml:space="preserve">Nulmeting (verplicht)</w:t>
             </w:r>
           </w:p>
         </w:tc>
@@ -906,7 +906,7 @@
                 <w:sz w:val="18"/>
                 <w:szCs w:val="18"/>
               </w:rPr>
-              <w:t xml:space="preserve">Zelfscan zeven executieve functies; twee of drie eigen manieren van leren met succes en bewijs; conclusie.</w:t>
+              <w:t xml:space="preserve">Zelfscan elf executieve functies (SLO); twee of drie eigen manieren van leren met succes en bewijs; conclusie.</w:t>
             </w:r>
           </w:p>
         </w:tc>
@@ -946,7 +946,7 @@
                 <w:sz w:val="18"/>
                 <w:szCs w:val="18"/>
               </w:rPr>
-              <w:t xml:space="preserve">Ronde 1</w:t>
+              <w:t xml:space="preserve">Ronde 1 (keuze)</w:t>
             </w:r>
           </w:p>
         </w:tc>
@@ -1010,7 +1010,7 @@
                 <w:sz w:val="18"/>
                 <w:szCs w:val="18"/>
               </w:rPr>
-              <w:t xml:space="preserve">Nieuwe manier kiezen uit het menu (of een eigen), uitleggen hoe hij werkt, oefenplan, logboek, proces en bewijs.</w:t>
+              <w:t xml:space="preserve">Nieuwe manier kiezen uit het menu (of een eigen), akkoord van de mentor, uitleggen hoe hij werkt, oefenplan, logboek, proces en bewijs.</w:t>
             </w:r>
           </w:p>
         </w:tc>
@@ -1050,7 +1050,7 @@
                 <w:sz w:val="18"/>
                 <w:szCs w:val="18"/>
               </w:rPr>
-              <w:t xml:space="preserve">Ronde 2</w:t>
+              <w:t xml:space="preserve">Ronde 2 (keuze)</w:t>
             </w:r>
           </w:p>
         </w:tc>
@@ -1154,7 +1154,7 @@
                 <w:sz w:val="18"/>
                 <w:szCs w:val="18"/>
               </w:rPr>
-              <w:t xml:space="preserve">Ronde 3</w:t>
+              <w:t xml:space="preserve">Ronde 3 (keuze)</w:t>
             </w:r>
           </w:p>
         </w:tc>
@@ -1258,7 +1258,7 @@
                 <w:sz w:val="18"/>
                 <w:szCs w:val="18"/>
               </w:rPr>
-              <w:t xml:space="preserve">Mijn keuze</w:t>
+              <w:t xml:space="preserve">Mijn keuze (verplicht)</w:t>
             </w:r>
           </w:p>
         </w:tc>
@@ -1328,6 +1328,69 @@
         </w:tc>
       </w:tr>
     </w:tbl>
+    <w:p>
+      <w:pPr>
+        <w:pStyle w:val="Heading2"/>
+        <w:keepNext/>
+        <w:spacing w:after="100" w:before="200"/>
+      </w:pPr>
+      <w:r>
+        <w:rPr>
+          <w:rFonts w:ascii="Calibri" w:cs="Calibri" w:eastAsia="Calibri" w:hAnsi="Calibri"/>
+        </w:rPr>
+        <w:t xml:space="preserve">Feedback van docenten en klasgenoten</w:t>
+      </w:r>
+    </w:p>
+    <w:p>
+      <w:pPr>
+        <w:spacing w:after="100" w:before="0" w:line="276"/>
+      </w:pPr>
+      <w:r>
+        <w:rPr>
+          <w:rFonts w:ascii="Calibri" w:cs="Calibri" w:eastAsia="Calibri" w:hAnsi="Calibri"/>
+          <w:b/>
+          <w:bCs/>
+          <w:color w:val="1F2328"/>
+          <w:sz w:val="20"/>
+          <w:szCs w:val="20"/>
+        </w:rPr>
+        <w:t xml:space="preserve">Docenten.</w:t>
+      </w:r>
+      <w:r>
+        <w:rPr>
+          <w:rFonts w:ascii="Calibri" w:cs="Calibri" w:eastAsia="Calibri" w:hAnsi="Calibri"/>
+          <w:color w:val="1F2328"/>
+          <w:sz w:val="20"/>
+          <w:szCs w:val="20"/>
+        </w:rPr>
+        <w:t xml:space="preserve"> Twee keer per jaar vraagt een leerling één docent naar keuze om korte feedback, bij voorkeur de docent van zijn vakdoel: in week 47 – 49 (na toetsweek A) en in week 9 – 10 (voor toetsweek C). Hij kondigt het een week vooraf aan met een vast bericht met twee vragen: wat doe ik goed in mijn aanpak, en wat is één ding dat ik kan verbeteren? De docent antwoordt in twee minuten na de les of in Teams. De mentor bewaakt de verdeling (hooguit vier verzoeken per docent per klas) en stuurt collega’s vooraf het standaardbericht uit het mentorportaal (Handleiding).</w:t>
+      </w:r>
+    </w:p>
+    <w:p>
+      <w:pPr>
+        <w:spacing w:after="100" w:before="0" w:line="276"/>
+      </w:pPr>
+      <w:r>
+        <w:rPr>
+          <w:rFonts w:ascii="Calibri" w:cs="Calibri" w:eastAsia="Calibri" w:hAnsi="Calibri"/>
+          <w:b/>
+          <w:bCs/>
+          <w:color w:val="1F2328"/>
+          <w:sz w:val="20"/>
+          <w:szCs w:val="20"/>
+        </w:rPr>
+        <w:t xml:space="preserve">Klasgenoten.</w:t>
+      </w:r>
+      <w:r>
+        <w:rPr>
+          <w:rFonts w:ascii="Calibri" w:cs="Calibri" w:eastAsia="Calibri" w:hAnsi="Calibri"/>
+          <w:color w:val="1F2328"/>
+          <w:sz w:val="20"/>
+          <w:szCs w:val="20"/>
+        </w:rPr>
+        <w:t xml:space="preserve"> Op twee vaste momenten geeft een klasgenoot feedback, direct in de tool: op de doelen in het actieplan (les 3) en bij het oefenen van de MOL-voorbereiding. De klasgenoot beantwoordt drie vaste vragen met ja, een beetje of nee en geeft een top en een tip. In de spiegel geven een klasgenoot en de ouder feedback op de vier onderdelen. Laat duo’s wisselen, niet steeds dezelfde vrienden.</w:t>
+      </w:r>
+    </w:p>
     <w:p>
       <w:pPr>
         <w:pStyle w:val="Heading2"/>
@@ -6329,7 +6392,7 @@
                 <w:sz w:val="18"/>
                 <w:szCs w:val="18"/>
               </w:rPr>
-              <w:t xml:space="preserve">Spiegel (360-light: docent, klasgenoot, ouder). Tussenbalans met nieuwe doelen: gespreksstuk MOL 2.</w:t>
+              <w:t xml:space="preserve">Spiegel (klasgenoot en ouder; docentfeedback in november en maart). Tussenbalans met nieuwe doelen: gespreksstuk MOL 2.</w:t>
             </w:r>
           </w:p>
         </w:tc>
@@ -7662,7 +7725,7 @@
                 <w:sz w:val="18"/>
                 <w:szCs w:val="18"/>
               </w:rPr>
-              <w:t xml:space="preserve">Korte uitleg: leerdoel of prestatiedoel, en waarom een als-dan-plan werkt. Leerlingen checken elkaars doelen in duo’s met de SMART-check in de tool. Daarna: in het MOL-gesprek is de leerling aan het woord. Laat duo’s elkaar in één minuut hun plan vertellen, met twee argumenten en bewijs. Gesprekjes over doelen die nog vaag zijn.</w:t>
+              <w:t xml:space="preserve">Korte uitleg: leerdoel of prestatiedoel, en waarom een als-dan-plan werkt. Leerlingen checken elkaars doelen in duo’s: de klasgenoot vult in de tool drie vragen, een top en een tip in. Daarna: in het MOL-gesprek is de leerling aan het woord. Laat duo’s elkaar in één minuut hun plan vertellen, met twee argumenten en bewijs. Gesprekjes over doelen die nog vaag zijn.</w:t>
             </w:r>
           </w:p>
         </w:tc>
@@ -9660,7 +9723,7 @@
                 <w:sz w:val="18"/>
                 <w:szCs w:val="18"/>
               </w:rPr>
-              <w:t xml:space="preserve">De leerlingen werken zelfstandig aan: Cijfers invullen in je terugblik, check op je doelen afmaken. Jij voert gesprekjes en helpt waar het vastloopt.</w:t>
+              <w:t xml:space="preserve">De leerlingen werken zelfstandig aan: Cijfers invullen in je terugblik, check op je doelen afmaken. Kies een docent voor feedback en kondig het aan. Jij voert gesprekjes en helpt waar het vastloopt.</w:t>
             </w:r>
           </w:p>
         </w:tc>
@@ -9692,7 +9755,7 @@
                 <w:sz w:val="18"/>
                 <w:szCs w:val="18"/>
               </w:rPr>
-              <w:t xml:space="preserve">Cijfers invullen in je terugblik, check op je doelen afmaken.</w:t>
+              <w:t xml:space="preserve">Cijfers invullen in je terugblik, check op je doelen afmaken. Kies een docent voor feedback en kondig het aan.</w:t>
             </w:r>
           </w:p>
         </w:tc>
@@ -10251,7 +10314,7 @@
                 <w:sz w:val="18"/>
                 <w:szCs w:val="18"/>
               </w:rPr>
-              <w:t xml:space="preserve">De leerlingen werken zelfstandig aan: LOB deel 1 inleveren in Magister. LOB 1-reflectie in de tool. Jij voert gesprekjes en helpt waar het vastloopt.</w:t>
+              <w:t xml:space="preserve">De leerlingen werken zelfstandig aan: LOB deel 1 inleveren in Magister. LOB 1-reflectie in de tool. Feedback van je docent verwerken. Jij voert gesprekjes en helpt waar het vastloopt.</w:t>
             </w:r>
           </w:p>
         </w:tc>
@@ -10283,7 +10346,7 @@
                 <w:sz w:val="18"/>
                 <w:szCs w:val="18"/>
               </w:rPr>
-              <w:t xml:space="preserve">LOB deel 1 inleveren in Magister. LOB 1-reflectie in de tool.</w:t>
+              <w:t xml:space="preserve">LOB deel 1 inleveren in Magister. LOB 1-reflectie in de tool. Feedback van je docent verwerken.</w:t>
             </w:r>
           </w:p>
         </w:tc>
@@ -13349,7 +13412,7 @@
                 <w:sz w:val="18"/>
                 <w:szCs w:val="18"/>
               </w:rPr>
-              <w:t xml:space="preserve">Tussentijdse check LOB deel 2 op volledigheid. Start toetsweekplan C. Gesprekjes: welke richting trekt?</w:t>
+              <w:t xml:space="preserve">Tussentijdse check LOB deel 2 op volledigheid. Start toetsweekplan C. Docentfeedback 2 aankondigen (verdeling bewaken, collega’s informeren). Gesprekjes: welke richting trekt?</w:t>
             </w:r>
           </w:p>
         </w:tc>
@@ -13381,7 +13444,7 @@
                 <w:sz w:val="18"/>
                 <w:szCs w:val="18"/>
               </w:rPr>
-              <w:t xml:space="preserve">LOB deel 2 bijwerken. Toetsweekplan C starten.</w:t>
+              <w:t xml:space="preserve">LOB deel 2 bijwerken. Toetsweekplan C starten. Kies een docent voor feedback en kondig het aan.</w:t>
             </w:r>
           </w:p>
         </w:tc>
@@ -13595,7 +13658,7 @@
                 <w:sz w:val="18"/>
                 <w:szCs w:val="18"/>
               </w:rPr>
-              <w:t xml:space="preserve">De leerlingen werken zelfstandig aan: Toetsweekplan C maken. LOB deel 2 afronden. Jij voert gesprekjes en helpt waar het vastloopt.</w:t>
+              <w:t xml:space="preserve">De leerlingen werken zelfstandig aan: Toetsweekplan C maken. LOB deel 2 afronden. Feedback van je docent verwerken. Jij voert gesprekjes en helpt waar het vastloopt.</w:t>
             </w:r>
           </w:p>
         </w:tc>
@@ -13627,7 +13690,7 @@
                 <w:sz w:val="18"/>
                 <w:szCs w:val="18"/>
               </w:rPr>
-              <w:t xml:space="preserve">Toetsweekplan C maken. LOB deel 2 afronden.</w:t>
+              <w:t xml:space="preserve">Toetsweekplan C maken. LOB deel 2 afronden. Feedback van je docent verwerken.</w:t>
             </w:r>
           </w:p>
         </w:tc>
@@ -18278,7 +18341,78 @@
                 <w:sz w:val="18"/>
                 <w:szCs w:val="18"/>
               </w:rPr>
-              <w:t xml:space="preserve">Dawson en Guare onderscheiden elf executieve functies. Voor havo 4 gebruikt de tool er zeven: impulsbeheersing, werkgeheugen, op gang komen, volgehouden aandacht, plannen en prioriteren, timemanagement en zelfmonitoring. De zelfscan is een startpunt voor het kiezen van een aanpak, geen diagnose.</w:t>
+              <w:t xml:space="preserve">SLO onderscheidt elf executieve functies: zes kernfuncties (emotieregulatie, werkgeheugen, reactie-inhibitie, volgehouden aandacht, taakinitiatie, flexibiliteit) en vijf hogere denkvaardigheden die erop voortbouwen (plannen, organiseren, timemanagement, doelgericht gedrag, metacognitie). SLO adviseert in het vo: zelfkennis over je sterke en zwakke functies, strategieën ontdekken en uitproberen, en de leerling laten kiezen waaraan hij werkt. De zelfscan is een startpunt, geen diagnose.</w:t>
+            </w:r>
+          </w:p>
+        </w:tc>
+      </w:tr>
+      <w:tr>
+        <w:trPr>
+          <w:cantSplit/>
+        </w:trPr>
+        <w:tc>
+          <w:tcPr>
+            <w:tcW w:type="dxa" w:w="2600"/>
+            <w:tcBorders>
+              <w:top w:val="single" w:color="C9C4B5" w:sz="4"/>
+              <w:left w:val="single" w:color="C9C4B5" w:sz="4"/>
+              <w:bottom w:val="single" w:color="C9C4B5" w:sz="4"/>
+              <w:right w:val="single" w:color="C9C4B5" w:sz="4"/>
+            </w:tcBorders>
+            <w:tcMar>
+              <w:top w:type="dxa" w:w="60"/>
+              <w:left w:type="dxa" w:w="90"/>
+              <w:bottom w:type="dxa" w:w="60"/>
+              <w:right w:type="dxa" w:w="90"/>
+            </w:tcMar>
+            <w:vAlign w:val="top"/>
+          </w:tcPr>
+          <w:p>
+            <w:pPr>
+              <w:spacing w:after="40"/>
+            </w:pPr>
+            <w:r>
+              <w:rPr>
+                <w:rFonts w:ascii="Calibri" w:cs="Calibri" w:eastAsia="Calibri" w:hAnsi="Calibri"/>
+                <w:b/>
+                <w:bCs/>
+                <w:color w:val="1F2328"/>
+                <w:sz w:val="18"/>
+                <w:szCs w:val="18"/>
+              </w:rPr>
+              <w:t xml:space="preserve">Feedback van docenten en klasgenoten</w:t>
+            </w:r>
+          </w:p>
+        </w:tc>
+        <w:tc>
+          <w:tcPr>
+            <w:tcW w:type="dxa" w:w="12798"/>
+            <w:tcBorders>
+              <w:top w:val="single" w:color="C9C4B5" w:sz="4"/>
+              <w:left w:val="single" w:color="C9C4B5" w:sz="4"/>
+              <w:bottom w:val="single" w:color="C9C4B5" w:sz="4"/>
+              <w:right w:val="single" w:color="C9C4B5" w:sz="4"/>
+            </w:tcBorders>
+            <w:tcMar>
+              <w:top w:type="dxa" w:w="60"/>
+              <w:left w:type="dxa" w:w="90"/>
+              <w:bottom w:type="dxa" w:w="60"/>
+              <w:right w:type="dxa" w:w="90"/>
+            </w:tcMar>
+            <w:vAlign w:val="top"/>
+          </w:tcPr>
+          <w:p>
+            <w:pPr>
+              <w:spacing w:after="40"/>
+            </w:pPr>
+            <w:r>
+              <w:rPr>
+                <w:rFonts w:ascii="Calibri" w:cs="Calibri" w:eastAsia="Calibri" w:hAnsi="Calibri"/>
+                <w:color w:val="1F2328"/>
+                <w:sz w:val="18"/>
+                <w:szCs w:val="18"/>
+              </w:rPr>
+              <w:t xml:space="preserve">SLO (formatief evalueren): feedback werkt als ze gekoppeld is aan een doel en heldere criteria, behapbaar is, op het proces gericht, en als de leerling tijd krijgt om er iets mee te doen. Daarom vraagt de leerling de docent naar zijn aanpak bij zijn vakdoel, en krijgt de klasgenoot drie vaste vragen als criteria.</w:t>
             </w:r>
           </w:p>
         </w:tc>
@@ -18579,7 +18713,7 @@
           <w:sz w:val="16"/>
           <w:szCs w:val="16"/>
         </w:rPr>
-        <w:t xml:space="preserve">Bronnen: Zimmerman (2002), Self-regulated learning; Education Endowment Foundation (2018/2021), Metacognition and self-regulated learning; Locke en Latham (2002), American Psychologist; Duckworth, Grant, Loew, Oettingen en Gollwitzer (2011), Educational Psychology; Deci en Ryan, zelfdeterminatietheorie; Hattie en Timperley (2007), The power of feedback; Dunlosky e.a. (2013), Psychological Science in the Public Interest; Kuijpers, loopbaancompetenties, en SLO/Expertisepunt LOB, Van kiezen naar leren kiezen; Dawson en Guare (2010), Smart but scattered teens; Tuckman (1965) en Tuckman en Jensen (1977); Ward e.a. (2017), Brain drain.</w:t>
+        <w:t xml:space="preserve">Bronnen: Zimmerman (2002), Self-regulated learning; Education Endowment Foundation (2018/2021), Metacognition and self-regulated learning; Locke en Latham (2002), American Psychologist; Duckworth, Grant, Loew, Oettingen en Gollwitzer (2011), Educational Psychology; Deci en Ryan, zelfdeterminatietheorie; Hattie en Timperley (2007), The power of feedback; Dunlosky e.a. (2013), Psychological Science in the Public Interest; Kuijpers, loopbaancompetenties, en SLO/Expertisepunt LOB, Van kiezen naar leren kiezen; SLO, Wat zijn executieve functies, en wat zijn ze niet? en Werken aan executieve functies; SLO (2019), Formatief evalueren in het voortgezet onderwijs; Tuckman (1965) en Tuckman en Jensen (1977); Ward e.a. (2017), Brain drain.</w:t>
       </w:r>
     </w:p>
     <w:p>

--- a/Jaarplanner_mentorlessen_havo4_hele_klas_2026-2027.docx
+++ b/Jaarplanner_mentorlessen_havo4_hele_klas_2026-2027.docx
@@ -556,6 +556,109 @@
           <w:szCs w:val="20"/>
         </w:rPr>
         <w:t xml:space="preserve">In een les met de hele klas lukken er drie à vier gesprekjes van vijf minuten. In acht lessen spreek je zo ongeveer dertig leerlingen apart, naast de drie MOL-gesprekken. Kies wie je spreekt niet alleen op volgorde, maar ook op signalen: een vak dat op 1 of 2 staat bij ‘klaar’, een groot verschil tussen verwacht en behaald cijfer, een doel dat niet loopt, een gedeelde lage score op welbevinden of een punt uit de leerlingbespreking.</w:t>
+      </w:r>
+    </w:p>
+    <w:p>
+      <w:pPr>
+        <w:pStyle w:val="Heading2"/>
+        <w:keepNext/>
+        <w:spacing w:after="100" w:before="200"/>
+      </w:pPr>
+      <w:r>
+        <w:rPr>
+          <w:rFonts w:ascii="Calibri" w:cs="Calibri" w:eastAsia="Calibri" w:hAnsi="Calibri"/>
+        </w:rPr>
+        <w:t xml:space="preserve">Basis en extra’s</w:t>
+      </w:r>
+    </w:p>
+    <w:p>
+      <w:pPr>
+        <w:spacing w:after="100" w:before="0" w:line="276"/>
+      </w:pPr>
+      <w:r>
+        <w:rPr>
+          <w:rFonts w:ascii="Calibri" w:cs="Calibri" w:eastAsia="Calibri" w:hAnsi="Calibri"/>
+          <w:b/>
+          <w:bCs/>
+          <w:color w:val="1F2328"/>
+          <w:sz w:val="20"/>
+          <w:szCs w:val="20"/>
+        </w:rPr>
+        <w:t xml:space="preserve">Zo werkt het, in drie handelingen.</w:t>
+      </w:r>
+      <w:r>
+        <w:rPr>
+          <w:rFonts w:ascii="Calibri" w:cs="Calibri" w:eastAsia="Calibri" w:hAnsi="Calibri"/>
+          <w:color w:val="1F2328"/>
+          <w:sz w:val="20"/>
+          <w:szCs w:val="20"/>
+        </w:rPr>
+        <w:t xml:space="preserve"> Eén keer: maak je klaslink in het mentorportaal en zet hem in Teams. Elke week: open in het mentorportaal de pagina </w:t>
+      </w:r>
+      <w:r>
+        <w:rPr>
+          <w:rFonts w:ascii="Calibri" w:cs="Calibri" w:eastAsia="Calibri" w:hAnsi="Calibri"/>
+          <w:b/>
+          <w:bCs/>
+          <w:color w:val="1F2328"/>
+          <w:sz w:val="20"/>
+          <w:szCs w:val="20"/>
+        </w:rPr>
+        <w:t xml:space="preserve">Deze week</w:t>
+      </w:r>
+      <w:r>
+        <w:rPr>
+          <w:rFonts w:ascii="Calibri" w:cs="Calibri" w:eastAsia="Calibri" w:hAnsi="Calibri"/>
+          <w:color w:val="1F2328"/>
+          <w:sz w:val="20"/>
+          <w:szCs w:val="20"/>
+        </w:rPr>
+        <w:t xml:space="preserve">; daar staan de opener, de les en wat leerlingen doen. Na de les: bekijk de controlestrook bovenaan de PDF’s. Meer hoeft niet.</w:t>
+      </w:r>
+    </w:p>
+    <w:p>
+      <w:pPr>
+        <w:spacing w:after="100" w:before="0" w:line="276"/>
+      </w:pPr>
+      <w:r>
+        <w:rPr>
+          <w:rFonts w:ascii="Calibri" w:cs="Calibri" w:eastAsia="Calibri" w:hAnsi="Calibri"/>
+          <w:b/>
+          <w:bCs/>
+          <w:color w:val="1F2328"/>
+          <w:sz w:val="20"/>
+          <w:szCs w:val="20"/>
+        </w:rPr>
+        <w:t xml:space="preserve">De basis</w:t>
+      </w:r>
+      <w:r>
+        <w:rPr>
+          <w:rFonts w:ascii="Calibri" w:cs="Calibri" w:eastAsia="Calibri" w:hAnsi="Calibri"/>
+          <w:color w:val="1F2328"/>
+          <w:sz w:val="20"/>
+          <w:szCs w:val="20"/>
+        </w:rPr>
+        <w:t xml:space="preserve"> staat altijd aan: de weekles met PDF, het actieplan, de toetsweekplannen en terugblikken, de spiegel, de tussenbalans, de eindbalans, het LOB-dossier en de voorbereiding van de MOL-gesprekken. </w:t>
+      </w:r>
+      <w:r>
+        <w:rPr>
+          <w:rFonts w:ascii="Calibri" w:cs="Calibri" w:eastAsia="Calibri" w:hAnsi="Calibri"/>
+          <w:b/>
+          <w:bCs/>
+          <w:color w:val="1F2328"/>
+          <w:sz w:val="20"/>
+          <w:szCs w:val="20"/>
+        </w:rPr>
+        <w:t xml:space="preserve">De extra’s</w:t>
+      </w:r>
+      <w:r>
+        <w:rPr>
+          <w:rFonts w:ascii="Calibri" w:cs="Calibri" w:eastAsia="Calibri" w:hAnsi="Calibri"/>
+          <w:color w:val="1F2328"/>
+          <w:sz w:val="20"/>
+          <w:szCs w:val="20"/>
+        </w:rPr>
+        <w:t xml:space="preserve"> zet je zelf aan in je klaslink: ouders reageren in de tool, feedback van klasgenoten, feedback van een docent, studievaardigheden en het gespreksslot. Onderdelen die met ‘Extra’ beginnen, gelden alleen als je dat extra hebt aangezet. Advies: begin met de basis en zet in periode 2 één extra aan.</w:t>
       </w:r>
     </w:p>
     <w:p>
@@ -7725,7 +7828,7 @@
                 <w:sz w:val="18"/>
                 <w:szCs w:val="18"/>
               </w:rPr>
-              <w:t xml:space="preserve">Korte uitleg: leerdoel of prestatiedoel, en waarom een als-dan-plan werkt. Leerlingen checken elkaars doelen in duo’s: de klasgenoot vult in de tool drie vragen, een top en een tip in. Daarna: in het MOL-gesprek is de leerling aan het woord. Laat duo’s elkaar in één minuut hun plan vertellen, met twee argumenten en bewijs. Gesprekjes over doelen die nog vaag zijn.</w:t>
+              <w:t xml:space="preserve">Korte uitleg: leerdoel of prestatiedoel, en waarom een als-dan-plan werkt. Leerlingen checken elkaars doelen in duo’s (met het extra klasgenotenfeedback vult de klasgenoot dat in de tool in). Daarna: in het MOL-gesprek is de leerling aan het woord. Laat duo’s elkaar in één minuut hun plan vertellen, met twee argumenten en bewijs. Gesprekjes over doelen die nog vaag zijn.</w:t>
             </w:r>
           </w:p>
         </w:tc>
@@ -9723,7 +9826,7 @@
                 <w:sz w:val="18"/>
                 <w:szCs w:val="18"/>
               </w:rPr>
-              <w:t xml:space="preserve">De leerlingen werken zelfstandig aan: Cijfers invullen in je terugblik, check op je doelen afmaken. Kies een docent voor feedback en kondig het aan. Jij voert gesprekjes en helpt waar het vastloopt.</w:t>
+              <w:t xml:space="preserve">De leerlingen werken zelfstandig aan: Cijfers invullen in je terugblik, check op je doelen afmaken. Extra: kies een docent voor feedback en kondig het aan. Jij voert gesprekjes en helpt waar het vastloopt.</w:t>
             </w:r>
           </w:p>
         </w:tc>
@@ -9755,7 +9858,7 @@
                 <w:sz w:val="18"/>
                 <w:szCs w:val="18"/>
               </w:rPr>
-              <w:t xml:space="preserve">Cijfers invullen in je terugblik, check op je doelen afmaken. Kies een docent voor feedback en kondig het aan.</w:t>
+              <w:t xml:space="preserve">Cijfers invullen in je terugblik, check op je doelen afmaken. Extra: kies een docent voor feedback en kondig het aan.</w:t>
             </w:r>
           </w:p>
         </w:tc>
@@ -10314,7 +10417,7 @@
                 <w:sz w:val="18"/>
                 <w:szCs w:val="18"/>
               </w:rPr>
-              <w:t xml:space="preserve">De leerlingen werken zelfstandig aan: LOB deel 1 inleveren in Magister. LOB 1-reflectie in de tool. Feedback van je docent verwerken. Jij voert gesprekjes en helpt waar het vastloopt.</w:t>
+              <w:t xml:space="preserve">De leerlingen werken zelfstandig aan: LOB deel 1 inleveren in Magister. LOB 1-reflectie in de tool. Extra: feedback van je docent verwerken. Jij voert gesprekjes en helpt waar het vastloopt.</w:t>
             </w:r>
           </w:p>
         </w:tc>
@@ -10346,7 +10449,7 @@
                 <w:sz w:val="18"/>
                 <w:szCs w:val="18"/>
               </w:rPr>
-              <w:t xml:space="preserve">LOB deel 1 inleveren in Magister. LOB 1-reflectie in de tool. Feedback van je docent verwerken.</w:t>
+              <w:t xml:space="preserve">LOB deel 1 inleveren in Magister. LOB 1-reflectie in de tool. Extra: feedback van je docent verwerken.</w:t>
             </w:r>
           </w:p>
         </w:tc>
@@ -13412,7 +13515,7 @@
                 <w:sz w:val="18"/>
                 <w:szCs w:val="18"/>
               </w:rPr>
-              <w:t xml:space="preserve">Tussentijdse check LOB deel 2 op volledigheid. Start toetsweekplan C. Docentfeedback 2 aankondigen (verdeling bewaken, collega’s informeren). Gesprekjes: welke richting trekt?</w:t>
+              <w:t xml:space="preserve">Tussentijdse check LOB deel 2 op volledigheid. Start toetsweekplan C. Extra docentfeedback 2 aankondigen (verdeling bewaken, collega’s informeren). Gesprekjes: welke richting trekt?</w:t>
             </w:r>
           </w:p>
         </w:tc>
@@ -13444,7 +13547,7 @@
                 <w:sz w:val="18"/>
                 <w:szCs w:val="18"/>
               </w:rPr>
-              <w:t xml:space="preserve">LOB deel 2 bijwerken. Toetsweekplan C starten. Kies een docent voor feedback en kondig het aan.</w:t>
+              <w:t xml:space="preserve">LOB deel 2 bijwerken. Toetsweekplan C starten. Extra: kies een docent voor feedback en kondig het aan.</w:t>
             </w:r>
           </w:p>
         </w:tc>
@@ -13658,7 +13761,7 @@
                 <w:sz w:val="18"/>
                 <w:szCs w:val="18"/>
               </w:rPr>
-              <w:t xml:space="preserve">De leerlingen werken zelfstandig aan: Toetsweekplan C maken. LOB deel 2 afronden. Feedback van je docent verwerken. Jij voert gesprekjes en helpt waar het vastloopt.</w:t>
+              <w:t xml:space="preserve">De leerlingen werken zelfstandig aan: Toetsweekplan C maken. LOB deel 2 afronden. Extra: feedback van je docent verwerken. Jij voert gesprekjes en helpt waar het vastloopt.</w:t>
             </w:r>
           </w:p>
         </w:tc>
@@ -13690,7 +13793,7 @@
                 <w:sz w:val="18"/>
                 <w:szCs w:val="18"/>
               </w:rPr>
-              <w:t xml:space="preserve">Toetsweekplan C maken. LOB deel 2 afronden. Feedback van je docent verwerken.</w:t>
+              <w:t xml:space="preserve">Toetsweekplan C maken. LOB deel 2 afronden. Extra: feedback van je docent verwerken.</w:t>
             </w:r>
           </w:p>
         </w:tc>

--- a/Jaarplanner_mentorlessen_havo4_hele_klas_2026-2027.docx
+++ b/Jaarplanner_mentorlessen_havo4_hele_klas_2026-2027.docx
@@ -4996,7 +4996,7 @@
         <w:rPr>
           <w:rFonts w:ascii="Calibri" w:cs="Calibri" w:eastAsia="Calibri" w:hAnsi="Calibri"/>
         </w:rPr>
-        <w:t xml:space="preserve">Mentorpagina, klaslink en gespreksmomenten</w:t>
+        <w:t xml:space="preserve">Mentorportaal, klaslink en gespreksmomenten</w:t>
       </w:r>
     </w:p>
     <w:p>
@@ -5010,7 +5010,7 @@
           <w:sz w:val="20"/>
           <w:szCs w:val="20"/>
         </w:rPr>
-        <w:t xml:space="preserve">Onder aan de startpagina van de tool staat een link naar de </w:t>
+        <w:t xml:space="preserve">Mentoren gebruiken een eigen adres: </w:t>
       </w:r>
       <w:r>
         <w:rPr>
@@ -5021,7 +5021,7 @@
           <w:sz w:val="20"/>
           <w:szCs w:val="20"/>
         </w:rPr>
-        <w:t xml:space="preserve">mentorpagina</w:t>
+        <w:t xml:space="preserve">https://weerthuis-cloud.github.io/H4-mentoraat/#mentor</w:t>
       </w:r>
       <w:r>
         <w:rPr>
@@ -5030,7 +5030,7 @@
           <w:sz w:val="20"/>
           <w:szCs w:val="20"/>
         </w:rPr>
-        <w:t xml:space="preserve">. Daar maak je een klaslink: je kiest je klas, of je met de hele of de halve klas werkt, en vóór welke lessen een gesprek verplicht is. Je kiest ook een pincode van 4 tot 8 cijfers. Die staat niet in de link en kent alleen jij. Zet de klaslink in Teams. Leerlingen die de tool via die link openen, krijgen automatisch jouw instellingen.</w:t>
+        <w:t xml:space="preserve"> (het mentorportaal). Leerlingen zien daar geen link naar. Daar maak je een klaslink: je kiest je klas, of je met de hele of de halve klas werkt, en vóór welke lessen een gesprek verplicht is. Je kiest ook een pincode van 4 tot 8 cijfers. Die staat niet in de link en kent alleen jij. Zet de klaslink in Teams. Leerlingen die de tool via die link openen, krijgen automatisch jouw instellingen.</w:t>
       </w:r>
     </w:p>
     <w:p>

--- a/Jaarplanner_mentorlessen_havo4_hele_klas_2026-2027.docx
+++ b/Jaarplanner_mentorlessen_havo4_hele_klas_2026-2027.docx
@@ -30,6 +30,743 @@
           <w:szCs w:val="22"/>
         </w:rPr>
         <w:t xml:space="preserve">Havo 4 · KSH Haarlemmermeer · 2026-2027 · doorlopende leerlijn ontwikkeling, toetsweken en LOB</w:t>
+      </w:r>
+    </w:p>
+    <w:p>
+      <w:pPr>
+        <w:pStyle w:val="Heading1"/>
+        <w:keepNext/>
+        <w:spacing w:after="100" w:before="280"/>
+      </w:pPr>
+      <w:r>
+        <w:rPr>
+          <w:rFonts w:ascii="Calibri" w:cs="Calibri" w:eastAsia="Calibri" w:hAnsi="Calibri"/>
+        </w:rPr>
+        <w:t xml:space="preserve">Stappenplan</w:t>
+      </w:r>
+    </w:p>
+    <w:tbl>
+      <w:tblPr>
+        <w:tblW w:type="dxa" w:w="15396"/>
+        <w:tblBorders>
+          <w:top w:val="single" w:color="auto" w:sz="4"/>
+          <w:left w:val="single" w:color="auto" w:sz="4"/>
+          <w:bottom w:val="single" w:color="auto" w:sz="4"/>
+          <w:right w:val="single" w:color="auto" w:sz="4"/>
+          <w:insideH w:val="single" w:color="auto" w:sz="4"/>
+          <w:insideV w:val="single" w:color="auto" w:sz="4"/>
+        </w:tblBorders>
+      </w:tblPr>
+      <w:tblGrid>
+        <w:gridCol w:w="5132"/>
+        <w:gridCol w:w="5132"/>
+        <w:gridCol w:w="5132"/>
+      </w:tblGrid>
+      <w:tr>
+        <w:trPr>
+          <w:cantSplit/>
+        </w:trPr>
+        <w:tc>
+          <w:tcPr>
+            <w:tcW w:type="dxa" w:w="5132"/>
+            <w:tcBorders>
+              <w:top w:val="single" w:color="C9C4B5" w:sz="4"/>
+              <w:left w:val="single" w:color="C9C4B5" w:sz="4"/>
+              <w:bottom w:val="single" w:color="C9C4B5" w:sz="4"/>
+              <w:right w:val="single" w:color="C9C4B5" w:sz="4"/>
+            </w:tcBorders>
+            <w:shd w:fill="0A58A3" w:color="auto" w:val="clear"/>
+            <w:tcMar>
+              <w:top w:type="dxa" w:w="60"/>
+              <w:left w:type="dxa" w:w="90"/>
+              <w:bottom w:type="dxa" w:w="60"/>
+              <w:right w:type="dxa" w:w="90"/>
+            </w:tcMar>
+            <w:vAlign w:val="top"/>
+          </w:tcPr>
+          <w:p>
+            <w:pPr>
+              <w:spacing w:after="40"/>
+            </w:pPr>
+            <w:r>
+              <w:rPr>
+                <w:rFonts w:ascii="Calibri" w:cs="Calibri" w:eastAsia="Calibri" w:hAnsi="Calibri"/>
+                <w:b/>
+                <w:bCs/>
+                <w:color w:val="FFFFFF"/>
+                <w:sz w:val="22"/>
+                <w:szCs w:val="22"/>
+              </w:rPr>
+              <w:t xml:space="preserve">Eén keer, voor les 1</w:t>
+            </w:r>
+          </w:p>
+        </w:tc>
+        <w:tc>
+          <w:tcPr>
+            <w:tcW w:type="dxa" w:w="5132"/>
+            <w:tcBorders>
+              <w:top w:val="single" w:color="C9C4B5" w:sz="4"/>
+              <w:left w:val="single" w:color="C9C4B5" w:sz="4"/>
+              <w:bottom w:val="single" w:color="C9C4B5" w:sz="4"/>
+              <w:right w:val="single" w:color="C9C4B5" w:sz="4"/>
+            </w:tcBorders>
+            <w:shd w:fill="B3141C" w:color="auto" w:val="clear"/>
+            <w:tcMar>
+              <w:top w:type="dxa" w:w="60"/>
+              <w:left w:type="dxa" w:w="90"/>
+              <w:bottom w:type="dxa" w:w="60"/>
+              <w:right w:type="dxa" w:w="90"/>
+            </w:tcMar>
+            <w:vAlign w:val="top"/>
+          </w:tcPr>
+          <w:p>
+            <w:pPr>
+              <w:spacing w:after="40"/>
+            </w:pPr>
+            <w:r>
+              <w:rPr>
+                <w:rFonts w:ascii="Calibri" w:cs="Calibri" w:eastAsia="Calibri" w:hAnsi="Calibri"/>
+                <w:b/>
+                <w:bCs/>
+                <w:color w:val="FFFFFF"/>
+                <w:sz w:val="22"/>
+                <w:szCs w:val="22"/>
+              </w:rPr>
+              <w:t xml:space="preserve">Elke week, in de les</w:t>
+            </w:r>
+          </w:p>
+        </w:tc>
+        <w:tc>
+          <w:tcPr>
+            <w:tcW w:type="dxa" w:w="5132"/>
+            <w:tcBorders>
+              <w:top w:val="single" w:color="C9C4B5" w:sz="4"/>
+              <w:left w:val="single" w:color="C9C4B5" w:sz="4"/>
+              <w:bottom w:val="single" w:color="C9C4B5" w:sz="4"/>
+              <w:right w:val="single" w:color="C9C4B5" w:sz="4"/>
+            </w:tcBorders>
+            <w:shd w:fill="2F7D32" w:color="auto" w:val="clear"/>
+            <w:tcMar>
+              <w:top w:type="dxa" w:w="60"/>
+              <w:left w:type="dxa" w:w="90"/>
+              <w:bottom w:type="dxa" w:w="60"/>
+              <w:right w:type="dxa" w:w="90"/>
+            </w:tcMar>
+            <w:vAlign w:val="top"/>
+          </w:tcPr>
+          <w:p>
+            <w:pPr>
+              <w:spacing w:after="40"/>
+            </w:pPr>
+            <w:r>
+              <w:rPr>
+                <w:rFonts w:ascii="Calibri" w:cs="Calibri" w:eastAsia="Calibri" w:hAnsi="Calibri"/>
+                <w:b/>
+                <w:bCs/>
+                <w:color w:val="FFFFFF"/>
+                <w:sz w:val="22"/>
+                <w:szCs w:val="22"/>
+              </w:rPr>
+              <w:t xml:space="preserve">Na de les, 10 minuten</w:t>
+            </w:r>
+          </w:p>
+        </w:tc>
+      </w:tr>
+      <w:tr>
+        <w:trPr>
+          <w:cantSplit/>
+        </w:trPr>
+        <w:tc>
+          <w:tcPr>
+            <w:tcW w:type="dxa" w:w="5132"/>
+            <w:tcBorders>
+              <w:top w:val="single" w:color="C9C4B5" w:sz="4"/>
+              <w:left w:val="single" w:color="C9C4B5" w:sz="4"/>
+              <w:bottom w:val="single" w:color="C9C4B5" w:sz="4"/>
+              <w:right w:val="single" w:color="C9C4B5" w:sz="4"/>
+            </w:tcBorders>
+            <w:tcMar>
+              <w:top w:type="dxa" w:w="60"/>
+              <w:left w:type="dxa" w:w="90"/>
+              <w:bottom w:type="dxa" w:w="60"/>
+              <w:right w:type="dxa" w:w="90"/>
+            </w:tcMar>
+            <w:vAlign w:val="top"/>
+          </w:tcPr>
+          <w:p>
+            <w:pPr>
+              <w:spacing w:after="40"/>
+            </w:pPr>
+            <w:r>
+              <w:rPr>
+                <w:rFonts w:ascii="Calibri" w:cs="Calibri" w:eastAsia="Calibri" w:hAnsi="Calibri"/>
+                <w:b/>
+                <w:bCs/>
+                <w:color w:val="1F2328"/>
+                <w:sz w:val="19"/>
+                <w:szCs w:val="19"/>
+              </w:rPr>
+              <w:t xml:space="preserve">1. Maak je klaslink</w:t>
+            </w:r>
+          </w:p>
+          <w:p>
+            <w:pPr>
+              <w:spacing w:after="40"/>
+            </w:pPr>
+            <w:r>
+              <w:rPr>
+                <w:rFonts w:ascii="Calibri" w:cs="Calibri" w:eastAsia="Calibri" w:hAnsi="Calibri"/>
+                <w:color w:val="1F2328"/>
+                <w:sz w:val="19"/>
+                <w:szCs w:val="19"/>
+              </w:rPr>
+              <w:t xml:space="preserve">Mentorportaal, tab Mijn klas. De eerste keer alleen de basis.</w:t>
+            </w:r>
+          </w:p>
+        </w:tc>
+        <w:tc>
+          <w:tcPr>
+            <w:tcW w:type="dxa" w:w="5132"/>
+            <w:tcBorders>
+              <w:top w:val="single" w:color="C9C4B5" w:sz="4"/>
+              <w:left w:val="single" w:color="C9C4B5" w:sz="4"/>
+              <w:bottom w:val="single" w:color="C9C4B5" w:sz="4"/>
+              <w:right w:val="single" w:color="C9C4B5" w:sz="4"/>
+            </w:tcBorders>
+            <w:tcMar>
+              <w:top w:type="dxa" w:w="60"/>
+              <w:left w:type="dxa" w:w="90"/>
+              <w:bottom w:type="dxa" w:w="60"/>
+              <w:right w:type="dxa" w:w="90"/>
+            </w:tcMar>
+            <w:vAlign w:val="top"/>
+          </w:tcPr>
+          <w:p>
+            <w:pPr>
+              <w:spacing w:after="40"/>
+            </w:pPr>
+            <w:r>
+              <w:rPr>
+                <w:rFonts w:ascii="Calibri" w:cs="Calibri" w:eastAsia="Calibri" w:hAnsi="Calibri"/>
+                <w:b/>
+                <w:bCs/>
+                <w:color w:val="1F2328"/>
+                <w:sz w:val="19"/>
+                <w:szCs w:val="19"/>
+              </w:rPr>
+              <w:t xml:space="preserve">1. Open Deze week</w:t>
+            </w:r>
+          </w:p>
+          <w:p>
+            <w:pPr>
+              <w:spacing w:after="40"/>
+            </w:pPr>
+            <w:r>
+              <w:rPr>
+                <w:rFonts w:ascii="Calibri" w:cs="Calibri" w:eastAsia="Calibri" w:hAnsi="Calibri"/>
+                <w:color w:val="1F2328"/>
+                <w:sz w:val="19"/>
+                <w:szCs w:val="19"/>
+              </w:rPr>
+              <w:t xml:space="preserve">Mentorportaal: alles voor deze les.</w:t>
+            </w:r>
+          </w:p>
+        </w:tc>
+        <w:tc>
+          <w:tcPr>
+            <w:tcW w:type="dxa" w:w="5132"/>
+            <w:tcBorders>
+              <w:top w:val="single" w:color="C9C4B5" w:sz="4"/>
+              <w:left w:val="single" w:color="C9C4B5" w:sz="4"/>
+              <w:bottom w:val="single" w:color="C9C4B5" w:sz="4"/>
+              <w:right w:val="single" w:color="C9C4B5" w:sz="4"/>
+            </w:tcBorders>
+            <w:tcMar>
+              <w:top w:type="dxa" w:w="60"/>
+              <w:left w:type="dxa" w:w="90"/>
+              <w:bottom w:type="dxa" w:w="60"/>
+              <w:right w:type="dxa" w:w="90"/>
+            </w:tcMar>
+            <w:vAlign w:val="top"/>
+          </w:tcPr>
+          <w:p>
+            <w:pPr>
+              <w:spacing w:after="40"/>
+            </w:pPr>
+            <w:r>
+              <w:rPr>
+                <w:rFonts w:ascii="Calibri" w:cs="Calibri" w:eastAsia="Calibri" w:hAnsi="Calibri"/>
+                <w:b/>
+                <w:bCs/>
+                <w:color w:val="1F2328"/>
+                <w:sz w:val="19"/>
+                <w:szCs w:val="19"/>
+              </w:rPr>
+              <w:t xml:space="preserve">1. Controlestrook</w:t>
+            </w:r>
+          </w:p>
+          <w:p>
+            <w:pPr>
+              <w:spacing w:after="40"/>
+            </w:pPr>
+            <w:r>
+              <w:rPr>
+                <w:rFonts w:ascii="Calibri" w:cs="Calibri" w:eastAsia="Calibri" w:hAnsi="Calibri"/>
+                <w:color w:val="1F2328"/>
+                <w:sz w:val="19"/>
+                <w:szCs w:val="19"/>
+              </w:rPr>
+              <w:t xml:space="preserve">Bovenaan elke PDF: tijdstip, getypte tijd, afsluiting.</w:t>
+            </w:r>
+          </w:p>
+        </w:tc>
+      </w:tr>
+      <w:tr>
+        <w:trPr>
+          <w:cantSplit/>
+        </w:trPr>
+        <w:tc>
+          <w:tcPr>
+            <w:tcW w:type="dxa" w:w="5132"/>
+            <w:tcBorders>
+              <w:top w:val="single" w:color="C9C4B5" w:sz="4"/>
+              <w:left w:val="single" w:color="C9C4B5" w:sz="4"/>
+              <w:bottom w:val="single" w:color="C9C4B5" w:sz="4"/>
+              <w:right w:val="single" w:color="C9C4B5" w:sz="4"/>
+            </w:tcBorders>
+            <w:tcMar>
+              <w:top w:type="dxa" w:w="60"/>
+              <w:left w:type="dxa" w:w="90"/>
+              <w:bottom w:type="dxa" w:w="60"/>
+              <w:right w:type="dxa" w:w="90"/>
+            </w:tcMar>
+            <w:vAlign w:val="top"/>
+          </w:tcPr>
+          <w:p>
+            <w:pPr>
+              <w:spacing w:after="40"/>
+            </w:pPr>
+            <w:r>
+              <w:rPr>
+                <w:rFonts w:ascii="Calibri" w:cs="Calibri" w:eastAsia="Calibri" w:hAnsi="Calibri"/>
+                <w:b/>
+                <w:bCs/>
+                <w:color w:val="1F2328"/>
+                <w:sz w:val="19"/>
+                <w:szCs w:val="19"/>
+              </w:rPr>
+              <w:t xml:space="preserve">2. Test de link</w:t>
+            </w:r>
+          </w:p>
+          <w:p>
+            <w:pPr>
+              <w:spacing w:after="40"/>
+            </w:pPr>
+            <w:r>
+              <w:rPr>
+                <w:rFonts w:ascii="Calibri" w:cs="Calibri" w:eastAsia="Calibri" w:hAnsi="Calibri"/>
+                <w:color w:val="1F2328"/>
+                <w:sz w:val="19"/>
+                <w:szCs w:val="19"/>
+              </w:rPr>
+              <w:t xml:space="preserve">Open hem in een privévenster.</w:t>
+            </w:r>
+          </w:p>
+        </w:tc>
+        <w:tc>
+          <w:tcPr>
+            <w:tcW w:type="dxa" w:w="5132"/>
+            <w:tcBorders>
+              <w:top w:val="single" w:color="C9C4B5" w:sz="4"/>
+              <w:left w:val="single" w:color="C9C4B5" w:sz="4"/>
+              <w:bottom w:val="single" w:color="C9C4B5" w:sz="4"/>
+              <w:right w:val="single" w:color="C9C4B5" w:sz="4"/>
+            </w:tcBorders>
+            <w:tcMar>
+              <w:top w:type="dxa" w:w="60"/>
+              <w:left w:type="dxa" w:w="90"/>
+              <w:bottom w:type="dxa" w:w="60"/>
+              <w:right w:type="dxa" w:w="90"/>
+            </w:tcMar>
+            <w:vAlign w:val="top"/>
+          </w:tcPr>
+          <w:p>
+            <w:pPr>
+              <w:spacing w:after="40"/>
+            </w:pPr>
+            <w:r>
+              <w:rPr>
+                <w:rFonts w:ascii="Calibri" w:cs="Calibri" w:eastAsia="Calibri" w:hAnsi="Calibri"/>
+                <w:b/>
+                <w:bCs/>
+                <w:color w:val="1F2328"/>
+                <w:sz w:val="19"/>
+                <w:szCs w:val="19"/>
+              </w:rPr>
+              <w:t xml:space="preserve">2. Opener, 5 minuten</w:t>
+            </w:r>
+          </w:p>
+          <w:p>
+            <w:pPr>
+              <w:spacing w:after="40"/>
+            </w:pPr>
+            <w:r>
+              <w:rPr>
+                <w:rFonts w:ascii="Calibri" w:cs="Calibri" w:eastAsia="Calibri" w:hAnsi="Calibri"/>
+                <w:color w:val="1F2328"/>
+                <w:sz w:val="19"/>
+                <w:szCs w:val="19"/>
+              </w:rPr>
+              <w:t xml:space="preserve">De werkvorm voor de groep.</w:t>
+            </w:r>
+          </w:p>
+        </w:tc>
+        <w:tc>
+          <w:tcPr>
+            <w:tcW w:type="dxa" w:w="5132"/>
+            <w:tcBorders>
+              <w:top w:val="single" w:color="C9C4B5" w:sz="4"/>
+              <w:left w:val="single" w:color="C9C4B5" w:sz="4"/>
+              <w:bottom w:val="single" w:color="C9C4B5" w:sz="4"/>
+              <w:right w:val="single" w:color="C9C4B5" w:sz="4"/>
+            </w:tcBorders>
+            <w:tcMar>
+              <w:top w:type="dxa" w:w="60"/>
+              <w:left w:type="dxa" w:w="90"/>
+              <w:bottom w:type="dxa" w:w="60"/>
+              <w:right w:type="dxa" w:w="90"/>
+            </w:tcMar>
+            <w:vAlign w:val="top"/>
+          </w:tcPr>
+          <w:p>
+            <w:pPr>
+              <w:spacing w:after="40"/>
+            </w:pPr>
+            <w:r>
+              <w:rPr>
+                <w:rFonts w:ascii="Calibri" w:cs="Calibri" w:eastAsia="Calibri" w:hAnsi="Calibri"/>
+                <w:b/>
+                <w:bCs/>
+                <w:color w:val="1F2328"/>
+                <w:sz w:val="19"/>
+                <w:szCs w:val="19"/>
+              </w:rPr>
+              <w:t xml:space="preserve">2. Reageer op vier of vijf</w:t>
+            </w:r>
+          </w:p>
+          <w:p>
+            <w:pPr>
+              <w:spacing w:after="40"/>
+            </w:pPr>
+            <w:r>
+              <w:rPr>
+                <w:rFonts w:ascii="Calibri" w:cs="Calibri" w:eastAsia="Calibri" w:hAnsi="Calibri"/>
+                <w:color w:val="1F2328"/>
+                <w:sz w:val="19"/>
+                <w:szCs w:val="19"/>
+              </w:rPr>
+              <w:t xml:space="preserve">Eén zin in Teams, steeds andere leerlingen.</w:t>
+            </w:r>
+          </w:p>
+        </w:tc>
+      </w:tr>
+      <w:tr>
+        <w:trPr>
+          <w:cantSplit/>
+        </w:trPr>
+        <w:tc>
+          <w:tcPr>
+            <w:tcW w:type="dxa" w:w="5132"/>
+            <w:tcBorders>
+              <w:top w:val="single" w:color="C9C4B5" w:sz="4"/>
+              <w:left w:val="single" w:color="C9C4B5" w:sz="4"/>
+              <w:bottom w:val="single" w:color="C9C4B5" w:sz="4"/>
+              <w:right w:val="single" w:color="C9C4B5" w:sz="4"/>
+            </w:tcBorders>
+            <w:tcMar>
+              <w:top w:type="dxa" w:w="60"/>
+              <w:left w:type="dxa" w:w="90"/>
+              <w:bottom w:type="dxa" w:w="60"/>
+              <w:right w:type="dxa" w:w="90"/>
+            </w:tcMar>
+            <w:vAlign w:val="top"/>
+          </w:tcPr>
+          <w:p>
+            <w:pPr>
+              <w:spacing w:after="40"/>
+            </w:pPr>
+            <w:r>
+              <w:rPr>
+                <w:rFonts w:ascii="Calibri" w:cs="Calibri" w:eastAsia="Calibri" w:hAnsi="Calibri"/>
+                <w:b/>
+                <w:bCs/>
+                <w:color w:val="1F2328"/>
+                <w:sz w:val="19"/>
+                <w:szCs w:val="19"/>
+              </w:rPr>
+              <w:t xml:space="preserve">3. Zet hem in Teams</w:t>
+            </w:r>
+          </w:p>
+          <w:p>
+            <w:pPr>
+              <w:spacing w:after="40"/>
+            </w:pPr>
+            <w:r>
+              <w:rPr>
+                <w:rFonts w:ascii="Calibri" w:cs="Calibri" w:eastAsia="Calibri" w:hAnsi="Calibri"/>
+                <w:color w:val="1F2328"/>
+                <w:sz w:val="19"/>
+                <w:szCs w:val="19"/>
+              </w:rPr>
+              <w:t xml:space="preserve">Op een vaste plek in het kanaal van je klas.</w:t>
+            </w:r>
+          </w:p>
+        </w:tc>
+        <w:tc>
+          <w:tcPr>
+            <w:tcW w:type="dxa" w:w="5132"/>
+            <w:tcBorders>
+              <w:top w:val="single" w:color="C9C4B5" w:sz="4"/>
+              <w:left w:val="single" w:color="C9C4B5" w:sz="4"/>
+              <w:bottom w:val="single" w:color="C9C4B5" w:sz="4"/>
+              <w:right w:val="single" w:color="C9C4B5" w:sz="4"/>
+            </w:tcBorders>
+            <w:tcMar>
+              <w:top w:type="dxa" w:w="60"/>
+              <w:left w:type="dxa" w:w="90"/>
+              <w:bottom w:type="dxa" w:w="60"/>
+              <w:right w:type="dxa" w:w="90"/>
+            </w:tcMar>
+            <w:vAlign w:val="top"/>
+          </w:tcPr>
+          <w:p>
+            <w:pPr>
+              <w:spacing w:after="40"/>
+            </w:pPr>
+            <w:r>
+              <w:rPr>
+                <w:rFonts w:ascii="Calibri" w:cs="Calibri" w:eastAsia="Calibri" w:hAnsi="Calibri"/>
+                <w:b/>
+                <w:bCs/>
+                <w:color w:val="1F2328"/>
+                <w:sz w:val="19"/>
+                <w:szCs w:val="19"/>
+              </w:rPr>
+              <w:t xml:space="preserve">3. De les</w:t>
+            </w:r>
+          </w:p>
+          <w:p>
+            <w:pPr>
+              <w:spacing w:after="40"/>
+            </w:pPr>
+            <w:r>
+              <w:rPr>
+                <w:rFonts w:ascii="Calibri" w:cs="Calibri" w:eastAsia="Calibri" w:hAnsi="Calibri"/>
+                <w:color w:val="1F2328"/>
+                <w:sz w:val="19"/>
+                <w:szCs w:val="19"/>
+              </w:rPr>
+              <w:t xml:space="preserve">Korte uitleg, leerlingen werken, jij voert drie à vier gesprekjes.</w:t>
+            </w:r>
+          </w:p>
+        </w:tc>
+        <w:tc>
+          <w:tcPr>
+            <w:tcW w:type="dxa" w:w="5132"/>
+            <w:tcBorders>
+              <w:top w:val="single" w:color="C9C4B5" w:sz="4"/>
+              <w:left w:val="single" w:color="C9C4B5" w:sz="4"/>
+              <w:bottom w:val="single" w:color="C9C4B5" w:sz="4"/>
+              <w:right w:val="single" w:color="C9C4B5" w:sz="4"/>
+            </w:tcBorders>
+            <w:tcMar>
+              <w:top w:type="dxa" w:w="60"/>
+              <w:left w:type="dxa" w:w="90"/>
+              <w:bottom w:type="dxa" w:w="60"/>
+              <w:right w:type="dxa" w:w="90"/>
+            </w:tcMar>
+            <w:vAlign w:val="top"/>
+          </w:tcPr>
+          <w:p>
+            <w:pPr>
+              <w:spacing w:after="40"/>
+            </w:pPr>
+            <w:r>
+              <w:rPr>
+                <w:rFonts w:ascii="Calibri" w:cs="Calibri" w:eastAsia="Calibri" w:hAnsi="Calibri"/>
+                <w:b/>
+                <w:bCs/>
+                <w:color w:val="1F2328"/>
+                <w:sz w:val="19"/>
+                <w:szCs w:val="19"/>
+              </w:rPr>
+              <w:t xml:space="preserve">3. Mist er een PDF?</w:t>
+            </w:r>
+          </w:p>
+          <w:p>
+            <w:pPr>
+              <w:spacing w:after="40"/>
+            </w:pPr>
+            <w:r>
+              <w:rPr>
+                <w:rFonts w:ascii="Calibri" w:cs="Calibri" w:eastAsia="Calibri" w:hAnsi="Calibri"/>
+                <w:color w:val="1F2328"/>
+                <w:sz w:val="19"/>
+                <w:szCs w:val="19"/>
+              </w:rPr>
+              <w:t xml:space="preserve">Die haalt de leerling de volgende les eerst in.</w:t>
+            </w:r>
+          </w:p>
+        </w:tc>
+      </w:tr>
+      <w:tr>
+        <w:trPr>
+          <w:cantSplit/>
+        </w:trPr>
+        <w:tc>
+          <w:tcPr>
+            <w:tcW w:type="dxa" w:w="5132"/>
+            <w:tcBorders>
+              <w:top w:val="single" w:color="C9C4B5" w:sz="4"/>
+              <w:left w:val="single" w:color="C9C4B5" w:sz="4"/>
+              <w:bottom w:val="single" w:color="C9C4B5" w:sz="4"/>
+              <w:right w:val="single" w:color="C9C4B5" w:sz="4"/>
+            </w:tcBorders>
+            <w:tcMar>
+              <w:top w:type="dxa" w:w="60"/>
+              <w:left w:type="dxa" w:w="90"/>
+              <w:bottom w:type="dxa" w:w="60"/>
+              <w:right w:type="dxa" w:w="90"/>
+            </w:tcMar>
+            <w:vAlign w:val="top"/>
+          </w:tcPr>
+          <w:p>
+            <w:pPr>
+              <w:spacing w:after="40"/>
+            </w:pPr>
+            <w:r>
+              <w:rPr>
+                <w:rFonts w:ascii="Calibri" w:cs="Calibri" w:eastAsia="Calibri" w:hAnsi="Calibri"/>
+                <w:b/>
+                <w:bCs/>
+                <w:color w:val="1F2328"/>
+                <w:sz w:val="19"/>
+                <w:szCs w:val="19"/>
+              </w:rPr>
+              <w:t xml:space="preserve">4. Les 1</w:t>
+            </w:r>
+          </w:p>
+          <w:p>
+            <w:pPr>
+              <w:spacing w:after="40"/>
+            </w:pPr>
+            <w:r>
+              <w:rPr>
+                <w:rFonts w:ascii="Calibri" w:cs="Calibri" w:eastAsia="Calibri" w:hAnsi="Calibri"/>
+                <w:color w:val="1F2328"/>
+                <w:sz w:val="19"/>
+                <w:szCs w:val="19"/>
+              </w:rPr>
+              <w:t xml:space="preserve">Leerlingen openen de tool via de link, vullen hun naam in, vinken vakken aan en oefenen de back-up.</w:t>
+            </w:r>
+          </w:p>
+        </w:tc>
+        <w:tc>
+          <w:tcPr>
+            <w:tcW w:type="dxa" w:w="5132"/>
+            <w:tcBorders>
+              <w:top w:val="single" w:color="C9C4B5" w:sz="4"/>
+              <w:left w:val="single" w:color="C9C4B5" w:sz="4"/>
+              <w:bottom w:val="single" w:color="C9C4B5" w:sz="4"/>
+              <w:right w:val="single" w:color="C9C4B5" w:sz="4"/>
+            </w:tcBorders>
+            <w:tcMar>
+              <w:top w:type="dxa" w:w="60"/>
+              <w:left w:type="dxa" w:w="90"/>
+              <w:bottom w:type="dxa" w:w="60"/>
+              <w:right w:type="dxa" w:w="90"/>
+            </w:tcMar>
+            <w:vAlign w:val="top"/>
+          </w:tcPr>
+          <w:p>
+            <w:pPr>
+              <w:spacing w:after="40"/>
+            </w:pPr>
+            <w:r>
+              <w:rPr>
+                <w:rFonts w:ascii="Calibri" w:cs="Calibri" w:eastAsia="Calibri" w:hAnsi="Calibri"/>
+                <w:b/>
+                <w:bCs/>
+                <w:color w:val="1F2328"/>
+                <w:sz w:val="19"/>
+                <w:szCs w:val="19"/>
+              </w:rPr>
+              <w:t xml:space="preserve">4. Laatste 5 minuten</w:t>
+            </w:r>
+          </w:p>
+          <w:p>
+            <w:pPr>
+              <w:spacing w:after="40"/>
+            </w:pPr>
+            <w:r>
+              <w:rPr>
+                <w:rFonts w:ascii="Calibri" w:cs="Calibri" w:eastAsia="Calibri" w:hAnsi="Calibri"/>
+                <w:color w:val="1F2328"/>
+                <w:sz w:val="19"/>
+                <w:szCs w:val="19"/>
+              </w:rPr>
+              <w:t xml:space="preserve">Afsluiten en PDF inleveren via Teams.</w:t>
+            </w:r>
+          </w:p>
+        </w:tc>
+        <w:tc>
+          <w:tcPr>
+            <w:tcW w:type="dxa" w:w="5132"/>
+            <w:tcBorders>
+              <w:top w:val="single" w:color="C9C4B5" w:sz="4"/>
+              <w:left w:val="single" w:color="C9C4B5" w:sz="4"/>
+              <w:bottom w:val="single" w:color="C9C4B5" w:sz="4"/>
+              <w:right w:val="single" w:color="C9C4B5" w:sz="4"/>
+            </w:tcBorders>
+            <w:tcMar>
+              <w:top w:type="dxa" w:w="60"/>
+              <w:left w:type="dxa" w:w="90"/>
+              <w:bottom w:type="dxa" w:w="60"/>
+              <w:right w:type="dxa" w:w="90"/>
+            </w:tcMar>
+            <w:vAlign w:val="top"/>
+          </w:tcPr>
+          <w:p>
+            <w:pPr>
+              <w:spacing w:after="40"/>
+            </w:pPr>
+          </w:p>
+        </w:tc>
+      </w:tr>
+    </w:tbl>
+    <w:p>
+      <w:pPr>
+        <w:spacing w:after="100" w:before="120" w:line="276"/>
+      </w:pPr>
+      <w:r>
+        <w:rPr>
+          <w:rFonts w:ascii="Calibri" w:cs="Calibri" w:eastAsia="Calibri" w:hAnsi="Calibri"/>
+          <w:b/>
+          <w:bCs/>
+          <w:color w:val="1F2328"/>
+          <w:sz w:val="20"/>
+          <w:szCs w:val="20"/>
+        </w:rPr>
+        <w:t xml:space="preserve">Soms:</w:t>
+      </w:r>
+      <w:r>
+        <w:rPr>
+          <w:rFonts w:ascii="Calibri" w:cs="Calibri" w:eastAsia="Calibri" w:hAnsi="Calibri"/>
+          <w:color w:val="1F2328"/>
+          <w:sz w:val="20"/>
+          <w:szCs w:val="20"/>
+        </w:rPr>
+        <w:t xml:space="preserve"> ziek of les valt uit → Planning aanpassen · gesprek gehad → Vrijgavecode (alleen bij gespreksslot) · extra aanzetten → nieuwe klaslink · leerling loopt vast → Vragen van leerlingen (tab Uitleg).</w:t>
       </w:r>
     </w:p>
     <w:p>
@@ -7569,7 +8306,7 @@
                 <w:sz w:val="18"/>
                 <w:szCs w:val="18"/>
               </w:rPr>
-              <w:t xml:space="preserve">De leerlingen werken zelfstandig aan: Actieplan stap 3 en 4: mini-SWOT en je twee doelen (SMART en als-dan-plan). Jij voert gesprekjes en helpt waar het vastloopt.</w:t>
+              <w:t xml:space="preserve">De leerlingen werken zelfstandig aan: actieplan stap 3 en 4: mini-SWOT en je twee doelen (SMART en als-dan-plan). Jij voert gesprekjes en helpt waar het vastloopt.</w:t>
             </w:r>
           </w:p>
         </w:tc>
@@ -7828,7 +8565,7 @@
                 <w:sz w:val="18"/>
                 <w:szCs w:val="18"/>
               </w:rPr>
-              <w:t xml:space="preserve">Korte uitleg: leerdoel of prestatiedoel, en waarom een als-dan-plan werkt. Leerlingen checken elkaars doelen in duo’s (met het extra klasgenotenfeedback vult de klasgenoot dat in de tool in). Daarna: in het MOL-gesprek is de leerling aan het woord. Laat duo’s elkaar in één minuut hun plan vertellen, met twee argumenten en bewijs. Gesprekjes over doelen die nog vaag zijn.</w:t>
+              <w:t xml:space="preserve">Korte uitleg: leerdoel of prestatiedoel, en waarom een als-dan-plan werkt. Leerlingen checken elkaars doelen in duo’s. Staat het extra ‘feedback van klasgenoten’ aan, dan vult de klasgenoot dat in de tool in. Daarna: in het MOL-gesprek is de leerling aan het woord. Laat duo’s elkaar in één minuut hun plan vertellen, met twee argumenten en bewijs. Gesprekjes over doelen die nog vaag zijn.</w:t>
             </w:r>
           </w:p>
         </w:tc>
@@ -8103,7 +8840,7 @@
                 <w:sz w:val="18"/>
                 <w:szCs w:val="18"/>
               </w:rPr>
-              <w:t xml:space="preserve">De leerlingen werken zelfstandig aan: Na het MOL-gesprek: afspraken invullen en terugkijken. LOB deel 1: interessetest. Jij voert gesprekjes en helpt waar het vastloopt.</w:t>
+              <w:t xml:space="preserve">De leerlingen werken zelfstandig aan: na het MOL-gesprek: afspraken invullen en terugkijken. LOB deel 1: interessetest. Jij voert gesprekjes en helpt waar het vastloopt.</w:t>
             </w:r>
           </w:p>
         </w:tc>
@@ -8828,7 +9565,7 @@
                 <w:sz w:val="18"/>
                 <w:szCs w:val="18"/>
               </w:rPr>
-              <w:t xml:space="preserve">De leerlingen werken zelfstandig aan: Kolom ‘vlak ervoor’ bijwerken. LOB deel 1: talententest. Jij voert gesprekjes en helpt waar het vastloopt.</w:t>
+              <w:t xml:space="preserve">De leerlingen werken zelfstandig aan: kolom ‘vlak ervoor’ bijwerken. LOB deel 1: talententest. Jij voert gesprekjes en helpt waar het vastloopt.</w:t>
             </w:r>
           </w:p>
         </w:tc>
@@ -9826,7 +10563,7 @@
                 <w:sz w:val="18"/>
                 <w:szCs w:val="18"/>
               </w:rPr>
-              <w:t xml:space="preserve">De leerlingen werken zelfstandig aan: Cijfers invullen in je terugblik, check op je doelen afmaken. Extra: kies een docent voor feedback en kondig het aan. Jij voert gesprekjes en helpt waar het vastloopt.</w:t>
+              <w:t xml:space="preserve">De leerlingen werken zelfstandig aan: cijfers invullen in je terugblik, check op je doelen afmaken. Extra: kies een docent voor feedback en kondig het aan. Jij voert gesprekjes en helpt waar het vastloopt.</w:t>
             </w:r>
           </w:p>
         </w:tc>
@@ -9947,7 +10684,7 @@
                 <w:sz w:val="18"/>
                 <w:szCs w:val="18"/>
               </w:rPr>
-              <w:t xml:space="preserve">Gesprek met de mentor verplicht vóór les 9. In de tool kan de leerling pas verder na dit gesprek (standaardinstelling, aan te passen op de mentorpagina).</w:t>
+              <w:t xml:space="preserve">Alleen als het gespreksslot aanstaat: gesprek met de mentor vóór les 9. In de tool kan de leerling pas verder na dit gesprek.</w:t>
             </w:r>
           </w:p>
         </w:tc>
@@ -11692,7 +12429,7 @@
                 <w:sz w:val="18"/>
                 <w:szCs w:val="18"/>
               </w:rPr>
-              <w:t xml:space="preserve">De leerlingen werken zelfstandig aan: Leren volgens je plan. Jij voert gesprekjes en helpt waar het vastloopt.</w:t>
+              <w:t xml:space="preserve">De leerlingen werken zelfstandig aan: leren volgens je plan. Jij voert gesprekjes en helpt waar het vastloopt.</w:t>
             </w:r>
           </w:p>
         </w:tc>
@@ -12458,7 +13195,7 @@
                 <w:sz w:val="18"/>
                 <w:szCs w:val="18"/>
               </w:rPr>
-              <w:t xml:space="preserve">De leerlingen werken zelfstandig aan: Spiegel: feedback invullen en vergelijken met je eigen beeld. Cijfers B invullen. Jij voert gesprekjes en helpt waar het vastloopt.</w:t>
+              <w:t xml:space="preserve">De leerlingen werken zelfstandig aan: spiegel: feedback invullen en vergelijken met je eigen beeld. Cijfers B invullen. Jij voert gesprekjes en helpt waar het vastloopt.</w:t>
             </w:r>
           </w:p>
         </w:tc>
@@ -12579,7 +13316,7 @@
                 <w:sz w:val="18"/>
                 <w:szCs w:val="18"/>
               </w:rPr>
-              <w:t xml:space="preserve">Gesprek met de mentor verplicht vóór les 17. In de tool kan de leerling pas verder na dit gesprek (standaardinstelling, aan te passen op de mentorpagina).</w:t>
+              <w:t xml:space="preserve">Alleen als het gespreksslot aanstaat: gesprek met de mentor vóór les 17. In de tool kan de leerling pas verder na dit gesprek.</w:t>
             </w:r>
           </w:p>
         </w:tc>
@@ -13049,7 +13786,7 @@
                 <w:sz w:val="18"/>
                 <w:szCs w:val="18"/>
               </w:rPr>
-              <w:t xml:space="preserve">De leerlingen werken zelfstandig aan: Na het MOL-gesprek: afspraken invullen en terugkijken. LOB deel 2: interview afspreken en voorbereiden. Jij voert gesprekjes en helpt waar het vastloopt.</w:t>
+              <w:t xml:space="preserve">De leerlingen werken zelfstandig aan: na het MOL-gesprek: afspraken invullen en terugkijken. LOB deel 2: interview afspreken en voorbereiden. Jij voert gesprekjes en helpt waar het vastloopt.</w:t>
             </w:r>
           </w:p>
         </w:tc>
@@ -13761,7 +14498,7 @@
                 <w:sz w:val="18"/>
                 <w:szCs w:val="18"/>
               </w:rPr>
-              <w:t xml:space="preserve">De leerlingen werken zelfstandig aan: Toetsweekplan C maken. LOB deel 2 afronden. Extra: feedback van je docent verwerken. Jij voert gesprekjes en helpt waar het vastloopt.</w:t>
+              <w:t xml:space="preserve">De leerlingen werken zelfstandig aan: toetsweekplan C maken. LOB deel 2 afronden. Extra: feedback van je docent verwerken. Jij voert gesprekjes en helpt waar het vastloopt.</w:t>
             </w:r>
           </w:p>
         </w:tc>
@@ -14768,7 +15505,7 @@
                 <w:sz w:val="18"/>
                 <w:szCs w:val="18"/>
               </w:rPr>
-              <w:t xml:space="preserve">De leerlingen werken zelfstandig aan: Na het MOL-gesprek: afspraken invullen en terugkijken. Terugblik toetsweek C: organisatie. Jij voert gesprekjes en helpt waar het vastloopt.</w:t>
+              <w:t xml:space="preserve">De leerlingen werken zelfstandig aan: na het MOL-gesprek: afspraken invullen en terugkijken. Terugblik toetsweek C: organisatie. Jij voert gesprekjes en helpt waar het vastloopt.</w:t>
             </w:r>
           </w:p>
         </w:tc>
@@ -15302,7 +16039,7 @@
                 <w:sz w:val="18"/>
                 <w:szCs w:val="18"/>
               </w:rPr>
-              <w:t xml:space="preserve">De leerlingen werken zelfstandig aan: Opzet pitch maken. Jij voert gesprekjes en helpt waar het vastloopt.</w:t>
+              <w:t xml:space="preserve">De leerlingen werken zelfstandig aan: opzet pitch maken. Jij voert gesprekjes en helpt waar het vastloopt.</w:t>
             </w:r>
           </w:p>
         </w:tc>
@@ -15630,7 +16367,7 @@
                 <w:sz w:val="18"/>
                 <w:szCs w:val="18"/>
               </w:rPr>
-              <w:t xml:space="preserve">Gesprek met de mentor verplicht vóór les 25. In de tool kan de leerling pas verder na dit gesprek (standaardinstelling, aan te passen op de mentorpagina).</w:t>
+              <w:t xml:space="preserve">Alleen als het gespreksslot aanstaat: gesprek met de mentor vóór les 25. In de tool kan de leerling pas verder na dit gesprek.</w:t>
             </w:r>
           </w:p>
         </w:tc>
@@ -16071,7 +16808,7 @@
                 <w:sz w:val="18"/>
                 <w:szCs w:val="18"/>
               </w:rPr>
-              <w:t xml:space="preserve">De leerlingen werken zelfstandig aan: Pitch oefenen, binnen 5 minuten. Jij voert gesprekjes en helpt waar het vastloopt.</w:t>
+              <w:t xml:space="preserve">De leerlingen werken zelfstandig aan: pitch oefenen, binnen 5 minuten. Jij voert gesprekjes en helpt waar het vastloopt.</w:t>
             </w:r>
           </w:p>
         </w:tc>
@@ -17097,7 +17834,7 @@
                 <w:sz w:val="18"/>
                 <w:szCs w:val="18"/>
               </w:rPr>
-              <w:t xml:space="preserve">De leerlingen werken zelfstandig aan: Eindbalans stap 1 tot en met 3. Jij voert gesprekjes en helpt waar het vastloopt.</w:t>
+              <w:t xml:space="preserve">De leerlingen werken zelfstandig aan: eindbalans stap 1 tot en met 3. Jij voert gesprekjes en helpt waar het vastloopt.</w:t>
             </w:r>
           </w:p>
         </w:tc>

--- a/Jaarplanner_mentorlessen_havo4_hele_klas_2026-2027.docx
+++ b/Jaarplanner_mentorlessen_havo4_hele_klas_2026-2027.docx
@@ -6955,7 +6955,7 @@
                 <w:sz w:val="18"/>
                 <w:szCs w:val="18"/>
               </w:rPr>
-              <w:t xml:space="preserve">Nulmeting: zeven executieve functies en de eigen manier van leren, met bewijs. Ronde 1: een nieuwe manier oefenen en testen in toetsweek A.</w:t>
+              <w:t xml:space="preserve">Nulmeting: de elf executieve functies van SLO en de eigen manier van leren, met bewijs. Ronde 1: een nieuwe manier oefenen en testen in toetsweek A.</w:t>
             </w:r>
           </w:p>
         </w:tc>
@@ -7541,6 +7541,20 @@
           <w:rFonts w:ascii="Calibri" w:cs="Calibri" w:eastAsia="Calibri" w:hAnsi="Calibri"/>
         </w:rPr>
         <w:t xml:space="preserve">Per les</w:t>
+      </w:r>
+    </w:p>
+    <w:p>
+      <w:pPr>
+        <w:spacing w:after="100" w:before="0" w:line="276"/>
+      </w:pPr>
+      <w:r>
+        <w:rPr>
+          <w:rFonts w:ascii="Calibri" w:cs="Calibri" w:eastAsia="Calibri" w:hAnsi="Calibri"/>
+          <w:color w:val="1F2328"/>
+          <w:sz w:val="20"/>
+          <w:szCs w:val="20"/>
+        </w:rPr>
+        <w:t xml:space="preserve">Datums: per week, want de lesdag verschilt per mentor. Met de data van jouw lesdag: stel je lesdag in bij Mijn klas › Klaslink maken en maak bij Jaaroverzicht › Lessen per week de PDF voor jezelf en de jaarplanner voor je leerlingen.</w:t>
       </w:r>
     </w:p>
     <w:p>

--- a/Jaarplanner_mentorlessen_havo4_hele_klas_2026-2027.docx
+++ b/Jaarplanner_mentorlessen_havo4_hele_klas_2026-2027.docx
@@ -3319,7 +3319,7 @@
                 <w:sz w:val="18"/>
                 <w:szCs w:val="18"/>
               </w:rPr>
-              <w:t xml:space="preserve">Iedereen noemt drie dingen over zichzelf, waarvan één niet waar is. De groep raadt welke. Begin zelf, dat zet de toon.</w:t>
+              <w:t xml:space="preserve">In groepjes van vier: iedereen noemt drie dingen over zichzelf, waarvan één niet waar is. De anderen raden welke. Daarna vertelt elk groepje het verrassendste weetje aan de klas.</w:t>
             </w:r>
           </w:p>
         </w:tc>
@@ -3488,7 +3488,7 @@
                 <w:sz w:val="18"/>
                 <w:szCs w:val="18"/>
               </w:rPr>
-              <w:t xml:space="preserve">Duo’s die elkaar nog niet kennen: drie minuten per persoon, drie vragen (wat doe je buiten school, waarom dit profiel, waar word je blij van). Daarna stelt ieder zijn partner in twee zinnen voor.</w:t>
+              <w:t xml:space="preserve">In duo’s die elkaar nog niet kennen: stel elkaar drie vragen. Wat doe je buiten school? Waarom koos je dit profiel? Waar word je blij van? Twee minuten per persoon. Daarna vertellen drie duo’s iets over hun partner.</w:t>
             </w:r>
           </w:p>
         </w:tc>
@@ -3520,7 +3520,7 @@
                 <w:sz w:val="18"/>
                 <w:szCs w:val="18"/>
               </w:rPr>
-              <w:t xml:space="preserve">Opstellen zonder praten: ga op volgorde staan van reistijd naar school, zonder te praten. Nabespreken: wie nam de leiding en hoe ging dat?</w:t>
+              <w:t xml:space="preserve">Ga op volgorde staan van reistijd naar school, zonder te praten. Daarna: wie nam de leiding, en hoe ging dat?</w:t>
             </w:r>
           </w:p>
         </w:tc>
@@ -3657,7 +3657,7 @@
                 <w:sz w:val="18"/>
                 <w:szCs w:val="18"/>
               </w:rPr>
-              <w:t xml:space="preserve">In drietallen één afspraak voor de mentorles, met het waarom. Kies er samen drie en zet ze in het Teams-kanaal. Laat de andere groep er de week erna op reageren, zodat de afspraken voor de hele klas gelden.</w:t>
+              <w:t xml:space="preserve">In drietallen: bedenk één afspraak die de mentorles beter maakt, met het waarom. Kies er samen drie. Die komen in het Teams-kanaal van de klas.</w:t>
             </w:r>
           </w:p>
         </w:tc>
@@ -3689,7 +3689,7 @@
                 <w:sz w:val="18"/>
                 <w:szCs w:val="18"/>
               </w:rPr>
-              <w:t xml:space="preserve">Check op de afspraken: per afspraak duim omhoog, opzij of omlaag. Scherp er één aan.</w:t>
+              <w:t xml:space="preserve">Check op de afspraken: per afspraak duim omhoog, opzij of omlaag. Scherp er samen één aan.</w:t>
             </w:r>
           </w:p>
         </w:tc>
@@ -3826,7 +3826,7 @@
                 <w:sz w:val="18"/>
                 <w:szCs w:val="18"/>
               </w:rPr>
-              <w:t xml:space="preserve">Iedereen schrijft op twee briefjes één aanpak die werkte en één valkuil. Rondgeven of ophangen en clusteren. Het laat zien dat het bij iedereen weleens misging.</w:t>
+              <w:t xml:space="preserve">Schrijf op twee briefjes: één aanpak die werkte in toetsweek A en één valkuil. Hang ze op en zoek samen wat vaak terugkomt. Het ging bij iedereen weleens mis.</w:t>
             </w:r>
           </w:p>
         </w:tc>
@@ -3995,7 +3995,7 @@
                 <w:sz w:val="18"/>
                 <w:szCs w:val="18"/>
               </w:rPr>
-              <w:t xml:space="preserve">Anoniem twee briefjes: wat werkt goed in deze klas en wat stoort je. Jij leest ze thuis en bespreekt de volgende keer twee trends, zonder namen. Stel een afspraak bij als dat nodig is.</w:t>
+              <w:t xml:space="preserve">Schrijf anoniem op twee briefjes: wat werkt goed in deze klas, en wat stoort je? Lever ze in. De volgende keer hoor je wat vaak terugkwam, zonder namen.</w:t>
             </w:r>
           </w:p>
         </w:tc>
@@ -4027,7 +4027,7 @@
                 <w:sz w:val="18"/>
                 <w:szCs w:val="18"/>
               </w:rPr>
-              <w:t xml:space="preserve">Minst bekende partner: een duo met degene die je het minst kent, drie vragen van een kaartje, zoals ‘waar ben je stiekem trots op?’</w:t>
+              <w:t xml:space="preserve">Minst bekende partner: maak een duo met degene die je het minst kent. Stel elkaar twee vragen, zoals: waar ben je stiekem trots op?</w:t>
             </w:r>
           </w:p>
         </w:tc>
@@ -4132,7 +4132,7 @@
                 <w:sz w:val="18"/>
                 <w:szCs w:val="18"/>
               </w:rPr>
-              <w:t xml:space="preserve">Papieren toren</w:t>
+              <w:t xml:space="preserve">Studiebuddy’s</w:t>
             </w:r>
           </w:p>
         </w:tc>
@@ -4164,7 +4164,7 @@
                 <w:sz w:val="18"/>
                 <w:szCs w:val="18"/>
               </w:rPr>
-              <w:t xml:space="preserve">Groepjes van vier, drie A4’tjes en twintig centimeter plakband, zes minuten: bouw de hoogste toren die blijft staan. Nabespreken: wie deed wat, wie werd niet gehoord?</w:t>
+              <w:t xml:space="preserve">Kies een studiebuddy voor toetsweek B, bij voorkeur iemand die je nog weinig kent. Spreek twee momenten af om elkaar te overhoren en laat elkaar je planning zien.</w:t>
             </w:r>
           </w:p>
         </w:tc>
@@ -4196,7 +4196,7 @@
                 <w:sz w:val="18"/>
                 <w:szCs w:val="18"/>
               </w:rPr>
-              <w:t xml:space="preserve">Rondje vóór de kerst: iedereen noemt één hoogtepunt en één dieptepunt van de eerste maanden. Jij sluit af met wat jou opviel aan deze groep.</w:t>
+              <w:t xml:space="preserve">Rondje vóór de kerst: in groepjes van vier noemt iedereen één hoogtepunt en één dieptepunt van de eerste maanden.</w:t>
             </w:r>
           </w:p>
         </w:tc>
@@ -4301,7 +4301,7 @@
                 <w:sz w:val="18"/>
                 <w:szCs w:val="18"/>
               </w:rPr>
-              <w:t xml:space="preserve">Studiebuddy’s</w:t>
+              <w:t xml:space="preserve">Papieren toren</w:t>
             </w:r>
           </w:p>
         </w:tc>
@@ -4333,7 +4333,7 @@
                 <w:sz w:val="18"/>
                 <w:szCs w:val="18"/>
               </w:rPr>
-              <w:t xml:space="preserve">Iedereen kiest een studiebuddy voor toetsweek B, bij voorkeur uit de andere groep. Buddy’s spreken twee momenten af om elkaar te overhoren en laten elkaar hun planning zien. Dit sluit aan bij de lijn studievaardigheden.</w:t>
+              <w:t xml:space="preserve">Groepjes van vier, drie A4’tjes en twintig centimeter plakband. Vijf minuten: bouw de hoogste toren die blijft staan. Daarna: wie deed wat, en wie werd niet gehoord?</w:t>
             </w:r>
           </w:p>
         </w:tc>
@@ -4365,7 +4365,7 @@
                 <w:sz w:val="18"/>
                 <w:szCs w:val="18"/>
               </w:rPr>
-              <w:t xml:space="preserve">Buddy-check van vijf minuten: laat elkaar je leerplanning zien. Eén vraag: wat doe je als je achterloopt?</w:t>
+              <w:t xml:space="preserve">Buddy-check: laat je studiebuddy je leerplanning zien. Eén vraag: wat doe je als je achterloopt?</w:t>
             </w:r>
           </w:p>
         </w:tc>
@@ -4502,7 +4502,7 @@
                 <w:sz w:val="18"/>
                 <w:szCs w:val="18"/>
               </w:rPr>
-              <w:t xml:space="preserve">Iedereen trekt twee namen en schrijft voor elk een concreet compliment: wat doet die persoon goed in de klas? Jij verzamelt en deelt uit. Dit sluit aan bij de spiegel: feedback begint met wat goed gaat.</w:t>
+              <w:t xml:space="preserve">Iedereen trekt twee namen en schrijft voor elk een concreet compliment: wat doet die persoon goed in de klas? De briefjes worden verzameld en uitgedeeld.</w:t>
             </w:r>
           </w:p>
         </w:tc>
@@ -4534,7 +4534,7 @@
                 <w:sz w:val="18"/>
                 <w:szCs w:val="18"/>
               </w:rPr>
-              <w:t xml:space="preserve">Tops en tips in duo’s: lees elkaars afsluiting van vorige les en geef één top en één tip op concreet, over jezelf en met een voorbeeld.</w:t>
+              <w:t xml:space="preserve">Tops en tips in duo’s: lees elkaars afsluiting van vorige les en geef één top en één tip: is het concreet, over jezelf en met een voorbeeld?</w:t>
             </w:r>
           </w:p>
         </w:tc>
@@ -4671,7 +4671,7 @@
                 <w:sz w:val="18"/>
                 <w:szCs w:val="18"/>
               </w:rPr>
-              <w:t xml:space="preserve">Drie rondes van twee minuten in steeds nieuwe duo’s: vertel je nieuwe doel, de ander stelt één kritische vraag. Een oefening voor het MOL-gesprek, waarin de leerling zijn plan verdedigt.</w:t>
+              <w:t xml:space="preserve">Drie rondes van twee minuten, steeds met iemand anders: vertel je doel van september. Is het gelukt, en waarom wel of niet? De ander stelt één kritische vraag.</w:t>
             </w:r>
           </w:p>
         </w:tc>
@@ -4703,7 +4703,7 @@
                 <w:sz w:val="18"/>
                 <w:szCs w:val="18"/>
               </w:rPr>
-              <w:t xml:space="preserve">Na MOL-gesprek 2: iedereen vertelt in één zin wat hij uit zijn gesprek meeneemt.</w:t>
+              <w:t xml:space="preserve">In duo’s: wat neem je mee uit je MOL-gesprek? Nog geen gesprek gehad? Vertel wat je gaat zeggen.</w:t>
             </w:r>
           </w:p>
         </w:tc>
@@ -4840,7 +4840,7 @@
                 <w:sz w:val="18"/>
                 <w:szCs w:val="18"/>
               </w:rPr>
-              <w:t xml:space="preserve">Iedereen schrijft op een post-it ‘Ik kan jou helpen met …’ (een vak, een programma, plannen). Op het bord of in Teams. Daarna koppelt iedereen zich aan één expert voor toetsweek C.</w:t>
+              <w:t xml:space="preserve">Iedereen schrijft op een post-it ‘Ik kan jou helpen met …’ (een vak, een programma, plannen). Plak ze op het bord. Kies één expert voor toetsweek C.</w:t>
             </w:r>
           </w:p>
         </w:tc>
@@ -4872,7 +4872,7 @@
                 <w:sz w:val="18"/>
                 <w:szCs w:val="18"/>
               </w:rPr>
-              <w:t xml:space="preserve">Hulpvraagronde: iedereen noemt één vak waar hij hulp bij zoekt; de groep denkt mee wie kan helpen.</w:t>
+              <w:t xml:space="preserve">Hulpvraagronde in groepjes van vier: iedereen noemt één vak waar hij hulp bij zoekt; de anderen denken mee wie kan helpen.</w:t>
             </w:r>
           </w:p>
         </w:tc>
@@ -5009,7 +5009,7 @@
                 <w:sz w:val="18"/>
                 <w:szCs w:val="18"/>
               </w:rPr>
-              <w:t xml:space="preserve">Eens of oneens, lopend: ‘Ik weet precies wat ik nodig heb om over te gaan.’ ‘Hulp vragen vind ik lastig.’ Laat leerlingen elkaar vragen stellen, niet jij.</w:t>
+              <w:t xml:space="preserve">Loop naar de kant van eens of oneens: ‘Ik weet precies wat ik nodig heb om over te gaan.’ ‘Hulp vragen vind ik lastig.’ Aan elke kant legt iemand uit waarom; de andere kant mag één vraag stellen.</w:t>
             </w:r>
           </w:p>
         </w:tc>
@@ -5178,7 +5178,7 @@
                 <w:sz w:val="18"/>
                 <w:szCs w:val="18"/>
               </w:rPr>
-              <w:t xml:space="preserve">In een kring praat iedereen dertig seconden over een onderwerp uit een pot (mijn favoriete app, het slechtste cadeau ooit). Zo oefen je veiligheid voordat de eindpitch komt. Lachen mag.</w:t>
+              <w:t xml:space="preserve">In groepjes van vier praat iedereen dertig seconden over een onderwerp uit een pot (mijn favoriete app, het slechtste cadeau ooit). Zo went praten voor een groep. Lachen mag.</w:t>
             </w:r>
           </w:p>
         </w:tc>
@@ -5210,7 +5210,7 @@
                 <w:sz w:val="18"/>
                 <w:szCs w:val="18"/>
               </w:rPr>
-              <w:t xml:space="preserve">Beroep raden: iemand beschrijft een beroep zonder de naam te noemen, de groep raadt.</w:t>
+              <w:t xml:space="preserve">Beroep raden: iemand beschrijft een beroep zonder de naam te noemen, de anderen raden.</w:t>
             </w:r>
           </w:p>
         </w:tc>
@@ -5315,7 +5315,7 @@
                 <w:sz w:val="18"/>
                 <w:szCs w:val="18"/>
               </w:rPr>
-              <w:t xml:space="preserve">Feedbacktrio’s</w:t>
+              <w:t xml:space="preserve">Je pitch in één zin</w:t>
             </w:r>
           </w:p>
         </w:tc>
@@ -5347,7 +5347,7 @@
                 <w:sz w:val="18"/>
                 <w:szCs w:val="18"/>
               </w:rPr>
-              <w:t xml:space="preserve">In trio’s: één pitcht, één geeft feedback op de criteria, één let op de tijd. Wisselen. Maak de trio’s gemengd.</w:t>
+              <w:t xml:space="preserve">In duo’s: vertel in één zin waar je pitch over gaat. De ander zegt wat hij daarna nog wil weten. Wissel.</w:t>
             </w:r>
           </w:p>
         </w:tc>
@@ -5379,7 +5379,7 @@
                 <w:sz w:val="18"/>
                 <w:szCs w:val="18"/>
               </w:rPr>
-              <w:t xml:space="preserve">Dezelfde trio’s, tweede ronde: alleen feedback op wat verbeterd is.</w:t>
+              <w:t xml:space="preserve">Openingszin: in groepjes van vier zegt iedereen hardop de eerste zin van zijn pitch. De anderen zeggen of ze verder willen luisteren.</w:t>
             </w:r>
           </w:p>
         </w:tc>
@@ -5516,7 +5516,7 @@
                 <w:sz w:val="18"/>
                 <w:szCs w:val="18"/>
               </w:rPr>
-              <w:t xml:space="preserve">Na elke pitch applaus en één compliment uit de groep. Jij wijst aan wie het compliment geeft, zodat het niet steeds dezelfden zijn.</w:t>
+              <w:t xml:space="preserve">Na elke pitch: applaus en één compliment uit de groep, steeds van iemand anders.</w:t>
             </w:r>
           </w:p>
         </w:tc>
@@ -5548,7 +5548,7 @@
                 <w:sz w:val="18"/>
                 <w:szCs w:val="18"/>
               </w:rPr>
-              <w:t xml:space="preserve">Ideeënbord: wat nam je mee uit de pitch van een ander? Iedereen één post-it.</w:t>
+              <w:t xml:space="preserve">Ideeënbord: iedereen schrijft op een post-it wat hij meenam uit de pitch van een ander.</w:t>
             </w:r>
           </w:p>
         </w:tc>
@@ -5685,7 +5685,7 @@
                 <w:sz w:val="18"/>
                 <w:szCs w:val="18"/>
               </w:rPr>
-              <w:t xml:space="preserve">Samen op het bord een tijdlijn van september tot nu, met hoogte- en dieptepunten van deze klas. Daarna ieder één zin: wat neem ik mee naar havo 5?</w:t>
+              <w:t xml:space="preserve">Samen op het bord een tijdlijn van september tot nu, met hoogte- en dieptepunten van deze klas. Daarna schrijft ieder één zin: wat neem ik mee naar havo 5?</w:t>
             </w:r>
           </w:p>
         </w:tc>
@@ -8074,7 +8074,7 @@
                 <w:sz w:val="18"/>
                 <w:szCs w:val="18"/>
               </w:rPr>
-              <w:t xml:space="preserve">Welkom en uitleg jaarlijn: waarom zelf je ontwikkeling bijhouden, hoe de tool werkt, privacy (alles blijft op je eigen apparaat). Samen: tool openen, vakken aanvinken, back-up naar OneDrive oefenen. Daarna stap 1 en 2 (terugkijken, waar sta ik nu). Gesprekjes: korte kennismaking met 3 à 4 leerlingen.</w:t>
+              <w:t xml:space="preserve">Welkom en uitleg jaarlijn: waarom zelf je ontwikkeling bijhouden, hoe de tool werkt, privacy (alles blijft op je eigen apparaat; alleen je PDF gaat naar je mentor). Samen: tool openen, vakken aanvinken, back-up naar OneDrive oefenen. Daarna stap 1 en 2 (terugkijken, waar sta ik nu). Gesprekjes: korte kennismaking met 3 à 4 leerlingen, als de tijd het toelaat.</w:t>
             </w:r>
           </w:p>
         </w:tc>
@@ -8579,7 +8579,7 @@
                 <w:sz w:val="18"/>
                 <w:szCs w:val="18"/>
               </w:rPr>
-              <w:t xml:space="preserve">Korte uitleg: leerdoel of prestatiedoel, en waarom een als-dan-plan werkt. Leerlingen checken elkaars doelen in duo’s. Staat het extra ‘feedback van klasgenoten’ aan, dan vult de klasgenoot dat in de tool in. Daarna: in het MOL-gesprek is de leerling aan het woord. Laat duo’s elkaar in één minuut hun plan vertellen, met twee argumenten en bewijs. Gesprekjes over doelen die nog vaag zijn.</w:t>
+              <w:t xml:space="preserve">Korte uitleg: leerdoel of prestatiedoel, en waarom een als-dan-plan werkt. Leerlingen checken elkaars doelen in duo’s. Staat het extra ‘feedback van klasgenoten’ aan, dan vult de klasgenoot dat in de tool in. Daarna: in het MOL-gesprek is de leerling aan het woord. Laat duo’s elkaar in twee minuten hun plan vertellen, met twee argumenten en bewijs. Gesprekjes over doelen die nog vaag zijn.</w:t>
             </w:r>
           </w:p>
         </w:tc>
@@ -8645,7 +8645,7 @@
                 <w:sz w:val="18"/>
                 <w:szCs w:val="18"/>
               </w:rPr>
-              <w:t xml:space="preserve">Actieplan-PDF inleveren (alle leerlingen)</w:t>
+              <w:t xml:space="preserve">Actieplan af, PDF van deze les inleveren</w:t>
             </w:r>
           </w:p>
           <w:p>
@@ -8854,7 +8854,7 @@
                 <w:sz w:val="18"/>
                 <w:szCs w:val="18"/>
               </w:rPr>
-              <w:t xml:space="preserve">De leerlingen werken zelfstandig aan: na het MOL-gesprek: afspraken invullen en terugkijken. LOB deel 1: interessetest. Jij voert gesprekjes en helpt waar het vastloopt.</w:t>
+              <w:t xml:space="preserve">De leerlingen werken zelfstandig aan: gesprek gehad? Afspraken invullen en terugkijken. LOB deel 1: interessetest. Is je profielreflectie nog niet af? Schrijf die dan ook. Jij voert gesprekjes en helpt waar het vastloopt.</w:t>
             </w:r>
           </w:p>
         </w:tc>
@@ -8886,7 +8886,7 @@
                 <w:sz w:val="18"/>
                 <w:szCs w:val="18"/>
               </w:rPr>
-              <w:t xml:space="preserve">Na het MOL-gesprek: afspraken invullen en terugkijken. LOB deel 1: interessetest.</w:t>
+              <w:t xml:space="preserve">Gesprek gehad? Afspraken invullen en terugkijken. LOB deel 1: interessetest. Is je profielreflectie nog niet af? Schrijf die dan ook.</w:t>
             </w:r>
           </w:p>
         </w:tc>
@@ -9579,7 +9579,7 @@
                 <w:sz w:val="18"/>
                 <w:szCs w:val="18"/>
               </w:rPr>
-              <w:t xml:space="preserve">De leerlingen werken zelfstandig aan: kolom ‘vlak ervoor’ bijwerken. LOB deel 1: talententest. Jij voert gesprekjes en helpt waar het vastloopt.</w:t>
+              <w:t xml:space="preserve">De leerlingen werken zelfstandig aan: kolom ‘vlak ervoor’ bijwerken, vragen voor SKIA bedenken. LOB deel 1: talententest. Jij voert gesprekjes en helpt waar het vastloopt.</w:t>
             </w:r>
           </w:p>
         </w:tc>
@@ -9611,7 +9611,7 @@
                 <w:sz w:val="18"/>
                 <w:szCs w:val="18"/>
               </w:rPr>
-              <w:t xml:space="preserve">Kolom ‘vlak ervoor’ bijwerken. LOB deel 1: talententest.</w:t>
+              <w:t xml:space="preserve">Kolom ‘vlak ervoor’ bijwerken, vragen voor SKIA bedenken. LOB deel 1: talententest.</w:t>
             </w:r>
           </w:p>
         </w:tc>
@@ -10318,7 +10318,7 @@
                 <w:sz w:val="18"/>
                 <w:szCs w:val="18"/>
               </w:rPr>
-              <w:t xml:space="preserve">Terugblik: hoe organiseerde je het, wat werkte? Cijfers vullen leerlingen aan zodra ze in Magister staan. Check op de doelen uit het actieplan. Gesprekjes met leerlingen met de grootste tegenvaller tussen verwacht en behaald.</w:t>
+              <w:t xml:space="preserve">Terugblik: hoe organiseerde je het, wat werkte? Cijfers vullen leerlingen aan zodra ze in Magister staan. Check op de doelen uit het actieplan. Gesprekjes met leerlingen met de grootste tegenvaller tussen verwacht en behaald. Wijs op de herkansingsdeadline (ma 23 nov 12.00 uur).</w:t>
             </w:r>
           </w:p>
         </w:tc>
@@ -10350,7 +10350,7 @@
                 <w:sz w:val="18"/>
                 <w:szCs w:val="18"/>
               </w:rPr>
-              <w:t xml:space="preserve">Terugblik toetsweek A en check op je doelen.</w:t>
+              <w:t xml:space="preserve">Terugblik toetsweek A en check op je doelen. Wil je toetsweek A herkansen? Meld je uiterlijk ma 23 nov 12.00 uur aan.</w:t>
             </w:r>
           </w:p>
         </w:tc>
@@ -10577,7 +10577,7 @@
                 <w:sz w:val="18"/>
                 <w:szCs w:val="18"/>
               </w:rPr>
-              <w:t xml:space="preserve">De leerlingen werken zelfstandig aan: cijfers invullen in je terugblik, check op je doelen afmaken. Extra: kies een docent voor feedback en kondig het aan. Jij voert gesprekjes en helpt waar het vastloopt.</w:t>
+              <w:t xml:space="preserve">De leerlingen werken zelfstandig aan: cijfers invullen in je terugblik, check op je doelen afmaken. Wil je toetsweek A herkansen? Meld je uiterlijk ma 23 nov 12.00 uur aan. Extra: kies een docent voor feedback en kondig het aan. Jij voert gesprekjes en helpt waar het vastloopt.</w:t>
             </w:r>
           </w:p>
         </w:tc>
@@ -10609,7 +10609,7 @@
                 <w:sz w:val="18"/>
                 <w:szCs w:val="18"/>
               </w:rPr>
-              <w:t xml:space="preserve">Cijfers invullen in je terugblik, check op je doelen afmaken. Extra: kies een docent voor feedback en kondig het aan.</w:t>
+              <w:t xml:space="preserve">Cijfers invullen in je terugblik, check op je doelen afmaken. Wil je toetsweek A herkansen? Meld je uiterlijk ma 23 nov 12.00 uur aan. Extra: kies een docent voor feedback en kondig het aan.</w:t>
             </w:r>
           </w:p>
         </w:tc>
@@ -10953,27 +10953,11 @@
             <w:r>
               <w:rPr>
                 <w:rFonts w:ascii="Calibri" w:cs="Calibri" w:eastAsia="Calibri" w:hAnsi="Calibri"/>
-                <w:b/>
-                <w:bCs/>
-                <w:color w:val="1F2328"/>
-                <w:sz w:val="18"/>
-                <w:szCs w:val="18"/>
-              </w:rPr>
-              <w:t xml:space="preserve">ma 23 nov 12.00 uur: aanmelden herkansing A</w:t>
-            </w:r>
-          </w:p>
-          <w:p>
-            <w:pPr>
-              <w:spacing w:after="40"/>
-            </w:pPr>
-            <w:r>
-              <w:rPr>
-                <w:rFonts w:ascii="Calibri" w:cs="Calibri" w:eastAsia="Calibri" w:hAnsi="Calibri"/>
-                <w:color w:val="1F2328"/>
-                <w:sz w:val="18"/>
-                <w:szCs w:val="18"/>
-              </w:rPr>
-              <w:t xml:space="preserve">Leerlingbesprekingen deze week: gebruik de PDF’s van actieplan en terugblik A</w:t>
+                <w:color w:val="1F2328"/>
+                <w:sz w:val="18"/>
+                <w:szCs w:val="18"/>
+              </w:rPr>
+              <w:t xml:space="preserve">ma 23 nov 12.00 uur aanmelden herkansing A · Leerlingbesprekingen deze week: gebruik de PDF’s van actieplan en terugblik A</w:t>
             </w:r>
           </w:p>
         </w:tc>
@@ -11429,7 +11413,7 @@
                 <w:sz w:val="18"/>
                 <w:szCs w:val="18"/>
               </w:rPr>
-              <w:t xml:space="preserve"> Papieren toren.</w:t>
+              <w:t xml:space="preserve"> Studiebuddy’s.</w:t>
             </w:r>
           </w:p>
           <w:p>
@@ -11688,7 +11672,7 @@
                 <w:sz w:val="18"/>
                 <w:szCs w:val="18"/>
               </w:rPr>
-              <w:t xml:space="preserve"> variant na ‘Papieren toren’.</w:t>
+              <w:t xml:space="preserve"> variant na ‘Studiebuddy’s’.</w:t>
             </w:r>
           </w:p>
           <w:p>
@@ -12154,7 +12138,7 @@
                 <w:sz w:val="18"/>
                 <w:szCs w:val="18"/>
               </w:rPr>
-              <w:t xml:space="preserve"> Studiebuddy’s.</w:t>
+              <w:t xml:space="preserve"> Papieren toren.</w:t>
             </w:r>
           </w:p>
           <w:p>
@@ -12248,7 +12232,7 @@
                 <w:sz w:val="18"/>
                 <w:szCs w:val="18"/>
               </w:rPr>
-              <w:t xml:space="preserve">ma 4 jan 60-minutenrooster</w:t>
+              <w:t xml:space="preserve">ma 4 jan 60-minutenrooster: valt je les op maandag, dan duurt hij 30 minuten</w:t>
             </w:r>
           </w:p>
         </w:tc>
@@ -12429,21 +12413,21 @@
                 <w:sz w:val="18"/>
                 <w:szCs w:val="18"/>
               </w:rPr>
-              <w:t xml:space="preserve"> variant na ‘Studiebuddy’s’.</w:t>
-            </w:r>
-          </w:p>
-          <w:p>
-            <w:pPr>
-              <w:spacing w:after="40"/>
-            </w:pPr>
-            <w:r>
-              <w:rPr>
-                <w:rFonts w:ascii="Calibri" w:cs="Calibri" w:eastAsia="Calibri" w:hAnsi="Calibri"/>
-                <w:color w:val="1F2328"/>
-                <w:sz w:val="18"/>
-                <w:szCs w:val="18"/>
-              </w:rPr>
-              <w:t xml:space="preserve">De leerlingen werken zelfstandig aan: leren volgens je plan. Jij voert gesprekjes en helpt waar het vastloopt.</w:t>
+              <w:t xml:space="preserve"> variant na ‘Papieren toren’.</w:t>
+            </w:r>
+          </w:p>
+          <w:p>
+            <w:pPr>
+              <w:spacing w:after="40"/>
+            </w:pPr>
+            <w:r>
+              <w:rPr>
+                <w:rFonts w:ascii="Calibri" w:cs="Calibri" w:eastAsia="Calibri" w:hAnsi="Calibri"/>
+                <w:color w:val="1F2328"/>
+                <w:sz w:val="18"/>
+                <w:szCs w:val="18"/>
+              </w:rPr>
+              <w:t xml:space="preserve">De leerlingen werken zelfstandig aan: leren volgens je plan: één vak, een kwartier jezelf overhoren, opschrijven wat je nog niet kon. Jij voert gesprekjes en helpt waar het vastloopt.</w:t>
             </w:r>
           </w:p>
         </w:tc>
@@ -12475,7 +12459,7 @@
                 <w:sz w:val="18"/>
                 <w:szCs w:val="18"/>
               </w:rPr>
-              <w:t xml:space="preserve">Leren volgens je plan.</w:t>
+              <w:t xml:space="preserve">Leren volgens je plan: één vak, een kwartier jezelf overhoren, opschrijven wat je nog niet kon.</w:t>
             </w:r>
           </w:p>
         </w:tc>
@@ -12950,7 +12934,7 @@
                 <w:sz w:val="18"/>
                 <w:szCs w:val="18"/>
               </w:rPr>
-              <w:t xml:space="preserve">Terugblik toetsweek B. Uitleg spiegel: eerst je eigen beeld, dan feedback vragen aan een docent, een klasgenoot en een ouder. Duo’s geven elkaar meteen feedback als klasgenoot.</w:t>
+              <w:t xml:space="preserve">Terugblik toetsweek B. Uitleg spiegel: eerst je eigen beeld, dan feedback vragen aan een klasgenoot en een ouder (en eventueel een docent). Duo’s geven elkaar meteen feedback als klasgenoot. Wijs op de herkansingsdeadline B (ma 8 feb 12.00 uur).</w:t>
             </w:r>
           </w:p>
         </w:tc>
@@ -12982,7 +12966,7 @@
                 <w:sz w:val="18"/>
                 <w:szCs w:val="18"/>
               </w:rPr>
-              <w:t xml:space="preserve">Terugblik toetsweek B. Spiegel stap 1 en 2: eigen beeld, feedback vragen.</w:t>
+              <w:t xml:space="preserve">Terugblik toetsweek B. Spiegel stap 1 en 2: eigen beeld, feedback vragen. Wil je toetsweek B herkansen? Meld je uiterlijk ma 8 feb 12.00 uur aan.</w:t>
             </w:r>
           </w:p>
         </w:tc>
@@ -13209,7 +13193,7 @@
                 <w:sz w:val="18"/>
                 <w:szCs w:val="18"/>
               </w:rPr>
-              <w:t xml:space="preserve">De leerlingen werken zelfstandig aan: spiegel: feedback invullen en vergelijken met je eigen beeld. Cijfers B invullen. Jij voert gesprekjes en helpt waar het vastloopt.</w:t>
+              <w:t xml:space="preserve">De leerlingen werken zelfstandig aan: spiegel stap 2 tot en met 4: feedback invullen, vergelijken en bijsturen. Cijfers B invullen. Wil je toetsweek B herkansen? Meld je uiterlijk ma 8 feb 12.00 uur aan. Jij voert gesprekjes en helpt waar het vastloopt.</w:t>
             </w:r>
           </w:p>
         </w:tc>
@@ -13241,7 +13225,7 @@
                 <w:sz w:val="18"/>
                 <w:szCs w:val="18"/>
               </w:rPr>
-              <w:t xml:space="preserve">Spiegel: feedback invullen en vergelijken met je eigen beeld. Cijfers B invullen.</w:t>
+              <w:t xml:space="preserve">Spiegel stap 2 tot en met 4: feedback invullen, vergelijken en bijsturen. Cijfers B invullen. Wil je toetsweek B herkansen? Meld je uiterlijk ma 8 feb 12.00 uur aan.</w:t>
             </w:r>
           </w:p>
         </w:tc>
@@ -13591,7 +13575,7 @@
                 <w:sz w:val="18"/>
                 <w:szCs w:val="18"/>
               </w:rPr>
-              <w:t xml:space="preserve">Tussenbalans-PDF inleveren (vr 12 feb)</w:t>
+              <w:t xml:space="preserve">Tussenbalans af, PDF van deze les inleveren (vr 12 feb)</w:t>
             </w:r>
           </w:p>
           <w:p>
@@ -13800,7 +13784,7 @@
                 <w:sz w:val="18"/>
                 <w:szCs w:val="18"/>
               </w:rPr>
-              <w:t xml:space="preserve">De leerlingen werken zelfstandig aan: na het MOL-gesprek: afspraken invullen en terugkijken. LOB deel 2: interview afspreken en voorbereiden. Jij voert gesprekjes en helpt waar het vastloopt.</w:t>
+              <w:t xml:space="preserve">De leerlingen werken zelfstandig aan: gesprek gehad? Afspraken invullen en terugkijken. LOB deel 2: interview afspreken en voorbereiden. Jij voert gesprekjes en helpt waar het vastloopt.</w:t>
             </w:r>
           </w:p>
         </w:tc>
@@ -13832,7 +13816,7 @@
                 <w:sz w:val="18"/>
                 <w:szCs w:val="18"/>
               </w:rPr>
-              <w:t xml:space="preserve">Na het MOL-gesprek: afspraken invullen en terugkijken. LOB deel 2: interview afspreken en voorbereiden.</w:t>
+              <w:t xml:space="preserve">Gesprek gehad? Afspraken invullen en terugkijken. LOB deel 2: interview afspreken en voorbereiden.</w:t>
             </w:r>
           </w:p>
         </w:tc>
@@ -14512,7 +14496,7 @@
                 <w:sz w:val="18"/>
                 <w:szCs w:val="18"/>
               </w:rPr>
-              <w:t xml:space="preserve">De leerlingen werken zelfstandig aan: toetsweekplan C maken. LOB deel 2 afronden. Extra: feedback van je docent verwerken. Jij voert gesprekjes en helpt waar het vastloopt.</w:t>
+              <w:t xml:space="preserve">De leerlingen werken zelfstandig aan: toetsweekplan C maken. LOB deel 2 afronden en LOB 2-reflectie beginnen. Extra: feedback van je docent verwerken. Jij voert gesprekjes en helpt waar het vastloopt.</w:t>
             </w:r>
           </w:p>
         </w:tc>
@@ -14544,7 +14528,7 @@
                 <w:sz w:val="18"/>
                 <w:szCs w:val="18"/>
               </w:rPr>
-              <w:t xml:space="preserve">Toetsweekplan C maken. LOB deel 2 afronden. Extra: feedback van je docent verwerken.</w:t>
+              <w:t xml:space="preserve">Toetsweekplan C maken. LOB deel 2 afronden en LOB 2-reflectie beginnen. Extra: feedback van je docent verwerken.</w:t>
             </w:r>
           </w:p>
         </w:tc>
@@ -14803,7 +14787,7 @@
                 <w:sz w:val="18"/>
                 <w:szCs w:val="18"/>
               </w:rPr>
-              <w:t xml:space="preserve">Toetsweekplan C afronden met doelcheck en overgang. LOB 2-reflectie. MOL-gesprek 3 voorbereiden en thuis laten zien.</w:t>
+              <w:t xml:space="preserve">Toetsweekplan C afronden met doelcheck en overgang. LOB 2-reflectie afmaken. MOL-gesprek 3 voorbereiden en vóór de toetsweek thuis laten zien.</w:t>
             </w:r>
           </w:p>
         </w:tc>
@@ -14837,21 +14821,7 @@
                 <w:sz w:val="18"/>
                 <w:szCs w:val="18"/>
               </w:rPr>
-              <w:t xml:space="preserve">LOB deel 2 inleveren · Toetsweekplan C-PDF inleveren (vr 19 mrt)</w:t>
-            </w:r>
-          </w:p>
-          <w:p>
-            <w:pPr>
-              <w:spacing w:after="40"/>
-            </w:pPr>
-            <w:r>
-              <w:rPr>
-                <w:rFonts w:ascii="Calibri" w:cs="Calibri" w:eastAsia="Calibri" w:hAnsi="Calibri"/>
-                <w:color w:val="1F2328"/>
-                <w:sz w:val="18"/>
-                <w:szCs w:val="18"/>
-              </w:rPr>
-              <w:t xml:space="preserve">do 18 mrt deadline profielkeuze (niet voor havo 4)</w:t>
+              <w:t xml:space="preserve">LOB deel 2 inleveren in Magister · toetsweekplan C af (vr 19 mrt)</w:t>
             </w:r>
           </w:p>
         </w:tc>
@@ -15778,7 +15748,7 @@
                 <w:sz w:val="18"/>
                 <w:szCs w:val="18"/>
               </w:rPr>
-              <w:t xml:space="preserve">Terugblik toetsweek C. Introductie eindpitch en criteria. Gesprekjes over de overgang: wie loopt risico?</w:t>
+              <w:t xml:space="preserve">Terugblik toetsweek C. Introductie eindpitch en criteria. Wijs op de herkansingsdeadline (ma 19 apr 12.00 uur). Gesprekjes over de overgang: wie loopt risico?</w:t>
             </w:r>
           </w:p>
         </w:tc>
@@ -15810,7 +15780,7 @@
                 <w:sz w:val="18"/>
                 <w:szCs w:val="18"/>
               </w:rPr>
-              <w:t xml:space="preserve">Terugblik toetsweek C. Uitleg eindpitch.</w:t>
+              <w:t xml:space="preserve">Terugblik toetsweek C. Uitleg eindpitch. Wil je herkansen? Schrijf je uiterlijk ma 19 apr 12.00 uur in.</w:t>
             </w:r>
           </w:p>
         </w:tc>
@@ -16113,27 +16083,11 @@
             <w:r>
               <w:rPr>
                 <w:rFonts w:ascii="Calibri" w:cs="Calibri" w:eastAsia="Calibri" w:hAnsi="Calibri"/>
-                <w:b/>
-                <w:bCs/>
-                <w:color w:val="1F2328"/>
-                <w:sz w:val="18"/>
-                <w:szCs w:val="18"/>
-              </w:rPr>
-              <w:t xml:space="preserve">ma 19 apr 12.00 uur: inschrijven herkansing</w:t>
-            </w:r>
-          </w:p>
-          <w:p>
-            <w:pPr>
-              <w:spacing w:after="40"/>
-            </w:pPr>
-            <w:r>
-              <w:rPr>
-                <w:rFonts w:ascii="Calibri" w:cs="Calibri" w:eastAsia="Calibri" w:hAnsi="Calibri"/>
-                <w:color w:val="1F2328"/>
-                <w:sz w:val="18"/>
-                <w:szCs w:val="18"/>
-              </w:rPr>
-              <w:t xml:space="preserve">do 22 apr herkansen SE’s A, B of C</w:t>
+                <w:color w:val="1F2328"/>
+                <w:sz w:val="18"/>
+                <w:szCs w:val="18"/>
+              </w:rPr>
+              <w:t xml:space="preserve">ma 19 apr 12.00 uur inschrijven herkansing · do 22 apr herkansen SE’s A, B of C</w:t>
             </w:r>
           </w:p>
         </w:tc>
@@ -16562,7 +16516,7 @@
                 <w:sz w:val="18"/>
                 <w:szCs w:val="18"/>
               </w:rPr>
-              <w:t xml:space="preserve"> Feedbacktrio’s.</w:t>
+              <w:t xml:space="preserve"> Je pitch in één zin.</w:t>
             </w:r>
           </w:p>
           <w:p>
@@ -16808,7 +16762,7 @@
                 <w:sz w:val="18"/>
                 <w:szCs w:val="18"/>
               </w:rPr>
-              <w:t xml:space="preserve"> variant na ‘Feedbacktrio’s’.</w:t>
+              <w:t xml:space="preserve"> variant na ‘Je pitch in één zin’.</w:t>
             </w:r>
           </w:p>
           <w:p>
@@ -16886,7 +16840,7 @@
                 <w:sz w:val="18"/>
                 <w:szCs w:val="18"/>
               </w:rPr>
-              <w:t xml:space="preserve">di 18 mei organisatiedag</w:t>
+              <w:t xml:space="preserve">di 18 mei organisatiedag: valt je les op dinsdag, dan vervalt hij</w:t>
             </w:r>
           </w:p>
         </w:tc>
@@ -17848,7 +17802,7 @@
                 <w:sz w:val="18"/>
                 <w:szCs w:val="18"/>
               </w:rPr>
-              <w:t xml:space="preserve">De leerlingen werken zelfstandig aan: eindbalans stap 1 tot en met 3. Jij voert gesprekjes en helpt waar het vastloopt.</w:t>
+              <w:t xml:space="preserve">De leerlingen werken zelfstandig aan: toetsweekplan D: kolom ‘vlak ervoor’ bijwerken. Eindbalans stap 1 tot en met 3 afmaken. Jij voert gesprekjes en helpt waar het vastloopt.</w:t>
             </w:r>
           </w:p>
         </w:tc>
@@ -17880,7 +17834,7 @@
                 <w:sz w:val="18"/>
                 <w:szCs w:val="18"/>
               </w:rPr>
-              <w:t xml:space="preserve">Eindbalans stap 1 tot en met 3.</w:t>
+              <w:t xml:space="preserve">Toetsweekplan D: kolom ‘vlak ervoor’ bijwerken. Eindbalans stap 1 tot en met 3 afmaken.</w:t>
             </w:r>
           </w:p>
         </w:tc>
@@ -18337,7 +18291,7 @@
                 <w:sz w:val="18"/>
                 <w:szCs w:val="18"/>
               </w:rPr>
-              <w:t xml:space="preserve">Thuis: eindbalans stap 4 en 5, met je cijfers van toetsweek D. PDF inleveren.</w:t>
+              <w:t xml:space="preserve">Eindbalans stap 4 en 5, met je cijfers van toetsweek D. PDF inleveren.</w:t>
             </w:r>
           </w:p>
         </w:tc>
@@ -18371,7 +18325,7 @@
                 <w:sz w:val="18"/>
                 <w:szCs w:val="18"/>
               </w:rPr>
-              <w:t xml:space="preserve">Eindbalans-PDF inleveren (vr 2 jul)</w:t>
+              <w:t xml:space="preserve">Eindbalans af, PDF van deze les inleveren (vr 2 jul)</w:t>
             </w:r>
           </w:p>
         </w:tc>

--- a/Jaarplanner_mentorlessen_havo4_hele_klas_2026-2027.docx
+++ b/Jaarplanner_mentorlessen_havo4_hele_klas_2026-2027.docx
@@ -15748,7 +15748,7 @@
                 <w:sz w:val="18"/>
                 <w:szCs w:val="18"/>
               </w:rPr>
-              <w:t xml:space="preserve">Terugblik toetsweek C. Introductie eindpitch en criteria. Wijs op de herkansingsdeadline (ma 19 apr 12.00 uur). Gesprekjes over de overgang: wie loopt risico?</w:t>
+              <w:t xml:space="preserve">Terugblik toetsweek C. Introductie eindpitch en criteria voor groep 2. Wijs op de herkansingsdeadline (ma 19 apr 12.00 uur). Gesprekjes over de overgang: wie loopt risico?</w:t>
             </w:r>
           </w:p>
         </w:tc>
